--- a/KashifSharma_991857768_Lab5_JoinDomain.docx
+++ b/KashifSharma_991857768_Lab5_JoinDomain.docx
@@ -7,7 +7,13 @@
         <w:pStyle w:val="Heading1"/>
       </w:pPr>
       <w:r>
-        <w:t>Remotely Joining Multiple Computers to an Active Directory Domain</w:t>
+        <w:t>Remotely Joining</w:t>
+      </w:r>
+      <w:r>
+        <w:t xml:space="preserve"> </w:t>
+      </w:r>
+      <w:r>
+        <w:t>Computers to Domain</w:t>
       </w:r>
     </w:p>
     <w:p>
@@ -21,7 +27,7 @@
         <w:rPr>
           <w:rFonts w:asciiTheme="majorHAnsi" w:eastAsia="Calibri" w:hAnsiTheme="majorHAnsi" w:cstheme="majorHAnsi"/>
         </w:rPr>
-        <w:t>PowerShell Scripting Assignment</w:t>
+        <w:t>Lab-5</w:t>
       </w:r>
     </w:p>
     <w:p>
@@ -230,74 +236,20 @@
           <w:sz w:val="17"/>
           <w:szCs w:val="17"/>
         </w:rPr>
-        <w:t>Resolve-</w:t>
-      </w:r>
-      <w:proofErr w:type="spellStart"/>
+        <w:t>Resolve-DnsName Kashif.powershell.com</w:t>
+      </w:r>
+    </w:p>
+    <w:p>
+      <w:pPr>
+        <w:shd w:val="clear" w:color="auto" w:fill="F3F4F6"/>
+      </w:pPr>
       <w:r>
         <w:rPr>
           <w:rFonts w:ascii="Consolas" w:eastAsia="Consolas" w:hAnsi="Consolas" w:cs="Consolas"/>
           <w:sz w:val="17"/>
           <w:szCs w:val="17"/>
         </w:rPr>
-        <w:t>DnsName</w:t>
-      </w:r>
-      <w:proofErr w:type="spellEnd"/>
-      <w:r>
-        <w:rPr>
-          <w:rFonts w:ascii="Consolas" w:eastAsia="Consolas" w:hAnsi="Consolas" w:cs="Consolas"/>
-          <w:sz w:val="17"/>
-          <w:szCs w:val="17"/>
-        </w:rPr>
-        <w:t xml:space="preserve"> Kashif.powershell.com</w:t>
-      </w:r>
-    </w:p>
-    <w:p>
-      <w:pPr>
-        <w:shd w:val="clear" w:color="auto" w:fill="F3F4F6"/>
-      </w:pPr>
-      <w:r>
-        <w:rPr>
-          <w:rFonts w:ascii="Consolas" w:eastAsia="Consolas" w:hAnsi="Consolas" w:cs="Consolas"/>
-          <w:sz w:val="17"/>
-          <w:szCs w:val="17"/>
-        </w:rPr>
-        <w:t>Enable-</w:t>
-      </w:r>
-      <w:proofErr w:type="spellStart"/>
-      <w:r>
-        <w:rPr>
-          <w:rFonts w:ascii="Consolas" w:eastAsia="Consolas" w:hAnsi="Consolas" w:cs="Consolas"/>
-          <w:sz w:val="17"/>
-          <w:szCs w:val="17"/>
-        </w:rPr>
-        <w:t>NetFirewallRule</w:t>
-      </w:r>
-      <w:proofErr w:type="spellEnd"/>
-      <w:r>
-        <w:rPr>
-          <w:rFonts w:ascii="Consolas" w:eastAsia="Consolas" w:hAnsi="Consolas" w:cs="Consolas"/>
-          <w:sz w:val="17"/>
-          <w:szCs w:val="17"/>
-        </w:rPr>
-        <w:t xml:space="preserve"> -</w:t>
-      </w:r>
-      <w:proofErr w:type="spellStart"/>
-      <w:r>
-        <w:rPr>
-          <w:rFonts w:ascii="Consolas" w:eastAsia="Consolas" w:hAnsi="Consolas" w:cs="Consolas"/>
-          <w:sz w:val="17"/>
-          <w:szCs w:val="17"/>
-        </w:rPr>
-        <w:t>DisplayGroup</w:t>
-      </w:r>
-      <w:proofErr w:type="spellEnd"/>
-      <w:r>
-        <w:rPr>
-          <w:rFonts w:ascii="Consolas" w:eastAsia="Consolas" w:hAnsi="Consolas" w:cs="Consolas"/>
-          <w:sz w:val="17"/>
-          <w:szCs w:val="17"/>
-        </w:rPr>
-        <w:t xml:space="preserve"> "Windows Management Instrumentation (WMI)"</w:t>
+        <w:t>Enable-NetFirewallRule -DisplayGroup "Windows Management Instrumentation (WMI)"</w:t>
       </w:r>
     </w:p>
     <w:p>
@@ -323,32 +275,13 @@
           <w:sz w:val="22"/>
           <w:szCs w:val="22"/>
         </w:rPr>
-        <w:t xml:space="preserve">The script reads a CSV file with one required column, </w:t>
-      </w:r>
-      <w:proofErr w:type="spellStart"/>
-      <w:r>
-        <w:rPr>
-          <w:rFonts w:ascii="Calibri" w:eastAsia="Calibri" w:hAnsi="Calibri" w:cs="Calibri"/>
-          <w:sz w:val="22"/>
-          <w:szCs w:val="22"/>
-        </w:rPr>
-        <w:t>ComputerName</w:t>
-      </w:r>
-      <w:proofErr w:type="spellEnd"/>
-      <w:r>
-        <w:rPr>
-          <w:rFonts w:ascii="Calibri" w:eastAsia="Calibri" w:hAnsi="Calibri" w:cs="Calibri"/>
-          <w:sz w:val="22"/>
-          <w:szCs w:val="22"/>
-        </w:rPr>
-        <w:t>. Blank rows and duplicate names are ignored. More client names can be added, one per line.</w:t>
-      </w:r>
-    </w:p>
-    <w:p>
-      <w:pPr>
-        <w:shd w:val="clear" w:color="auto" w:fill="F3F4F6"/>
-      </w:pPr>
-      <w:proofErr w:type="spellStart"/>
+        <w:t>The script reads a CSV file with one required column, ComputerName. Blank rows and duplicate names are ignored. More client names can be added, one per line.</w:t>
+      </w:r>
+    </w:p>
+    <w:p>
+      <w:pPr>
+        <w:shd w:val="clear" w:color="auto" w:fill="F3F4F6"/>
+      </w:pPr>
       <w:r>
         <w:rPr>
           <w:rFonts w:ascii="Consolas" w:eastAsia="Consolas" w:hAnsi="Consolas" w:cs="Consolas"/>
@@ -357,7 +290,6 @@
         </w:rPr>
         <w:t>ComputerName</w:t>
       </w:r>
-      <w:proofErr w:type="spellEnd"/>
     </w:p>
     <w:p>
       <w:pPr>
@@ -431,25 +363,7 @@
           <w:sz w:val="22"/>
           <w:szCs w:val="22"/>
         </w:rPr>
-        <w:t xml:space="preserve">Skip if already joined: a computer that is already in Kashif.powershell.com is reported as </w:t>
-      </w:r>
-      <w:proofErr w:type="spellStart"/>
-      <w:r>
-        <w:rPr>
-          <w:rFonts w:ascii="Calibri" w:eastAsia="Calibri" w:hAnsi="Calibri" w:cs="Calibri"/>
-          <w:sz w:val="22"/>
-          <w:szCs w:val="22"/>
-        </w:rPr>
-        <w:t>AlreadyJoined</w:t>
-      </w:r>
-      <w:proofErr w:type="spellEnd"/>
-      <w:r>
-        <w:rPr>
-          <w:rFonts w:ascii="Calibri" w:eastAsia="Calibri" w:hAnsi="Calibri" w:cs="Calibri"/>
-          <w:sz w:val="22"/>
-          <w:szCs w:val="22"/>
-        </w:rPr>
-        <w:t xml:space="preserve"> and is not restarted, because no restart is required.</w:t>
+        <w:t>Skip if already joined: a computer that is already in Kashif.powershell.com is reported as AlreadyJoined and is not restarted, because no restart is required.</w:t>
       </w:r>
     </w:p>
     <w:p>
@@ -467,61 +381,7 @@
           <w:sz w:val="22"/>
           <w:szCs w:val="22"/>
         </w:rPr>
-        <w:t>Join: runs Add-Computer with -</w:t>
-      </w:r>
-      <w:proofErr w:type="spellStart"/>
-      <w:r>
-        <w:rPr>
-          <w:rFonts w:ascii="Calibri" w:eastAsia="Calibri" w:hAnsi="Calibri" w:cs="Calibri"/>
-          <w:sz w:val="22"/>
-          <w:szCs w:val="22"/>
-        </w:rPr>
-        <w:t>ComputerName</w:t>
-      </w:r>
-      <w:proofErr w:type="spellEnd"/>
-      <w:r>
-        <w:rPr>
-          <w:rFonts w:ascii="Calibri" w:eastAsia="Calibri" w:hAnsi="Calibri" w:cs="Calibri"/>
-          <w:sz w:val="22"/>
-          <w:szCs w:val="22"/>
-        </w:rPr>
-        <w:t>, -</w:t>
-      </w:r>
-      <w:proofErr w:type="spellStart"/>
-      <w:r>
-        <w:rPr>
-          <w:rFonts w:ascii="Calibri" w:eastAsia="Calibri" w:hAnsi="Calibri" w:cs="Calibri"/>
-          <w:sz w:val="22"/>
-          <w:szCs w:val="22"/>
-        </w:rPr>
-        <w:t>LocalCredential</w:t>
-      </w:r>
-      <w:proofErr w:type="spellEnd"/>
-      <w:r>
-        <w:rPr>
-          <w:rFonts w:ascii="Calibri" w:eastAsia="Calibri" w:hAnsi="Calibri" w:cs="Calibri"/>
-          <w:sz w:val="22"/>
-          <w:szCs w:val="22"/>
-        </w:rPr>
-        <w:t xml:space="preserve"> and the domain credential, optionally placing the account in a specific OU with -</w:t>
-      </w:r>
-      <w:proofErr w:type="spellStart"/>
-      <w:r>
-        <w:rPr>
-          <w:rFonts w:ascii="Calibri" w:eastAsia="Calibri" w:hAnsi="Calibri" w:cs="Calibri"/>
-          <w:sz w:val="22"/>
-          <w:szCs w:val="22"/>
-        </w:rPr>
-        <w:t>OUPath</w:t>
-      </w:r>
-      <w:proofErr w:type="spellEnd"/>
-      <w:r>
-        <w:rPr>
-          <w:rFonts w:ascii="Calibri" w:eastAsia="Calibri" w:hAnsi="Calibri" w:cs="Calibri"/>
-          <w:sz w:val="22"/>
-          <w:szCs w:val="22"/>
-        </w:rPr>
-        <w:t>.</w:t>
+        <w:t>Join: runs Add-Computer with -ComputerName, -LocalCredential and the domain credential, optionally placing the account in a specific OU with -OUPath.</w:t>
       </w:r>
     </w:p>
     <w:p>
@@ -557,25 +417,7 @@
           <w:sz w:val="22"/>
           <w:szCs w:val="22"/>
         </w:rPr>
-        <w:t xml:space="preserve">Verify: reconnects after the restart and confirms that </w:t>
-      </w:r>
-      <w:proofErr w:type="spellStart"/>
-      <w:r>
-        <w:rPr>
-          <w:rFonts w:ascii="Calibri" w:eastAsia="Calibri" w:hAnsi="Calibri" w:cs="Calibri"/>
-          <w:sz w:val="22"/>
-          <w:szCs w:val="22"/>
-        </w:rPr>
-        <w:t>PartOfDomain</w:t>
-      </w:r>
-      <w:proofErr w:type="spellEnd"/>
-      <w:r>
-        <w:rPr>
-          <w:rFonts w:ascii="Calibri" w:eastAsia="Calibri" w:hAnsi="Calibri" w:cs="Calibri"/>
-          <w:sz w:val="22"/>
-          <w:szCs w:val="22"/>
-        </w:rPr>
-        <w:t xml:space="preserve"> is True and the domain is Kashif.powershell.com.</w:t>
+        <w:t>Verify: reconnects after the restart and confirms that PartOfDomain is True and the domain is Kashif.powershell.com.</w:t>
       </w:r>
     </w:p>
     <w:p>
@@ -593,25 +435,7 @@
           <w:sz w:val="22"/>
           <w:szCs w:val="22"/>
         </w:rPr>
-        <w:t>Report: displays a colour-coded summary and exports a CSV report (</w:t>
-      </w:r>
-      <w:proofErr w:type="spellStart"/>
-      <w:r>
-        <w:rPr>
-          <w:rFonts w:ascii="Calibri" w:eastAsia="Calibri" w:hAnsi="Calibri" w:cs="Calibri"/>
-          <w:sz w:val="22"/>
-          <w:szCs w:val="22"/>
-        </w:rPr>
-        <w:t>DomainJoinReport</w:t>
-      </w:r>
-      <w:proofErr w:type="spellEnd"/>
-      <w:r>
-        <w:rPr>
-          <w:rFonts w:ascii="Calibri" w:eastAsia="Calibri" w:hAnsi="Calibri" w:cs="Calibri"/>
-          <w:sz w:val="22"/>
-          <w:szCs w:val="22"/>
-        </w:rPr>
-        <w:t>_&lt;date-time&gt;.csv).</w:t>
+        <w:t>Report: displays a colour-coded summary and exports a CSV report (DomainJoinReport_&lt;date-time&gt;.csv).</w:t>
       </w:r>
     </w:p>
     <w:p>
@@ -680,25 +504,7 @@
           <w:sz w:val="22"/>
           <w:szCs w:val="22"/>
         </w:rPr>
-        <w:t xml:space="preserve">The laptop is not a domain member, so the DC must be added to </w:t>
-      </w:r>
-      <w:proofErr w:type="spellStart"/>
-      <w:r>
-        <w:rPr>
-          <w:rFonts w:ascii="Calibri" w:eastAsia="Calibri" w:hAnsi="Calibri" w:cs="Calibri"/>
-          <w:sz w:val="22"/>
-          <w:szCs w:val="22"/>
-        </w:rPr>
-        <w:t>TrustedHosts</w:t>
-      </w:r>
-      <w:proofErr w:type="spellEnd"/>
-      <w:r>
-        <w:rPr>
-          <w:rFonts w:ascii="Calibri" w:eastAsia="Calibri" w:hAnsi="Calibri" w:cs="Calibri"/>
-          <w:sz w:val="22"/>
-          <w:szCs w:val="22"/>
-        </w:rPr>
-        <w:t xml:space="preserve"> before a remoting session can be opened.</w:t>
+        <w:t>The laptop is not a domain member, so the DC must be added to TrustedHosts before a remoting session can be opened.</w:t>
       </w:r>
     </w:p>
     <w:p>
@@ -742,49 +548,15 @@
           <w:sz w:val="17"/>
           <w:szCs w:val="17"/>
         </w:rPr>
-        <w:t>Test-</w:t>
-      </w:r>
-      <w:proofErr w:type="spellStart"/>
-      <w:r>
-        <w:rPr>
-          <w:rFonts w:ascii="Consolas" w:eastAsia="Consolas" w:hAnsi="Consolas" w:cs="Consolas"/>
-          <w:sz w:val="17"/>
-          <w:szCs w:val="17"/>
-        </w:rPr>
-        <w:t>NetConnection</w:t>
-      </w:r>
-      <w:proofErr w:type="spellEnd"/>
-      <w:r>
-        <w:rPr>
-          <w:rFonts w:ascii="Consolas" w:eastAsia="Consolas" w:hAnsi="Consolas" w:cs="Consolas"/>
-          <w:sz w:val="17"/>
-          <w:szCs w:val="17"/>
-        </w:rPr>
-        <w:t xml:space="preserve"> 192.168.1.20 -Port 5985</w:t>
-      </w:r>
-    </w:p>
-    <w:p>
-      <w:pPr>
-        <w:shd w:val="clear" w:color="auto" w:fill="F3F4F6"/>
-      </w:pPr>
-      <w:r>
-        <w:t xml:space="preserve">Set-Item </w:t>
-      </w:r>
-      <w:proofErr w:type="spellStart"/>
-      <w:r>
-        <w:t>WSMan</w:t>
-      </w:r>
-      <w:proofErr w:type="spellEnd"/>
-      <w:r>
-        <w:t>:\localhost\Client\</w:t>
-      </w:r>
-      <w:proofErr w:type="spellStart"/>
-      <w:r>
-        <w:t>TrusetedHosts</w:t>
-      </w:r>
-      <w:proofErr w:type="spellEnd"/>
-      <w:r>
-        <w:t xml:space="preserve"> -Value “192.168.1.20” -Concatenate -Force</w:t>
+        <w:t>Test-NetConnection 192.168.1.20 -Port 5985</w:t>
+      </w:r>
+    </w:p>
+    <w:p>
+      <w:pPr>
+        <w:shd w:val="clear" w:color="auto" w:fill="F3F4F6"/>
+      </w:pPr>
+      <w:r>
+        <w:t>Set-Item WSMan:\localhost\Client\TrusetedHosts -Value “192.168.1.20” -Concatenate -Force</w:t>
       </w:r>
     </w:p>
     <w:p>
@@ -922,15 +694,7 @@
         <w:shd w:val="clear" w:color="auto" w:fill="F3F4F6"/>
       </w:pPr>
       <w:r>
-        <w:t>Enter-PSSession -</w:t>
-      </w:r>
-      <w:proofErr w:type="spellStart"/>
-      <w:r>
-        <w:t>ComputerName</w:t>
-      </w:r>
-      <w:proofErr w:type="spellEnd"/>
-      <w:r>
-        <w:t xml:space="preserve"> 192.168.1.20 -credential Kashif.powershell.com\administrator</w:t>
+        <w:t>Enter-PSSession -ComputerName 192.168.1.20 -credential Kashif.powershell.com\administrator</w:t>
       </w:r>
     </w:p>
     <w:p>
@@ -1203,25 +967,7 @@
           <w:szCs w:val="17"/>
         </w:rPr>
         <w:br/>
-        <w:t>.\Join-ComputersToDomain.ps1 -</w:t>
-      </w:r>
-      <w:proofErr w:type="spellStart"/>
-      <w:r>
-        <w:rPr>
-          <w:rFonts w:ascii="Consolas" w:eastAsia="Consolas" w:hAnsi="Consolas" w:cs="Consolas"/>
-          <w:sz w:val="17"/>
-          <w:szCs w:val="17"/>
-        </w:rPr>
-        <w:t>CsvPath</w:t>
-      </w:r>
-      <w:proofErr w:type="spellEnd"/>
-      <w:r>
-        <w:rPr>
-          <w:rFonts w:ascii="Consolas" w:eastAsia="Consolas" w:hAnsi="Consolas" w:cs="Consolas"/>
-          <w:sz w:val="17"/>
-          <w:szCs w:val="17"/>
-        </w:rPr>
-        <w:t xml:space="preserve"> .\Computers.csv $local</w:t>
+        <w:t>.\Join-ComputersToDomain.ps1 -CsvPath .\Computers.csv $local</w:t>
       </w:r>
     </w:p>
     <w:p>
@@ -1239,43 +985,7 @@
           <w:sz w:val="22"/>
           <w:szCs w:val="22"/>
         </w:rPr>
-        <w:t>The first command, $local = Get-Credential "DARKLORD\Administrator", asks for the password of the local Administrator account on the client computer DARKLORD and saves it securely in a variable called $local. The second command, .\Join-ComputersToDomain.ps1 -</w:t>
-      </w:r>
-      <w:proofErr w:type="spellStart"/>
-      <w:r>
-        <w:rPr>
-          <w:rFonts w:ascii="Calibri" w:eastAsia="Calibri" w:hAnsi="Calibri" w:cs="Calibri"/>
-          <w:sz w:val="22"/>
-          <w:szCs w:val="22"/>
-        </w:rPr>
-        <w:t>CsvPath</w:t>
-      </w:r>
-      <w:proofErr w:type="spellEnd"/>
-      <w:r>
-        <w:rPr>
-          <w:rFonts w:ascii="Calibri" w:eastAsia="Calibri" w:hAnsi="Calibri" w:cs="Calibri"/>
-          <w:sz w:val="22"/>
-          <w:szCs w:val="22"/>
-        </w:rPr>
-        <w:t xml:space="preserve"> .\Computers.csv -</w:t>
-      </w:r>
-      <w:proofErr w:type="spellStart"/>
-      <w:r>
-        <w:rPr>
-          <w:rFonts w:ascii="Calibri" w:eastAsia="Calibri" w:hAnsi="Calibri" w:cs="Calibri"/>
-          <w:sz w:val="22"/>
-          <w:szCs w:val="22"/>
-        </w:rPr>
-        <w:t>LocalCredential</w:t>
-      </w:r>
-      <w:proofErr w:type="spellEnd"/>
-      <w:r>
-        <w:rPr>
-          <w:rFonts w:ascii="Calibri" w:eastAsia="Calibri" w:hAnsi="Calibri" w:cs="Calibri"/>
-          <w:sz w:val="22"/>
-          <w:szCs w:val="22"/>
-        </w:rPr>
-        <w:t xml:space="preserve"> $local, runs my script. It reads the list of computers from Computers.csv and uses the saved local credential to connect to each computer and join it to the domain.</w:t>
+        <w:t>The first command, $local = Get-Credential "DARKLORD\Administrator", asks for the password of the local Administrator account on the client computer DARKLORD and saves it securely in a variable called $local. The second command, .\Join-ComputersToDomain.ps1 -CsvPath .\Computers.csv -LocalCredential $local, runs my script. It reads the list of computers from Computers.csv and uses the saved local credential to connect to each computer and join it to the domain.</w:t>
       </w:r>
     </w:p>
     <w:tbl>
@@ -1452,21 +1162,8 @@
         <w:shd w:val="clear" w:color="auto" w:fill="F3F4F6"/>
       </w:pPr>
       <w:r>
-        <w:t>Get-</w:t>
-      </w:r>
-      <w:proofErr w:type="spellStart"/>
-      <w:r>
-        <w:t>CimInstance</w:t>
-      </w:r>
-      <w:proofErr w:type="spellEnd"/>
-      <w:r>
-        <w:t xml:space="preserve"> Win32_ComputerSystem | Select Name, Domain, </w:t>
-      </w:r>
-      <w:proofErr w:type="spellStart"/>
-      <w:r>
-        <w:t>PartofDomain</w:t>
-      </w:r>
-      <w:proofErr w:type="spellEnd"/>
+        <w:t>Get-CimInstance Win32_ComputerSystem | Select Name, Domain, PartofDomain</w:t>
+      </w:r>
     </w:p>
     <w:p>
       <w:pPr>
@@ -1491,79 +1188,7 @@
           <w:sz w:val="24"/>
           <w:szCs w:val="24"/>
         </w:rPr>
-        <w:t xml:space="preserve">In this step, I verified that the client computer had actually joined the domain. First, I used Exit to leave the remote session on the Domain Controller and return to my laptop. Then I ran Enter-PSSession 192.168.1.200 -Credential Kashif.powershell.com\administrator to connect directly to the client computer (192.168.1.200) with the domain administrator account. The prompt path also shows C:\Users\Administrator.KASHIF, meaning Windows created a profile for the domain account on this computer. After changing the prompt to Kashif-PS&gt;, I ran hostname, which returned </w:t>
-      </w:r>
-      <w:proofErr w:type="spellStart"/>
-      <w:r>
-        <w:rPr>
-          <w:rFonts w:asciiTheme="minorHAnsi" w:hAnsiTheme="minorHAnsi" w:cstheme="minorHAnsi"/>
-          <w:sz w:val="24"/>
-          <w:szCs w:val="24"/>
-        </w:rPr>
-        <w:t>Darklord</w:t>
-      </w:r>
-      <w:proofErr w:type="spellEnd"/>
-      <w:r>
-        <w:rPr>
-          <w:rFonts w:asciiTheme="minorHAnsi" w:hAnsiTheme="minorHAnsi" w:cstheme="minorHAnsi"/>
-          <w:sz w:val="24"/>
-          <w:szCs w:val="24"/>
-        </w:rPr>
-        <w:t xml:space="preserve"> and confirmed I was on the correct computer. Finally, I ran Get-</w:t>
-      </w:r>
-      <w:proofErr w:type="spellStart"/>
-      <w:r>
-        <w:rPr>
-          <w:rFonts w:asciiTheme="minorHAnsi" w:hAnsiTheme="minorHAnsi" w:cstheme="minorHAnsi"/>
-          <w:sz w:val="24"/>
-          <w:szCs w:val="24"/>
-        </w:rPr>
-        <w:t>CimInstance</w:t>
-      </w:r>
-      <w:proofErr w:type="spellEnd"/>
-      <w:r>
-        <w:rPr>
-          <w:rFonts w:asciiTheme="minorHAnsi" w:hAnsiTheme="minorHAnsi" w:cstheme="minorHAnsi"/>
-          <w:sz w:val="24"/>
-          <w:szCs w:val="24"/>
-        </w:rPr>
-        <w:t xml:space="preserve"> Win32_ComputerSystem | Select Name, Domain, </w:t>
-      </w:r>
-      <w:proofErr w:type="spellStart"/>
-      <w:r>
-        <w:rPr>
-          <w:rFonts w:asciiTheme="minorHAnsi" w:hAnsiTheme="minorHAnsi" w:cstheme="minorHAnsi"/>
-          <w:sz w:val="24"/>
-          <w:szCs w:val="24"/>
-        </w:rPr>
-        <w:t>PartOfDomain</w:t>
-      </w:r>
-      <w:proofErr w:type="spellEnd"/>
-      <w:r>
-        <w:rPr>
-          <w:rFonts w:asciiTheme="minorHAnsi" w:hAnsiTheme="minorHAnsi" w:cstheme="minorHAnsi"/>
-          <w:sz w:val="24"/>
-          <w:szCs w:val="24"/>
-        </w:rPr>
-        <w:t xml:space="preserve"> to check its domain membership. The output shows the name DARKLORD, the domain Kashif.powershell.com, and </w:t>
-      </w:r>
-      <w:proofErr w:type="spellStart"/>
-      <w:r>
-        <w:rPr>
-          <w:rFonts w:asciiTheme="minorHAnsi" w:hAnsiTheme="minorHAnsi" w:cstheme="minorHAnsi"/>
-          <w:sz w:val="24"/>
-          <w:szCs w:val="24"/>
-        </w:rPr>
-        <w:t>PartOfDomain</w:t>
-      </w:r>
-      <w:proofErr w:type="spellEnd"/>
-      <w:r>
-        <w:rPr>
-          <w:rFonts w:asciiTheme="minorHAnsi" w:hAnsiTheme="minorHAnsi" w:cstheme="minorHAnsi"/>
-          <w:sz w:val="24"/>
-          <w:szCs w:val="24"/>
-        </w:rPr>
-        <w:t xml:space="preserve"> as True. This proves that my script successfully joined the client computer to the domain.</w:t>
+        <w:t>In this step, I verified that the client computer had actually joined the domain. First, I used Exit to leave the remote session on the Domain Controller and return to my laptop. Then I ran Enter-PSSession 192.168.1.200 -Credential Kashif.powershell.com\administrator to connect directly to the client computer (192.168.1.200) with the domain administrator account. The prompt path also shows C:\Users\Administrator.KASHIF, meaning Windows created a profile for the domain account on this computer. After changing the prompt to Kashif-PS&gt;, I ran hostname, which returned Darklord and confirmed I was on the correct computer. Finally, I ran Get-CimInstance Win32_ComputerSystem | Select Name, Domain, PartOfDomain to check its domain membership. The output shows the name DARKLORD, the domain Kashif.powershell.com, and PartOfDomain as True. This proves that my script successfully joined the client computer to the domain.</w:t>
       </w:r>
     </w:p>
     <w:p>
@@ -1678,25 +1303,7 @@
           <w:i/>
           <w:iCs/>
         </w:rPr>
-        <w:t xml:space="preserve">Exit and enter to </w:t>
-      </w:r>
-      <w:proofErr w:type="spellStart"/>
-      <w:r>
-        <w:rPr>
-          <w:rFonts w:ascii="Calibri" w:eastAsia="Calibri" w:hAnsi="Calibri" w:cs="Calibri"/>
-          <w:i/>
-          <w:iCs/>
-        </w:rPr>
-        <w:t>Darklord</w:t>
-      </w:r>
-      <w:proofErr w:type="spellEnd"/>
-      <w:r>
-        <w:rPr>
-          <w:rFonts w:ascii="Calibri" w:eastAsia="Calibri" w:hAnsi="Calibri" w:cs="Calibri"/>
-          <w:i/>
-          <w:iCs/>
-        </w:rPr>
-        <w:t xml:space="preserve"> using the Kashif.powershell.com Domain</w:t>
+        <w:t>Exit and enter to Darklord using the Kashif.powershell.com Domain</w:t>
       </w:r>
     </w:p>
     <w:tbl>
@@ -1801,25 +1408,7 @@
           <w:i/>
           <w:iCs/>
         </w:rPr>
-        <w:t xml:space="preserve">: Verifying we are in the </w:t>
-      </w:r>
-      <w:proofErr w:type="spellStart"/>
-      <w:r>
-        <w:rPr>
-          <w:rFonts w:ascii="Calibri" w:eastAsia="Calibri" w:hAnsi="Calibri" w:cs="Calibri"/>
-          <w:i/>
-          <w:iCs/>
-        </w:rPr>
-        <w:t>Darklord</w:t>
-      </w:r>
-      <w:proofErr w:type="spellEnd"/>
-      <w:r>
-        <w:rPr>
-          <w:rFonts w:ascii="Calibri" w:eastAsia="Calibri" w:hAnsi="Calibri" w:cs="Calibri"/>
-          <w:i/>
-          <w:iCs/>
-        </w:rPr>
-        <w:t xml:space="preserve"> and checking to which domain this IP is connected to..</w:t>
+        <w:t>: Verifying we are in the Darklord and checking to which domain this IP is connected to..</w:t>
       </w:r>
     </w:p>
     <w:p>
@@ -2251,16 +1840,8 @@
         <w:rPr>
           <w:rFonts w:ascii="Consolas" w:eastAsia="Consolas" w:hAnsi="Consolas" w:cs="Consolas"/>
         </w:rPr>
-        <w:t xml:space="preserve">.PARAMETER </w:t>
-      </w:r>
-      <w:proofErr w:type="spellStart"/>
-      <w:r>
-        <w:rPr>
-          <w:rFonts w:ascii="Consolas" w:eastAsia="Consolas" w:hAnsi="Consolas" w:cs="Consolas"/>
-        </w:rPr>
-        <w:t>CsvPath</w:t>
-      </w:r>
-      <w:proofErr w:type="spellEnd"/>
+        <w:t>.PARAMETER CsvPath</w:t>
+      </w:r>
     </w:p>
     <w:p>
       <w:pPr>
@@ -2287,52 +1868,30 @@
         <w:rPr>
           <w:rFonts w:ascii="Consolas" w:eastAsia="Consolas" w:hAnsi="Consolas" w:cs="Consolas"/>
         </w:rPr>
-        <w:t>    named "</w:t>
-      </w:r>
-      <w:proofErr w:type="spellStart"/>
-      <w:r>
-        <w:rPr>
-          <w:rFonts w:ascii="Consolas" w:eastAsia="Consolas" w:hAnsi="Consolas" w:cs="Consolas"/>
-        </w:rPr>
-        <w:t>ComputerName</w:t>
-      </w:r>
-      <w:proofErr w:type="spellEnd"/>
-      <w:r>
-        <w:rPr>
-          <w:rFonts w:ascii="Consolas" w:eastAsia="Consolas" w:hAnsi="Consolas" w:cs="Consolas"/>
-        </w:rPr>
-        <w:t>".</w:t>
-      </w:r>
-    </w:p>
-    <w:p>
-      <w:pPr>
-        <w:shd w:val="clear" w:color="auto" w:fill="F3F4F6"/>
-        <w:rPr>
-          <w:rFonts w:ascii="Consolas" w:eastAsia="Consolas" w:hAnsi="Consolas" w:cs="Consolas"/>
-        </w:rPr>
-      </w:pPr>
-    </w:p>
-    <w:p>
-      <w:pPr>
-        <w:shd w:val="clear" w:color="auto" w:fill="F3F4F6"/>
-        <w:rPr>
-          <w:rFonts w:ascii="Consolas" w:eastAsia="Consolas" w:hAnsi="Consolas" w:cs="Consolas"/>
-        </w:rPr>
-      </w:pPr>
-      <w:r>
-        <w:rPr>
-          <w:rFonts w:ascii="Consolas" w:eastAsia="Consolas" w:hAnsi="Consolas" w:cs="Consolas"/>
-        </w:rPr>
-        <w:t xml:space="preserve">.PARAMETER </w:t>
-      </w:r>
-      <w:proofErr w:type="spellStart"/>
-      <w:r>
-        <w:rPr>
-          <w:rFonts w:ascii="Consolas" w:eastAsia="Consolas" w:hAnsi="Consolas" w:cs="Consolas"/>
-        </w:rPr>
-        <w:t>DomainName</w:t>
-      </w:r>
-      <w:proofErr w:type="spellEnd"/>
+        <w:t>    named "ComputerName".</w:t>
+      </w:r>
+    </w:p>
+    <w:p>
+      <w:pPr>
+        <w:shd w:val="clear" w:color="auto" w:fill="F3F4F6"/>
+        <w:rPr>
+          <w:rFonts w:ascii="Consolas" w:eastAsia="Consolas" w:hAnsi="Consolas" w:cs="Consolas"/>
+        </w:rPr>
+      </w:pPr>
+    </w:p>
+    <w:p>
+      <w:pPr>
+        <w:shd w:val="clear" w:color="auto" w:fill="F3F4F6"/>
+        <w:rPr>
+          <w:rFonts w:ascii="Consolas" w:eastAsia="Consolas" w:hAnsi="Consolas" w:cs="Consolas"/>
+        </w:rPr>
+      </w:pPr>
+      <w:r>
+        <w:rPr>
+          <w:rFonts w:ascii="Consolas" w:eastAsia="Consolas" w:hAnsi="Consolas" w:cs="Consolas"/>
+        </w:rPr>
+        <w:t>.PARAMETER DomainName</w:t>
+      </w:r>
     </w:p>
     <w:p>
       <w:pPr>
@@ -2367,16 +1926,8 @@
         <w:rPr>
           <w:rFonts w:ascii="Consolas" w:eastAsia="Consolas" w:hAnsi="Consolas" w:cs="Consolas"/>
         </w:rPr>
-        <w:t xml:space="preserve">.PARAMETER </w:t>
-      </w:r>
-      <w:proofErr w:type="spellStart"/>
-      <w:r>
-        <w:rPr>
-          <w:rFonts w:ascii="Consolas" w:eastAsia="Consolas" w:hAnsi="Consolas" w:cs="Consolas"/>
-        </w:rPr>
-        <w:t>OUPath</w:t>
-      </w:r>
-      <w:proofErr w:type="spellEnd"/>
+        <w:t>.PARAMETER OUPath</w:t>
+      </w:r>
     </w:p>
     <w:p>
       <w:pPr>
@@ -2403,49 +1954,7 @@
         <w:rPr>
           <w:rFonts w:ascii="Consolas" w:eastAsia="Consolas" w:hAnsi="Consolas" w:cs="Consolas"/>
         </w:rPr>
-        <w:t>    "OU=</w:t>
-      </w:r>
-      <w:proofErr w:type="spellStart"/>
-      <w:r>
-        <w:rPr>
-          <w:rFonts w:ascii="Consolas" w:eastAsia="Consolas" w:hAnsi="Consolas" w:cs="Consolas"/>
-        </w:rPr>
-        <w:t>Workstations,DC</w:t>
-      </w:r>
-      <w:proofErr w:type="spellEnd"/>
-      <w:r>
-        <w:rPr>
-          <w:rFonts w:ascii="Consolas" w:eastAsia="Consolas" w:hAnsi="Consolas" w:cs="Consolas"/>
-        </w:rPr>
-        <w:t>=</w:t>
-      </w:r>
-      <w:proofErr w:type="spellStart"/>
-      <w:r>
-        <w:rPr>
-          <w:rFonts w:ascii="Consolas" w:eastAsia="Consolas" w:hAnsi="Consolas" w:cs="Consolas"/>
-        </w:rPr>
-        <w:t>Kashif,DC</w:t>
-      </w:r>
-      <w:proofErr w:type="spellEnd"/>
-      <w:r>
-        <w:rPr>
-          <w:rFonts w:ascii="Consolas" w:eastAsia="Consolas" w:hAnsi="Consolas" w:cs="Consolas"/>
-        </w:rPr>
-        <w:t>=</w:t>
-      </w:r>
-      <w:proofErr w:type="spellStart"/>
-      <w:r>
-        <w:rPr>
-          <w:rFonts w:ascii="Consolas" w:eastAsia="Consolas" w:hAnsi="Consolas" w:cs="Consolas"/>
-        </w:rPr>
-        <w:t>powershell,DC</w:t>
-      </w:r>
-      <w:proofErr w:type="spellEnd"/>
-      <w:r>
-        <w:rPr>
-          <w:rFonts w:ascii="Consolas" w:eastAsia="Consolas" w:hAnsi="Consolas" w:cs="Consolas"/>
-        </w:rPr>
-        <w:t>=com". If omitted, computers are placed</w:t>
+        <w:t>    "OU=Workstations,DC=Kashif,DC=powershell,DC=com". If omitted, computers are placed</w:t>
       </w:r>
     </w:p>
     <w:p>
@@ -2481,16 +1990,8 @@
         <w:rPr>
           <w:rFonts w:ascii="Consolas" w:eastAsia="Consolas" w:hAnsi="Consolas" w:cs="Consolas"/>
         </w:rPr>
-        <w:t xml:space="preserve">.PARAMETER </w:t>
-      </w:r>
-      <w:proofErr w:type="spellStart"/>
-      <w:r>
-        <w:rPr>
-          <w:rFonts w:ascii="Consolas" w:eastAsia="Consolas" w:hAnsi="Consolas" w:cs="Consolas"/>
-        </w:rPr>
-        <w:t>DomainCredential</w:t>
-      </w:r>
-      <w:proofErr w:type="spellEnd"/>
+        <w:t>.PARAMETER DomainCredential</w:t>
+      </w:r>
     </w:p>
     <w:p>
       <w:pPr>
@@ -2539,16 +2040,8 @@
         <w:rPr>
           <w:rFonts w:ascii="Consolas" w:eastAsia="Consolas" w:hAnsi="Consolas" w:cs="Consolas"/>
         </w:rPr>
-        <w:t xml:space="preserve">.PARAMETER </w:t>
-      </w:r>
-      <w:proofErr w:type="spellStart"/>
-      <w:r>
-        <w:rPr>
-          <w:rFonts w:ascii="Consolas" w:eastAsia="Consolas" w:hAnsi="Consolas" w:cs="Consolas"/>
-        </w:rPr>
-        <w:t>LocalCredential</w:t>
-      </w:r>
-      <w:proofErr w:type="spellEnd"/>
+        <w:t>.PARAMETER LocalCredential</w:t>
+      </w:r>
     </w:p>
     <w:p>
       <w:pPr>
@@ -2597,74 +2090,44 @@
         <w:rPr>
           <w:rFonts w:ascii="Consolas" w:eastAsia="Consolas" w:hAnsi="Consolas" w:cs="Consolas"/>
         </w:rPr>
-        <w:t xml:space="preserve">.PARAMETER </w:t>
-      </w:r>
-      <w:proofErr w:type="spellStart"/>
-      <w:r>
-        <w:rPr>
-          <w:rFonts w:ascii="Consolas" w:eastAsia="Consolas" w:hAnsi="Consolas" w:cs="Consolas"/>
-        </w:rPr>
-        <w:t>ReportPath</w:t>
-      </w:r>
-      <w:proofErr w:type="spellEnd"/>
-    </w:p>
-    <w:p>
-      <w:pPr>
-        <w:shd w:val="clear" w:color="auto" w:fill="F3F4F6"/>
-        <w:rPr>
-          <w:rFonts w:ascii="Consolas" w:eastAsia="Consolas" w:hAnsi="Consolas" w:cs="Consolas"/>
-        </w:rPr>
-      </w:pPr>
-      <w:r>
-        <w:rPr>
-          <w:rFonts w:ascii="Consolas" w:eastAsia="Consolas" w:hAnsi="Consolas" w:cs="Consolas"/>
-        </w:rPr>
-        <w:t>    Path of the CSV report to create. Default: .\</w:t>
-      </w:r>
-      <w:proofErr w:type="spellStart"/>
-      <w:r>
-        <w:rPr>
-          <w:rFonts w:ascii="Consolas" w:eastAsia="Consolas" w:hAnsi="Consolas" w:cs="Consolas"/>
-        </w:rPr>
-        <w:t>DomainJoinReport</w:t>
-      </w:r>
-      <w:proofErr w:type="spellEnd"/>
-      <w:r>
-        <w:rPr>
-          <w:rFonts w:ascii="Consolas" w:eastAsia="Consolas" w:hAnsi="Consolas" w:cs="Consolas"/>
-        </w:rPr>
-        <w:t>_&lt;date-time&gt;.csv</w:t>
-      </w:r>
-    </w:p>
-    <w:p>
-      <w:pPr>
-        <w:shd w:val="clear" w:color="auto" w:fill="F3F4F6"/>
-        <w:rPr>
-          <w:rFonts w:ascii="Consolas" w:eastAsia="Consolas" w:hAnsi="Consolas" w:cs="Consolas"/>
-        </w:rPr>
-      </w:pPr>
-    </w:p>
-    <w:p>
-      <w:pPr>
-        <w:shd w:val="clear" w:color="auto" w:fill="F3F4F6"/>
-        <w:rPr>
-          <w:rFonts w:ascii="Consolas" w:eastAsia="Consolas" w:hAnsi="Consolas" w:cs="Consolas"/>
-        </w:rPr>
-      </w:pPr>
-      <w:r>
-        <w:rPr>
-          <w:rFonts w:ascii="Consolas" w:eastAsia="Consolas" w:hAnsi="Consolas" w:cs="Consolas"/>
-        </w:rPr>
-        <w:t xml:space="preserve">.PARAMETER </w:t>
-      </w:r>
-      <w:proofErr w:type="spellStart"/>
-      <w:r>
-        <w:rPr>
-          <w:rFonts w:ascii="Consolas" w:eastAsia="Consolas" w:hAnsi="Consolas" w:cs="Consolas"/>
-        </w:rPr>
-        <w:t>RestartTimeoutSeconds</w:t>
-      </w:r>
-      <w:proofErr w:type="spellEnd"/>
+        <w:t>.PARAMETER ReportPath</w:t>
+      </w:r>
+    </w:p>
+    <w:p>
+      <w:pPr>
+        <w:shd w:val="clear" w:color="auto" w:fill="F3F4F6"/>
+        <w:rPr>
+          <w:rFonts w:ascii="Consolas" w:eastAsia="Consolas" w:hAnsi="Consolas" w:cs="Consolas"/>
+        </w:rPr>
+      </w:pPr>
+      <w:r>
+        <w:rPr>
+          <w:rFonts w:ascii="Consolas" w:eastAsia="Consolas" w:hAnsi="Consolas" w:cs="Consolas"/>
+        </w:rPr>
+        <w:t>    Path of the CSV report to create. Default: .\DomainJoinReport_&lt;date-time&gt;.csv</w:t>
+      </w:r>
+    </w:p>
+    <w:p>
+      <w:pPr>
+        <w:shd w:val="clear" w:color="auto" w:fill="F3F4F6"/>
+        <w:rPr>
+          <w:rFonts w:ascii="Consolas" w:eastAsia="Consolas" w:hAnsi="Consolas" w:cs="Consolas"/>
+        </w:rPr>
+      </w:pPr>
+    </w:p>
+    <w:p>
+      <w:pPr>
+        <w:shd w:val="clear" w:color="auto" w:fill="F3F4F6"/>
+        <w:rPr>
+          <w:rFonts w:ascii="Consolas" w:eastAsia="Consolas" w:hAnsi="Consolas" w:cs="Consolas"/>
+        </w:rPr>
+      </w:pPr>
+      <w:r>
+        <w:rPr>
+          <w:rFonts w:ascii="Consolas" w:eastAsia="Consolas" w:hAnsi="Consolas" w:cs="Consolas"/>
+        </w:rPr>
+        <w:t>.PARAMETER RestartTimeoutSeconds</w:t>
+      </w:r>
     </w:p>
     <w:p>
       <w:pPr>
@@ -2727,21 +2190,7 @@
         <w:rPr>
           <w:rFonts w:ascii="Consolas" w:eastAsia="Consolas" w:hAnsi="Consolas" w:cs="Consolas"/>
         </w:rPr>
-        <w:t>    PS&gt; .\Join-ComputersToDomain.ps1 -</w:t>
-      </w:r>
-      <w:proofErr w:type="spellStart"/>
-      <w:r>
-        <w:rPr>
-          <w:rFonts w:ascii="Consolas" w:eastAsia="Consolas" w:hAnsi="Consolas" w:cs="Consolas"/>
-        </w:rPr>
-        <w:t>CsvPath</w:t>
-      </w:r>
-      <w:proofErr w:type="spellEnd"/>
-      <w:r>
-        <w:rPr>
-          <w:rFonts w:ascii="Consolas" w:eastAsia="Consolas" w:hAnsi="Consolas" w:cs="Consolas"/>
-        </w:rPr>
-        <w:t xml:space="preserve"> .\Computers.csv</w:t>
+        <w:t>    PS&gt; .\Join-ComputersToDomain.ps1 -CsvPath .\Computers.csv</w:t>
       </w:r>
     </w:p>
     <w:p>
@@ -2791,77 +2240,7 @@
         <w:rPr>
           <w:rFonts w:ascii="Consolas" w:eastAsia="Consolas" w:hAnsi="Consolas" w:cs="Consolas"/>
         </w:rPr>
-        <w:t>    PS&gt; .\Join-ComputersToDomain.ps1 -</w:t>
-      </w:r>
-      <w:proofErr w:type="spellStart"/>
-      <w:r>
-        <w:rPr>
-          <w:rFonts w:ascii="Consolas" w:eastAsia="Consolas" w:hAnsi="Consolas" w:cs="Consolas"/>
-        </w:rPr>
-        <w:t>CsvPath</w:t>
-      </w:r>
-      <w:proofErr w:type="spellEnd"/>
-      <w:r>
-        <w:rPr>
-          <w:rFonts w:ascii="Consolas" w:eastAsia="Consolas" w:hAnsi="Consolas" w:cs="Consolas"/>
-        </w:rPr>
-        <w:t xml:space="preserve"> .\Computers.csv -</w:t>
-      </w:r>
-      <w:proofErr w:type="spellStart"/>
-      <w:r>
-        <w:rPr>
-          <w:rFonts w:ascii="Consolas" w:eastAsia="Consolas" w:hAnsi="Consolas" w:cs="Consolas"/>
-        </w:rPr>
-        <w:t>OUPath</w:t>
-      </w:r>
-      <w:proofErr w:type="spellEnd"/>
-      <w:r>
-        <w:rPr>
-          <w:rFonts w:ascii="Consolas" w:eastAsia="Consolas" w:hAnsi="Consolas" w:cs="Consolas"/>
-        </w:rPr>
-        <w:t xml:space="preserve"> "OU=</w:t>
-      </w:r>
-      <w:proofErr w:type="spellStart"/>
-      <w:r>
-        <w:rPr>
-          <w:rFonts w:ascii="Consolas" w:eastAsia="Consolas" w:hAnsi="Consolas" w:cs="Consolas"/>
-        </w:rPr>
-        <w:t>Workstations,DC</w:t>
-      </w:r>
-      <w:proofErr w:type="spellEnd"/>
-      <w:r>
-        <w:rPr>
-          <w:rFonts w:ascii="Consolas" w:eastAsia="Consolas" w:hAnsi="Consolas" w:cs="Consolas"/>
-        </w:rPr>
-        <w:t>=</w:t>
-      </w:r>
-      <w:proofErr w:type="spellStart"/>
-      <w:r>
-        <w:rPr>
-          <w:rFonts w:ascii="Consolas" w:eastAsia="Consolas" w:hAnsi="Consolas" w:cs="Consolas"/>
-        </w:rPr>
-        <w:t>Kashif,DC</w:t>
-      </w:r>
-      <w:proofErr w:type="spellEnd"/>
-      <w:r>
-        <w:rPr>
-          <w:rFonts w:ascii="Consolas" w:eastAsia="Consolas" w:hAnsi="Consolas" w:cs="Consolas"/>
-        </w:rPr>
-        <w:t>=</w:t>
-      </w:r>
-      <w:proofErr w:type="spellStart"/>
-      <w:r>
-        <w:rPr>
-          <w:rFonts w:ascii="Consolas" w:eastAsia="Consolas" w:hAnsi="Consolas" w:cs="Consolas"/>
-        </w:rPr>
-        <w:t>powershell,DC</w:t>
-      </w:r>
-      <w:proofErr w:type="spellEnd"/>
-      <w:r>
-        <w:rPr>
-          <w:rFonts w:ascii="Consolas" w:eastAsia="Consolas" w:hAnsi="Consolas" w:cs="Consolas"/>
-        </w:rPr>
-        <w:t>=com"</w:t>
+        <w:t>    PS&gt; .\Join-ComputersToDomain.ps1 -CsvPath .\Computers.csv -OUPath "OU=Workstations,DC=Kashif,DC=powershell,DC=com"</w:t>
       </w:r>
     </w:p>
     <w:p>
@@ -2911,30 +2290,8 @@
         <w:rPr>
           <w:rFonts w:ascii="Consolas" w:eastAsia="Consolas" w:hAnsi="Consolas" w:cs="Consolas"/>
         </w:rPr>
-        <w:t>    PS&gt; .\Join-ComputersToDomain.ps1 -</w:t>
-      </w:r>
-      <w:proofErr w:type="spellStart"/>
-      <w:r>
-        <w:rPr>
-          <w:rFonts w:ascii="Consolas" w:eastAsia="Consolas" w:hAnsi="Consolas" w:cs="Consolas"/>
-        </w:rPr>
-        <w:t>CsvPath</w:t>
-      </w:r>
-      <w:proofErr w:type="spellEnd"/>
-      <w:r>
-        <w:rPr>
-          <w:rFonts w:ascii="Consolas" w:eastAsia="Consolas" w:hAnsi="Consolas" w:cs="Consolas"/>
-        </w:rPr>
-        <w:t xml:space="preserve"> .\Computers.csv -</w:t>
-      </w:r>
-      <w:proofErr w:type="spellStart"/>
-      <w:r>
-        <w:rPr>
-          <w:rFonts w:ascii="Consolas" w:eastAsia="Consolas" w:hAnsi="Consolas" w:cs="Consolas"/>
-        </w:rPr>
-        <w:t>WhatIf</w:t>
-      </w:r>
-      <w:proofErr w:type="spellEnd"/>
+        <w:t>    PS&gt; .\Join-ComputersToDomain.ps1 -CsvPath .\Computers.csv -WhatIf</w:t>
+      </w:r>
     </w:p>
     <w:p>
       <w:pPr>
@@ -3125,44 +2482,22 @@
         <w:rPr>
           <w:rFonts w:ascii="Consolas" w:eastAsia="Consolas" w:hAnsi="Consolas" w:cs="Consolas"/>
         </w:rPr>
-        <w:t>#Requires -</w:t>
-      </w:r>
-      <w:proofErr w:type="spellStart"/>
-      <w:r>
-        <w:rPr>
-          <w:rFonts w:ascii="Consolas" w:eastAsia="Consolas" w:hAnsi="Consolas" w:cs="Consolas"/>
-        </w:rPr>
-        <w:t>PSEdition</w:t>
-      </w:r>
-      <w:proofErr w:type="spellEnd"/>
-      <w:r>
-        <w:rPr>
-          <w:rFonts w:ascii="Consolas" w:eastAsia="Consolas" w:hAnsi="Consolas" w:cs="Consolas"/>
-        </w:rPr>
-        <w:t xml:space="preserve"> Desktop</w:t>
-      </w:r>
-    </w:p>
-    <w:p>
-      <w:pPr>
-        <w:shd w:val="clear" w:color="auto" w:fill="F3F4F6"/>
-        <w:rPr>
-          <w:rFonts w:ascii="Consolas" w:eastAsia="Consolas" w:hAnsi="Consolas" w:cs="Consolas"/>
-        </w:rPr>
-      </w:pPr>
-      <w:r>
-        <w:rPr>
-          <w:rFonts w:ascii="Consolas" w:eastAsia="Consolas" w:hAnsi="Consolas" w:cs="Consolas"/>
-        </w:rPr>
-        <w:t>#Requires -</w:t>
-      </w:r>
-      <w:proofErr w:type="spellStart"/>
-      <w:r>
-        <w:rPr>
-          <w:rFonts w:ascii="Consolas" w:eastAsia="Consolas" w:hAnsi="Consolas" w:cs="Consolas"/>
-        </w:rPr>
-        <w:t>RunAsAdministrator</w:t>
-      </w:r>
-      <w:proofErr w:type="spellEnd"/>
+        <w:t>#Requires -PSEdition Desktop</w:t>
+      </w:r>
+    </w:p>
+    <w:p>
+      <w:pPr>
+        <w:shd w:val="clear" w:color="auto" w:fill="F3F4F6"/>
+        <w:rPr>
+          <w:rFonts w:ascii="Consolas" w:eastAsia="Consolas" w:hAnsi="Consolas" w:cs="Consolas"/>
+        </w:rPr>
+      </w:pPr>
+      <w:r>
+        <w:rPr>
+          <w:rFonts w:ascii="Consolas" w:eastAsia="Consolas" w:hAnsi="Consolas" w:cs="Consolas"/>
+        </w:rPr>
+        <w:t>#Requires -RunAsAdministrator</w:t>
+      </w:r>
     </w:p>
     <w:p>
       <w:pPr>
@@ -3197,35 +2532,7 @@
         <w:rPr>
           <w:rFonts w:ascii="Consolas" w:eastAsia="Consolas" w:hAnsi="Consolas" w:cs="Consolas"/>
         </w:rPr>
-        <w:t>[</w:t>
-      </w:r>
-      <w:proofErr w:type="spellStart"/>
-      <w:r>
-        <w:rPr>
-          <w:rFonts w:ascii="Consolas" w:eastAsia="Consolas" w:hAnsi="Consolas" w:cs="Consolas"/>
-        </w:rPr>
-        <w:t>CmdletBinding</w:t>
-      </w:r>
-      <w:proofErr w:type="spellEnd"/>
-      <w:r>
-        <w:rPr>
-          <w:rFonts w:ascii="Consolas" w:eastAsia="Consolas" w:hAnsi="Consolas" w:cs="Consolas"/>
-        </w:rPr>
-        <w:t>(</w:t>
-      </w:r>
-      <w:proofErr w:type="spellStart"/>
-      <w:r>
-        <w:rPr>
-          <w:rFonts w:ascii="Consolas" w:eastAsia="Consolas" w:hAnsi="Consolas" w:cs="Consolas"/>
-        </w:rPr>
-        <w:t>SupportsShouldProcess</w:t>
-      </w:r>
-      <w:proofErr w:type="spellEnd"/>
-      <w:r>
-        <w:rPr>
-          <w:rFonts w:ascii="Consolas" w:eastAsia="Consolas" w:hAnsi="Consolas" w:cs="Consolas"/>
-        </w:rPr>
-        <w:t xml:space="preserve"> = $true)]</w:t>
+        <w:t>[CmdletBinding(SupportsShouldProcess = $true)]</w:t>
       </w:r>
     </w:p>
     <w:p>
@@ -3267,63 +2574,21 @@
         <w:rPr>
           <w:rFonts w:ascii="Consolas" w:eastAsia="Consolas" w:hAnsi="Consolas" w:cs="Consolas"/>
         </w:rPr>
-        <w:t>    [</w:t>
-      </w:r>
-      <w:proofErr w:type="spellStart"/>
-      <w:r>
-        <w:rPr>
-          <w:rFonts w:ascii="Consolas" w:eastAsia="Consolas" w:hAnsi="Consolas" w:cs="Consolas"/>
-        </w:rPr>
-        <w:t>ValidateScript</w:t>
-      </w:r>
-      <w:proofErr w:type="spellEnd"/>
-      <w:r>
-        <w:rPr>
-          <w:rFonts w:ascii="Consolas" w:eastAsia="Consolas" w:hAnsi="Consolas" w:cs="Consolas"/>
-        </w:rPr>
-        <w:t>({ Test-Path -Path $_ -</w:t>
-      </w:r>
-      <w:proofErr w:type="spellStart"/>
-      <w:r>
-        <w:rPr>
-          <w:rFonts w:ascii="Consolas" w:eastAsia="Consolas" w:hAnsi="Consolas" w:cs="Consolas"/>
-        </w:rPr>
-        <w:t>PathType</w:t>
-      </w:r>
-      <w:proofErr w:type="spellEnd"/>
-      <w:r>
-        <w:rPr>
-          <w:rFonts w:ascii="Consolas" w:eastAsia="Consolas" w:hAnsi="Consolas" w:cs="Consolas"/>
-        </w:rPr>
-        <w:t xml:space="preserve"> Leaf })]</w:t>
-      </w:r>
-    </w:p>
-    <w:p>
-      <w:pPr>
-        <w:shd w:val="clear" w:color="auto" w:fill="F3F4F6"/>
-        <w:rPr>
-          <w:rFonts w:ascii="Consolas" w:eastAsia="Consolas" w:hAnsi="Consolas" w:cs="Consolas"/>
-        </w:rPr>
-      </w:pPr>
-      <w:r>
-        <w:rPr>
-          <w:rFonts w:ascii="Consolas" w:eastAsia="Consolas" w:hAnsi="Consolas" w:cs="Consolas"/>
-        </w:rPr>
-        <w:t>    [string]$</w:t>
-      </w:r>
-      <w:proofErr w:type="spellStart"/>
-      <w:r>
-        <w:rPr>
-          <w:rFonts w:ascii="Consolas" w:eastAsia="Consolas" w:hAnsi="Consolas" w:cs="Consolas"/>
-        </w:rPr>
-        <w:t>CsvPath</w:t>
-      </w:r>
-      <w:proofErr w:type="spellEnd"/>
-      <w:r>
-        <w:rPr>
-          <w:rFonts w:ascii="Consolas" w:eastAsia="Consolas" w:hAnsi="Consolas" w:cs="Consolas"/>
-        </w:rPr>
-        <w:t>,</w:t>
+        <w:t>    [ValidateScript({ Test-Path -Path $_ -PathType Leaf })]</w:t>
+      </w:r>
+    </w:p>
+    <w:p>
+      <w:pPr>
+        <w:shd w:val="clear" w:color="auto" w:fill="F3F4F6"/>
+        <w:rPr>
+          <w:rFonts w:ascii="Consolas" w:eastAsia="Consolas" w:hAnsi="Consolas" w:cs="Consolas"/>
+        </w:rPr>
+      </w:pPr>
+      <w:r>
+        <w:rPr>
+          <w:rFonts w:ascii="Consolas" w:eastAsia="Consolas" w:hAnsi="Consolas" w:cs="Consolas"/>
+        </w:rPr>
+        <w:t>    [string]$CsvPath,</w:t>
       </w:r>
     </w:p>
     <w:p>
@@ -3359,49 +2624,21 @@
         <w:rPr>
           <w:rFonts w:ascii="Consolas" w:eastAsia="Consolas" w:hAnsi="Consolas" w:cs="Consolas"/>
         </w:rPr>
-        <w:t>    [</w:t>
-      </w:r>
-      <w:proofErr w:type="spellStart"/>
-      <w:r>
-        <w:rPr>
-          <w:rFonts w:ascii="Consolas" w:eastAsia="Consolas" w:hAnsi="Consolas" w:cs="Consolas"/>
-        </w:rPr>
-        <w:t>ValidateNotNullOrEmpty</w:t>
-      </w:r>
-      <w:proofErr w:type="spellEnd"/>
-      <w:r>
-        <w:rPr>
-          <w:rFonts w:ascii="Consolas" w:eastAsia="Consolas" w:hAnsi="Consolas" w:cs="Consolas"/>
-        </w:rPr>
-        <w:t>()]</w:t>
-      </w:r>
-    </w:p>
-    <w:p>
-      <w:pPr>
-        <w:shd w:val="clear" w:color="auto" w:fill="F3F4F6"/>
-        <w:rPr>
-          <w:rFonts w:ascii="Consolas" w:eastAsia="Consolas" w:hAnsi="Consolas" w:cs="Consolas"/>
-        </w:rPr>
-      </w:pPr>
-      <w:r>
-        <w:rPr>
-          <w:rFonts w:ascii="Consolas" w:eastAsia="Consolas" w:hAnsi="Consolas" w:cs="Consolas"/>
-        </w:rPr>
-        <w:t>    [string]$</w:t>
-      </w:r>
-      <w:proofErr w:type="spellStart"/>
-      <w:r>
-        <w:rPr>
-          <w:rFonts w:ascii="Consolas" w:eastAsia="Consolas" w:hAnsi="Consolas" w:cs="Consolas"/>
-        </w:rPr>
-        <w:t>DomainName</w:t>
-      </w:r>
-      <w:proofErr w:type="spellEnd"/>
-      <w:r>
-        <w:rPr>
-          <w:rFonts w:ascii="Consolas" w:eastAsia="Consolas" w:hAnsi="Consolas" w:cs="Consolas"/>
-        </w:rPr>
-        <w:t xml:space="preserve"> = 'Kashif.powershell.com',</w:t>
+        <w:t>    [ValidateNotNullOrEmpty()]</w:t>
+      </w:r>
+    </w:p>
+    <w:p>
+      <w:pPr>
+        <w:shd w:val="clear" w:color="auto" w:fill="F3F4F6"/>
+        <w:rPr>
+          <w:rFonts w:ascii="Consolas" w:eastAsia="Consolas" w:hAnsi="Consolas" w:cs="Consolas"/>
+        </w:rPr>
+      </w:pPr>
+      <w:r>
+        <w:rPr>
+          <w:rFonts w:ascii="Consolas" w:eastAsia="Consolas" w:hAnsi="Consolas" w:cs="Consolas"/>
+        </w:rPr>
+        <w:t>    [string]$DomainName = 'Kashif.powershell.com',</w:t>
       </w:r>
     </w:p>
     <w:p>
@@ -3437,21 +2674,7 @@
         <w:rPr>
           <w:rFonts w:ascii="Consolas" w:eastAsia="Consolas" w:hAnsi="Consolas" w:cs="Consolas"/>
         </w:rPr>
-        <w:t>    [string]$</w:t>
-      </w:r>
-      <w:proofErr w:type="spellStart"/>
-      <w:r>
-        <w:rPr>
-          <w:rFonts w:ascii="Consolas" w:eastAsia="Consolas" w:hAnsi="Consolas" w:cs="Consolas"/>
-        </w:rPr>
-        <w:t>OUPath</w:t>
-      </w:r>
-      <w:proofErr w:type="spellEnd"/>
-      <w:r>
-        <w:rPr>
-          <w:rFonts w:ascii="Consolas" w:eastAsia="Consolas" w:hAnsi="Consolas" w:cs="Consolas"/>
-        </w:rPr>
-        <w:t>,</w:t>
+        <w:t>    [string]$OUPath,</w:t>
       </w:r>
     </w:p>
     <w:p>
@@ -3487,35 +2710,7 @@
         <w:rPr>
           <w:rFonts w:ascii="Consolas" w:eastAsia="Consolas" w:hAnsi="Consolas" w:cs="Consolas"/>
         </w:rPr>
-        <w:t>    [</w:t>
-      </w:r>
-      <w:proofErr w:type="spellStart"/>
-      <w:r>
-        <w:rPr>
-          <w:rFonts w:ascii="Consolas" w:eastAsia="Consolas" w:hAnsi="Consolas" w:cs="Consolas"/>
-        </w:rPr>
-        <w:t>System.Management.Automation.PSCredential</w:t>
-      </w:r>
-      <w:proofErr w:type="spellEnd"/>
-      <w:r>
-        <w:rPr>
-          <w:rFonts w:ascii="Consolas" w:eastAsia="Consolas" w:hAnsi="Consolas" w:cs="Consolas"/>
-        </w:rPr>
-        <w:t>]$</w:t>
-      </w:r>
-      <w:proofErr w:type="spellStart"/>
-      <w:r>
-        <w:rPr>
-          <w:rFonts w:ascii="Consolas" w:eastAsia="Consolas" w:hAnsi="Consolas" w:cs="Consolas"/>
-        </w:rPr>
-        <w:t>DomainCredential</w:t>
-      </w:r>
-      <w:proofErr w:type="spellEnd"/>
-      <w:r>
-        <w:rPr>
-          <w:rFonts w:ascii="Consolas" w:eastAsia="Consolas" w:hAnsi="Consolas" w:cs="Consolas"/>
-        </w:rPr>
-        <w:t>,</w:t>
+        <w:t>    [System.Management.Automation.PSCredential]$DomainCredential,</w:t>
       </w:r>
     </w:p>
     <w:p>
@@ -3551,35 +2746,7 @@
         <w:rPr>
           <w:rFonts w:ascii="Consolas" w:eastAsia="Consolas" w:hAnsi="Consolas" w:cs="Consolas"/>
         </w:rPr>
-        <w:t>    [</w:t>
-      </w:r>
-      <w:proofErr w:type="spellStart"/>
-      <w:r>
-        <w:rPr>
-          <w:rFonts w:ascii="Consolas" w:eastAsia="Consolas" w:hAnsi="Consolas" w:cs="Consolas"/>
-        </w:rPr>
-        <w:t>System.Management.Automation.PSCredential</w:t>
-      </w:r>
-      <w:proofErr w:type="spellEnd"/>
-      <w:r>
-        <w:rPr>
-          <w:rFonts w:ascii="Consolas" w:eastAsia="Consolas" w:hAnsi="Consolas" w:cs="Consolas"/>
-        </w:rPr>
-        <w:t>]$</w:t>
-      </w:r>
-      <w:proofErr w:type="spellStart"/>
-      <w:r>
-        <w:rPr>
-          <w:rFonts w:ascii="Consolas" w:eastAsia="Consolas" w:hAnsi="Consolas" w:cs="Consolas"/>
-        </w:rPr>
-        <w:t>LocalCredential</w:t>
-      </w:r>
-      <w:proofErr w:type="spellEnd"/>
-      <w:r>
-        <w:rPr>
-          <w:rFonts w:ascii="Consolas" w:eastAsia="Consolas" w:hAnsi="Consolas" w:cs="Consolas"/>
-        </w:rPr>
-        <w:t>,</w:t>
+        <w:t>    [System.Management.Automation.PSCredential]$LocalCredential,</w:t>
       </w:r>
     </w:p>
     <w:p>
@@ -3615,49 +2782,7 @@
         <w:rPr>
           <w:rFonts w:ascii="Consolas" w:eastAsia="Consolas" w:hAnsi="Consolas" w:cs="Consolas"/>
         </w:rPr>
-        <w:t>    [string]$</w:t>
-      </w:r>
-      <w:proofErr w:type="spellStart"/>
-      <w:r>
-        <w:rPr>
-          <w:rFonts w:ascii="Consolas" w:eastAsia="Consolas" w:hAnsi="Consolas" w:cs="Consolas"/>
-        </w:rPr>
-        <w:t>ReportPath</w:t>
-      </w:r>
-      <w:proofErr w:type="spellEnd"/>
-      <w:r>
-        <w:rPr>
-          <w:rFonts w:ascii="Consolas" w:eastAsia="Consolas" w:hAnsi="Consolas" w:cs="Consolas"/>
-        </w:rPr>
-        <w:t xml:space="preserve"> = (Join-Path -Path (Get-Location) -</w:t>
-      </w:r>
-      <w:proofErr w:type="spellStart"/>
-      <w:r>
-        <w:rPr>
-          <w:rFonts w:ascii="Consolas" w:eastAsia="Consolas" w:hAnsi="Consolas" w:cs="Consolas"/>
-        </w:rPr>
-        <w:t>ChildPath</w:t>
-      </w:r>
-      <w:proofErr w:type="spellEnd"/>
-      <w:r>
-        <w:rPr>
-          <w:rFonts w:ascii="Consolas" w:eastAsia="Consolas" w:hAnsi="Consolas" w:cs="Consolas"/>
-        </w:rPr>
-        <w:t xml:space="preserve"> ("</w:t>
-      </w:r>
-      <w:proofErr w:type="spellStart"/>
-      <w:r>
-        <w:rPr>
-          <w:rFonts w:ascii="Consolas" w:eastAsia="Consolas" w:hAnsi="Consolas" w:cs="Consolas"/>
-        </w:rPr>
-        <w:t>DomainJoinReport</w:t>
-      </w:r>
-      <w:proofErr w:type="spellEnd"/>
-      <w:r>
-        <w:rPr>
-          <w:rFonts w:ascii="Consolas" w:eastAsia="Consolas" w:hAnsi="Consolas" w:cs="Consolas"/>
-        </w:rPr>
-        <w:t>_{0:yyyyMMdd_HHmmss}.csv" -f (Get-Date))),</w:t>
+        <w:t>    [string]$ReportPath = (Join-Path -Path (Get-Location) -ChildPath ("DomainJoinReport_{0:yyyyMMdd_HHmmss}.csv" -f (Get-Date))),</w:t>
       </w:r>
     </w:p>
     <w:p>
@@ -3693,49 +2818,21 @@
         <w:rPr>
           <w:rFonts w:ascii="Consolas" w:eastAsia="Consolas" w:hAnsi="Consolas" w:cs="Consolas"/>
         </w:rPr>
-        <w:t>    [</w:t>
-      </w:r>
-      <w:proofErr w:type="spellStart"/>
-      <w:r>
-        <w:rPr>
-          <w:rFonts w:ascii="Consolas" w:eastAsia="Consolas" w:hAnsi="Consolas" w:cs="Consolas"/>
-        </w:rPr>
-        <w:t>ValidateRange</w:t>
-      </w:r>
-      <w:proofErr w:type="spellEnd"/>
-      <w:r>
-        <w:rPr>
-          <w:rFonts w:ascii="Consolas" w:eastAsia="Consolas" w:hAnsi="Consolas" w:cs="Consolas"/>
-        </w:rPr>
-        <w:t>(60, 3600)]</w:t>
-      </w:r>
-    </w:p>
-    <w:p>
-      <w:pPr>
-        <w:shd w:val="clear" w:color="auto" w:fill="F3F4F6"/>
-        <w:rPr>
-          <w:rFonts w:ascii="Consolas" w:eastAsia="Consolas" w:hAnsi="Consolas" w:cs="Consolas"/>
-        </w:rPr>
-      </w:pPr>
-      <w:r>
-        <w:rPr>
-          <w:rFonts w:ascii="Consolas" w:eastAsia="Consolas" w:hAnsi="Consolas" w:cs="Consolas"/>
-        </w:rPr>
-        <w:t>    [int]$</w:t>
-      </w:r>
-      <w:proofErr w:type="spellStart"/>
-      <w:r>
-        <w:rPr>
-          <w:rFonts w:ascii="Consolas" w:eastAsia="Consolas" w:hAnsi="Consolas" w:cs="Consolas"/>
-        </w:rPr>
-        <w:t>RestartTimeoutSeconds</w:t>
-      </w:r>
-      <w:proofErr w:type="spellEnd"/>
-      <w:r>
-        <w:rPr>
-          <w:rFonts w:ascii="Consolas" w:eastAsia="Consolas" w:hAnsi="Consolas" w:cs="Consolas"/>
-        </w:rPr>
-        <w:t xml:space="preserve"> = 600</w:t>
+        <w:t>    [ValidateRange(60, 3600)]</w:t>
+      </w:r>
+    </w:p>
+    <w:p>
+      <w:pPr>
+        <w:shd w:val="clear" w:color="auto" w:fill="F3F4F6"/>
+        <w:rPr>
+          <w:rFonts w:ascii="Consolas" w:eastAsia="Consolas" w:hAnsi="Consolas" w:cs="Consolas"/>
+        </w:rPr>
+      </w:pPr>
+      <w:r>
+        <w:rPr>
+          <w:rFonts w:ascii="Consolas" w:eastAsia="Consolas" w:hAnsi="Consolas" w:cs="Consolas"/>
+        </w:rPr>
+        <w:t>    [int]$RestartTimeoutSeconds = 600</w:t>
       </w:r>
     </w:p>
     <w:p>
@@ -3793,21 +2890,7 @@
         <w:rPr>
           <w:rFonts w:ascii="Consolas" w:eastAsia="Consolas" w:hAnsi="Consolas" w:cs="Consolas"/>
         </w:rPr>
-        <w:t>function Import-</w:t>
-      </w:r>
-      <w:proofErr w:type="spellStart"/>
-      <w:r>
-        <w:rPr>
-          <w:rFonts w:ascii="Consolas" w:eastAsia="Consolas" w:hAnsi="Consolas" w:cs="Consolas"/>
-        </w:rPr>
-        <w:t>ComputerList</w:t>
-      </w:r>
-      <w:proofErr w:type="spellEnd"/>
-      <w:r>
-        <w:rPr>
-          <w:rFonts w:ascii="Consolas" w:eastAsia="Consolas" w:hAnsi="Consolas" w:cs="Consolas"/>
-        </w:rPr>
-        <w:t xml:space="preserve"> {</w:t>
+        <w:t>function Import-ComputerList {</w:t>
       </w:r>
     </w:p>
     <w:p>
@@ -4005,77 +3088,21 @@
         <w:rPr>
           <w:rFonts w:ascii="Consolas" w:eastAsia="Consolas" w:hAnsi="Consolas" w:cs="Consolas"/>
         </w:rPr>
-        <w:t>    if ($rows[0].</w:t>
-      </w:r>
-      <w:proofErr w:type="spellStart"/>
-      <w:r>
-        <w:rPr>
-          <w:rFonts w:ascii="Consolas" w:eastAsia="Consolas" w:hAnsi="Consolas" w:cs="Consolas"/>
-        </w:rPr>
-        <w:t>PSObject.Properties.Name</w:t>
-      </w:r>
-      <w:proofErr w:type="spellEnd"/>
-      <w:r>
-        <w:rPr>
-          <w:rFonts w:ascii="Consolas" w:eastAsia="Consolas" w:hAnsi="Consolas" w:cs="Consolas"/>
-        </w:rPr>
-        <w:t xml:space="preserve"> -</w:t>
-      </w:r>
-      <w:proofErr w:type="spellStart"/>
-      <w:r>
-        <w:rPr>
-          <w:rFonts w:ascii="Consolas" w:eastAsia="Consolas" w:hAnsi="Consolas" w:cs="Consolas"/>
-        </w:rPr>
-        <w:t>notcontains</w:t>
-      </w:r>
-      <w:proofErr w:type="spellEnd"/>
-      <w:r>
-        <w:rPr>
-          <w:rFonts w:ascii="Consolas" w:eastAsia="Consolas" w:hAnsi="Consolas" w:cs="Consolas"/>
-        </w:rPr>
-        <w:t xml:space="preserve"> '</w:t>
-      </w:r>
-      <w:proofErr w:type="spellStart"/>
-      <w:r>
-        <w:rPr>
-          <w:rFonts w:ascii="Consolas" w:eastAsia="Consolas" w:hAnsi="Consolas" w:cs="Consolas"/>
-        </w:rPr>
-        <w:t>ComputerName</w:t>
-      </w:r>
-      <w:proofErr w:type="spellEnd"/>
-      <w:r>
-        <w:rPr>
-          <w:rFonts w:ascii="Consolas" w:eastAsia="Consolas" w:hAnsi="Consolas" w:cs="Consolas"/>
-        </w:rPr>
-        <w:t>') {</w:t>
-      </w:r>
-    </w:p>
-    <w:p>
-      <w:pPr>
-        <w:shd w:val="clear" w:color="auto" w:fill="F3F4F6"/>
-        <w:rPr>
-          <w:rFonts w:ascii="Consolas" w:eastAsia="Consolas" w:hAnsi="Consolas" w:cs="Consolas"/>
-        </w:rPr>
-      </w:pPr>
-      <w:r>
-        <w:rPr>
-          <w:rFonts w:ascii="Consolas" w:eastAsia="Consolas" w:hAnsi="Consolas" w:cs="Consolas"/>
-        </w:rPr>
-        <w:t>        throw "The CSV file '$Path' must contain a column named '</w:t>
-      </w:r>
-      <w:proofErr w:type="spellStart"/>
-      <w:r>
-        <w:rPr>
-          <w:rFonts w:ascii="Consolas" w:eastAsia="Consolas" w:hAnsi="Consolas" w:cs="Consolas"/>
-        </w:rPr>
-        <w:t>ComputerName</w:t>
-      </w:r>
-      <w:proofErr w:type="spellEnd"/>
-      <w:r>
-        <w:rPr>
-          <w:rFonts w:ascii="Consolas" w:eastAsia="Consolas" w:hAnsi="Consolas" w:cs="Consolas"/>
-        </w:rPr>
-        <w:t>'."</w:t>
+        <w:t>    if ($rows[0].PSObject.Properties.Name -notcontains 'ComputerName') {</w:t>
+      </w:r>
+    </w:p>
+    <w:p>
+      <w:pPr>
+        <w:shd w:val="clear" w:color="auto" w:fill="F3F4F6"/>
+        <w:rPr>
+          <w:rFonts w:ascii="Consolas" w:eastAsia="Consolas" w:hAnsi="Consolas" w:cs="Consolas"/>
+        </w:rPr>
+      </w:pPr>
+      <w:r>
+        <w:rPr>
+          <w:rFonts w:ascii="Consolas" w:eastAsia="Consolas" w:hAnsi="Consolas" w:cs="Consolas"/>
+        </w:rPr>
+        <w:t>        throw "The CSV file '$Path' must contain a column named 'ComputerName'."</w:t>
       </w:r>
     </w:p>
     <w:p>
@@ -4125,35 +3152,7 @@
         <w:rPr>
           <w:rFonts w:ascii="Consolas" w:eastAsia="Consolas" w:hAnsi="Consolas" w:cs="Consolas"/>
         </w:rPr>
-        <w:t xml:space="preserve">        </w:t>
-      </w:r>
-      <w:proofErr w:type="spellStart"/>
-      <w:r>
-        <w:rPr>
-          <w:rFonts w:ascii="Consolas" w:eastAsia="Consolas" w:hAnsi="Consolas" w:cs="Consolas"/>
-        </w:rPr>
-        <w:t>ForEach</w:t>
-      </w:r>
-      <w:proofErr w:type="spellEnd"/>
-      <w:r>
-        <w:rPr>
-          <w:rFonts w:ascii="Consolas" w:eastAsia="Consolas" w:hAnsi="Consolas" w:cs="Consolas"/>
-        </w:rPr>
-        <w:t>-Object { "$($_.</w:t>
-      </w:r>
-      <w:proofErr w:type="spellStart"/>
-      <w:r>
-        <w:rPr>
-          <w:rFonts w:ascii="Consolas" w:eastAsia="Consolas" w:hAnsi="Consolas" w:cs="Consolas"/>
-        </w:rPr>
-        <w:t>ComputerName</w:t>
-      </w:r>
-      <w:proofErr w:type="spellEnd"/>
-      <w:r>
-        <w:rPr>
-          <w:rFonts w:ascii="Consolas" w:eastAsia="Consolas" w:hAnsi="Consolas" w:cs="Consolas"/>
-        </w:rPr>
-        <w:t>)".Trim() } |</w:t>
+        <w:t>        ForEach-Object { "$($_.ComputerName)".Trim() } |</w:t>
       </w:r>
     </w:p>
     <w:p>
@@ -4217,21 +3216,7 @@
         <w:rPr>
           <w:rFonts w:ascii="Consolas" w:eastAsia="Consolas" w:hAnsi="Consolas" w:cs="Consolas"/>
         </w:rPr>
-        <w:t>function Get-</w:t>
-      </w:r>
-      <w:proofErr w:type="spellStart"/>
-      <w:r>
-        <w:rPr>
-          <w:rFonts w:ascii="Consolas" w:eastAsia="Consolas" w:hAnsi="Consolas" w:cs="Consolas"/>
-        </w:rPr>
-        <w:t>RemoteDomainStatus</w:t>
-      </w:r>
-      <w:proofErr w:type="spellEnd"/>
-      <w:r>
-        <w:rPr>
-          <w:rFonts w:ascii="Consolas" w:eastAsia="Consolas" w:hAnsi="Consolas" w:cs="Consolas"/>
-        </w:rPr>
-        <w:t xml:space="preserve"> {</w:t>
+        <w:t>function Get-RemoteDomainStatus {</w:t>
       </w:r>
     </w:p>
     <w:p>
@@ -4380,21 +3365,7 @@
           <w:rFonts w:ascii="Consolas" w:eastAsia="Consolas" w:hAnsi="Consolas" w:cs="Consolas"/>
         </w:rPr>
         <w:lastRenderedPageBreak/>
-        <w:t>        [</w:t>
-      </w:r>
-      <w:proofErr w:type="spellStart"/>
-      <w:r>
-        <w:rPr>
-          <w:rFonts w:ascii="Consolas" w:eastAsia="Consolas" w:hAnsi="Consolas" w:cs="Consolas"/>
-        </w:rPr>
-        <w:t>System.Management.Automation.PSCredential</w:t>
-      </w:r>
-      <w:proofErr w:type="spellEnd"/>
-      <w:r>
-        <w:rPr>
-          <w:rFonts w:ascii="Consolas" w:eastAsia="Consolas" w:hAnsi="Consolas" w:cs="Consolas"/>
-        </w:rPr>
-        <w:t>]$Credential</w:t>
+        <w:t>        [System.Management.Automation.PSCredential]$Credential</w:t>
       </w:r>
     </w:p>
     <w:p>
@@ -4430,72 +3401,22 @@
         <w:rPr>
           <w:rFonts w:ascii="Consolas" w:eastAsia="Consolas" w:hAnsi="Consolas" w:cs="Consolas"/>
         </w:rPr>
-        <w:t>    Get-</w:t>
-      </w:r>
-      <w:proofErr w:type="spellStart"/>
-      <w:r>
-        <w:rPr>
-          <w:rFonts w:ascii="Consolas" w:eastAsia="Consolas" w:hAnsi="Consolas" w:cs="Consolas"/>
-        </w:rPr>
-        <w:t>WmiObject</w:t>
-      </w:r>
-      <w:proofErr w:type="spellEnd"/>
-      <w:r>
-        <w:rPr>
-          <w:rFonts w:ascii="Consolas" w:eastAsia="Consolas" w:hAnsi="Consolas" w:cs="Consolas"/>
-        </w:rPr>
-        <w:t xml:space="preserve"> -Class Win32_ComputerSystem -</w:t>
-      </w:r>
-      <w:proofErr w:type="spellStart"/>
-      <w:r>
-        <w:rPr>
-          <w:rFonts w:ascii="Consolas" w:eastAsia="Consolas" w:hAnsi="Consolas" w:cs="Consolas"/>
-        </w:rPr>
-        <w:t>ComputerName</w:t>
-      </w:r>
-      <w:proofErr w:type="spellEnd"/>
-      <w:r>
-        <w:rPr>
-          <w:rFonts w:ascii="Consolas" w:eastAsia="Consolas" w:hAnsi="Consolas" w:cs="Consolas"/>
-        </w:rPr>
-        <w:t xml:space="preserve"> $Computer -Credential $Credential -</w:t>
-      </w:r>
-      <w:proofErr w:type="spellStart"/>
-      <w:r>
-        <w:rPr>
-          <w:rFonts w:ascii="Consolas" w:eastAsia="Consolas" w:hAnsi="Consolas" w:cs="Consolas"/>
-        </w:rPr>
-        <w:t>ErrorAction</w:t>
-      </w:r>
-      <w:proofErr w:type="spellEnd"/>
-      <w:r>
-        <w:rPr>
-          <w:rFonts w:ascii="Consolas" w:eastAsia="Consolas" w:hAnsi="Consolas" w:cs="Consolas"/>
-        </w:rPr>
-        <w:t xml:space="preserve"> Stop |</w:t>
-      </w:r>
-    </w:p>
-    <w:p>
-      <w:pPr>
-        <w:shd w:val="clear" w:color="auto" w:fill="F3F4F6"/>
-        <w:rPr>
-          <w:rFonts w:ascii="Consolas" w:eastAsia="Consolas" w:hAnsi="Consolas" w:cs="Consolas"/>
-        </w:rPr>
-      </w:pPr>
-      <w:r>
-        <w:rPr>
-          <w:rFonts w:ascii="Consolas" w:eastAsia="Consolas" w:hAnsi="Consolas" w:cs="Consolas"/>
-        </w:rPr>
-        <w:t xml:space="preserve">        Select-Object -Property Name, Domain, </w:t>
-      </w:r>
-      <w:proofErr w:type="spellStart"/>
-      <w:r>
-        <w:rPr>
-          <w:rFonts w:ascii="Consolas" w:eastAsia="Consolas" w:hAnsi="Consolas" w:cs="Consolas"/>
-        </w:rPr>
-        <w:t>PartOfDomain</w:t>
-      </w:r>
-      <w:proofErr w:type="spellEnd"/>
+        <w:t>    Get-WmiObject -Class Win32_ComputerSystem -ComputerName $Computer -Credential $Credential -ErrorAction Stop |</w:t>
+      </w:r>
+    </w:p>
+    <w:p>
+      <w:pPr>
+        <w:shd w:val="clear" w:color="auto" w:fill="F3F4F6"/>
+        <w:rPr>
+          <w:rFonts w:ascii="Consolas" w:eastAsia="Consolas" w:hAnsi="Consolas" w:cs="Consolas"/>
+        </w:rPr>
+      </w:pPr>
+      <w:r>
+        <w:rPr>
+          <w:rFonts w:ascii="Consolas" w:eastAsia="Consolas" w:hAnsi="Consolas" w:cs="Consolas"/>
+        </w:rPr>
+        <w:t>        Select-Object -Property Name, Domain, PartOfDomain</w:t>
+      </w:r>
     </w:p>
     <w:p>
       <w:pPr>
@@ -4530,21 +3451,7 @@
         <w:rPr>
           <w:rFonts w:ascii="Consolas" w:eastAsia="Consolas" w:hAnsi="Consolas" w:cs="Consolas"/>
         </w:rPr>
-        <w:t>function New-</w:t>
-      </w:r>
-      <w:proofErr w:type="spellStart"/>
-      <w:r>
-        <w:rPr>
-          <w:rFonts w:ascii="Consolas" w:eastAsia="Consolas" w:hAnsi="Consolas" w:cs="Consolas"/>
-        </w:rPr>
-        <w:t>JoinResult</w:t>
-      </w:r>
-      <w:proofErr w:type="spellEnd"/>
-      <w:r>
-        <w:rPr>
-          <w:rFonts w:ascii="Consolas" w:eastAsia="Consolas" w:hAnsi="Consolas" w:cs="Consolas"/>
-        </w:rPr>
-        <w:t xml:space="preserve"> {</w:t>
+        <w:t>function New-JoinResult {</w:t>
       </w:r>
     </w:p>
     <w:p>
@@ -4642,21 +3549,7 @@
         <w:rPr>
           <w:rFonts w:ascii="Consolas" w:eastAsia="Consolas" w:hAnsi="Consolas" w:cs="Consolas"/>
         </w:rPr>
-        <w:t>        [string]$</w:t>
-      </w:r>
-      <w:proofErr w:type="spellStart"/>
-      <w:r>
-        <w:rPr>
-          <w:rFonts w:ascii="Consolas" w:eastAsia="Consolas" w:hAnsi="Consolas" w:cs="Consolas"/>
-        </w:rPr>
-        <w:t>PreviousDomain</w:t>
-      </w:r>
-      <w:proofErr w:type="spellEnd"/>
-      <w:r>
-        <w:rPr>
-          <w:rFonts w:ascii="Consolas" w:eastAsia="Consolas" w:hAnsi="Consolas" w:cs="Consolas"/>
-        </w:rPr>
-        <w:t xml:space="preserve"> = '',</w:t>
+        <w:t>        [string]$PreviousDomain = '',</w:t>
       </w:r>
     </w:p>
     <w:p>
@@ -4698,21 +3591,7 @@
         <w:rPr>
           <w:rFonts w:ascii="Consolas" w:eastAsia="Consolas" w:hAnsi="Consolas" w:cs="Consolas"/>
         </w:rPr>
-        <w:t>        [bool]$</w:t>
-      </w:r>
-      <w:proofErr w:type="spellStart"/>
-      <w:r>
-        <w:rPr>
-          <w:rFonts w:ascii="Consolas" w:eastAsia="Consolas" w:hAnsi="Consolas" w:cs="Consolas"/>
-        </w:rPr>
-        <w:t>JoinedToDomain</w:t>
-      </w:r>
-      <w:proofErr w:type="spellEnd"/>
-      <w:r>
-        <w:rPr>
-          <w:rFonts w:ascii="Consolas" w:eastAsia="Consolas" w:hAnsi="Consolas" w:cs="Consolas"/>
-        </w:rPr>
-        <w:t xml:space="preserve"> = $false,</w:t>
+        <w:t>        [bool]$JoinedToDomain = $false,</w:t>
       </w:r>
     </w:p>
     <w:p>
@@ -4762,86 +3641,36 @@
         <w:rPr>
           <w:rFonts w:ascii="Consolas" w:eastAsia="Consolas" w:hAnsi="Consolas" w:cs="Consolas"/>
         </w:rPr>
-        <w:t>    [</w:t>
-      </w:r>
-      <w:proofErr w:type="spellStart"/>
-      <w:r>
-        <w:rPr>
-          <w:rFonts w:ascii="Consolas" w:eastAsia="Consolas" w:hAnsi="Consolas" w:cs="Consolas"/>
-        </w:rPr>
-        <w:t>pscustomobject</w:t>
-      </w:r>
-      <w:proofErr w:type="spellEnd"/>
-      <w:r>
-        <w:rPr>
-          <w:rFonts w:ascii="Consolas" w:eastAsia="Consolas" w:hAnsi="Consolas" w:cs="Consolas"/>
-        </w:rPr>
-        <w:t>]@{</w:t>
-      </w:r>
-    </w:p>
-    <w:p>
-      <w:pPr>
-        <w:shd w:val="clear" w:color="auto" w:fill="F3F4F6"/>
-        <w:rPr>
-          <w:rFonts w:ascii="Consolas" w:eastAsia="Consolas" w:hAnsi="Consolas" w:cs="Consolas"/>
-        </w:rPr>
-      </w:pPr>
-      <w:r>
-        <w:rPr>
-          <w:rFonts w:ascii="Consolas" w:eastAsia="Consolas" w:hAnsi="Consolas" w:cs="Consolas"/>
-        </w:rPr>
-        <w:t xml:space="preserve">        </w:t>
-      </w:r>
-      <w:proofErr w:type="spellStart"/>
-      <w:r>
-        <w:rPr>
-          <w:rFonts w:ascii="Consolas" w:eastAsia="Consolas" w:hAnsi="Consolas" w:cs="Consolas"/>
-        </w:rPr>
-        <w:t>ComputerName</w:t>
-      </w:r>
-      <w:proofErr w:type="spellEnd"/>
-      <w:r>
-        <w:rPr>
-          <w:rFonts w:ascii="Consolas" w:eastAsia="Consolas" w:hAnsi="Consolas" w:cs="Consolas"/>
-        </w:rPr>
-        <w:t xml:space="preserve">   = $Computer</w:t>
-      </w:r>
-    </w:p>
-    <w:p>
-      <w:pPr>
-        <w:shd w:val="clear" w:color="auto" w:fill="F3F4F6"/>
-        <w:rPr>
-          <w:rFonts w:ascii="Consolas" w:eastAsia="Consolas" w:hAnsi="Consolas" w:cs="Consolas"/>
-        </w:rPr>
-      </w:pPr>
-      <w:r>
-        <w:rPr>
-          <w:rFonts w:ascii="Consolas" w:eastAsia="Consolas" w:hAnsi="Consolas" w:cs="Consolas"/>
-        </w:rPr>
-        <w:t xml:space="preserve">        </w:t>
-      </w:r>
-      <w:proofErr w:type="spellStart"/>
-      <w:r>
-        <w:rPr>
-          <w:rFonts w:ascii="Consolas" w:eastAsia="Consolas" w:hAnsi="Consolas" w:cs="Consolas"/>
-        </w:rPr>
-        <w:t>PreviousDomain</w:t>
-      </w:r>
-      <w:proofErr w:type="spellEnd"/>
-      <w:r>
-        <w:rPr>
-          <w:rFonts w:ascii="Consolas" w:eastAsia="Consolas" w:hAnsi="Consolas" w:cs="Consolas"/>
-        </w:rPr>
-        <w:t xml:space="preserve"> = $</w:t>
-      </w:r>
-      <w:proofErr w:type="spellStart"/>
-      <w:r>
-        <w:rPr>
-          <w:rFonts w:ascii="Consolas" w:eastAsia="Consolas" w:hAnsi="Consolas" w:cs="Consolas"/>
-        </w:rPr>
-        <w:t>PreviousDomain</w:t>
-      </w:r>
-      <w:proofErr w:type="spellEnd"/>
+        <w:t>    [pscustomobject]@{</w:t>
+      </w:r>
+    </w:p>
+    <w:p>
+      <w:pPr>
+        <w:shd w:val="clear" w:color="auto" w:fill="F3F4F6"/>
+        <w:rPr>
+          <w:rFonts w:ascii="Consolas" w:eastAsia="Consolas" w:hAnsi="Consolas" w:cs="Consolas"/>
+        </w:rPr>
+      </w:pPr>
+      <w:r>
+        <w:rPr>
+          <w:rFonts w:ascii="Consolas" w:eastAsia="Consolas" w:hAnsi="Consolas" w:cs="Consolas"/>
+        </w:rPr>
+        <w:t>        ComputerName   = $Computer</w:t>
+      </w:r>
+    </w:p>
+    <w:p>
+      <w:pPr>
+        <w:shd w:val="clear" w:color="auto" w:fill="F3F4F6"/>
+        <w:rPr>
+          <w:rFonts w:ascii="Consolas" w:eastAsia="Consolas" w:hAnsi="Consolas" w:cs="Consolas"/>
+        </w:rPr>
+      </w:pPr>
+      <w:r>
+        <w:rPr>
+          <w:rFonts w:ascii="Consolas" w:eastAsia="Consolas" w:hAnsi="Consolas" w:cs="Consolas"/>
+        </w:rPr>
+        <w:t>        PreviousDomain = $PreviousDomain</w:t>
+      </w:r>
     </w:p>
     <w:p>
       <w:pPr>
@@ -4882,30 +3711,8 @@
         <w:rPr>
           <w:rFonts w:ascii="Consolas" w:eastAsia="Consolas" w:hAnsi="Consolas" w:cs="Consolas"/>
         </w:rPr>
-        <w:t xml:space="preserve">        </w:t>
-      </w:r>
-      <w:proofErr w:type="spellStart"/>
-      <w:r>
-        <w:rPr>
-          <w:rFonts w:ascii="Consolas" w:eastAsia="Consolas" w:hAnsi="Consolas" w:cs="Consolas"/>
-        </w:rPr>
-        <w:t>JoinedToDomain</w:t>
-      </w:r>
-      <w:proofErr w:type="spellEnd"/>
-      <w:r>
-        <w:rPr>
-          <w:rFonts w:ascii="Consolas" w:eastAsia="Consolas" w:hAnsi="Consolas" w:cs="Consolas"/>
-        </w:rPr>
-        <w:t xml:space="preserve"> = $</w:t>
-      </w:r>
-      <w:proofErr w:type="spellStart"/>
-      <w:r>
-        <w:rPr>
-          <w:rFonts w:ascii="Consolas" w:eastAsia="Consolas" w:hAnsi="Consolas" w:cs="Consolas"/>
-        </w:rPr>
-        <w:t>JoinedToDomain</w:t>
-      </w:r>
-      <w:proofErr w:type="spellEnd"/>
+        <w:t>        JoinedToDomain = $JoinedToDomain</w:t>
+      </w:r>
     </w:p>
     <w:p>
       <w:pPr>
@@ -4932,35 +3739,7 @@
         <w:rPr>
           <w:rFonts w:ascii="Consolas" w:eastAsia="Consolas" w:hAnsi="Consolas" w:cs="Consolas"/>
         </w:rPr>
-        <w:t>        Timestamp      = (Get-Date).ToString('</w:t>
-      </w:r>
-      <w:proofErr w:type="spellStart"/>
-      <w:r>
-        <w:rPr>
-          <w:rFonts w:ascii="Consolas" w:eastAsia="Consolas" w:hAnsi="Consolas" w:cs="Consolas"/>
-        </w:rPr>
-        <w:t>yyyy</w:t>
-      </w:r>
-      <w:proofErr w:type="spellEnd"/>
-      <w:r>
-        <w:rPr>
-          <w:rFonts w:ascii="Consolas" w:eastAsia="Consolas" w:hAnsi="Consolas" w:cs="Consolas"/>
-        </w:rPr>
-        <w:t xml:space="preserve">-MM-dd </w:t>
-      </w:r>
-      <w:proofErr w:type="spellStart"/>
-      <w:r>
-        <w:rPr>
-          <w:rFonts w:ascii="Consolas" w:eastAsia="Consolas" w:hAnsi="Consolas" w:cs="Consolas"/>
-        </w:rPr>
-        <w:t>HH:mm:ss</w:t>
-      </w:r>
-      <w:proofErr w:type="spellEnd"/>
-      <w:r>
-        <w:rPr>
-          <w:rFonts w:ascii="Consolas" w:eastAsia="Consolas" w:hAnsi="Consolas" w:cs="Consolas"/>
-        </w:rPr>
-        <w:t>')</w:t>
+        <w:t>        Timestamp      = (Get-Date).ToString('yyyy-MM-dd HH:mm:ss')</w:t>
       </w:r>
     </w:p>
     <w:p>
@@ -5010,21 +3789,7 @@
         <w:rPr>
           <w:rFonts w:ascii="Consolas" w:eastAsia="Consolas" w:hAnsi="Consolas" w:cs="Consolas"/>
         </w:rPr>
-        <w:t>function Join-</w:t>
-      </w:r>
-      <w:proofErr w:type="spellStart"/>
-      <w:r>
-        <w:rPr>
-          <w:rFonts w:ascii="Consolas" w:eastAsia="Consolas" w:hAnsi="Consolas" w:cs="Consolas"/>
-        </w:rPr>
-        <w:t>RemoteComputer</w:t>
-      </w:r>
-      <w:proofErr w:type="spellEnd"/>
-      <w:r>
-        <w:rPr>
-          <w:rFonts w:ascii="Consolas" w:eastAsia="Consolas" w:hAnsi="Consolas" w:cs="Consolas"/>
-        </w:rPr>
-        <w:t xml:space="preserve"> {</w:t>
+        <w:t>function Join-RemoteComputer {</w:t>
       </w:r>
     </w:p>
     <w:p>
@@ -5150,77 +3915,21 @@
         <w:rPr>
           <w:rFonts w:ascii="Consolas" w:eastAsia="Consolas" w:hAnsi="Consolas" w:cs="Consolas"/>
         </w:rPr>
-        <w:t>        [Parameter(Mandatory = $true)] [</w:t>
-      </w:r>
-      <w:proofErr w:type="spellStart"/>
-      <w:r>
-        <w:rPr>
-          <w:rFonts w:ascii="Consolas" w:eastAsia="Consolas" w:hAnsi="Consolas" w:cs="Consolas"/>
-        </w:rPr>
-        <w:t>System.Management.Automation.PSCredential</w:t>
-      </w:r>
-      <w:proofErr w:type="spellEnd"/>
-      <w:r>
-        <w:rPr>
-          <w:rFonts w:ascii="Consolas" w:eastAsia="Consolas" w:hAnsi="Consolas" w:cs="Consolas"/>
-        </w:rPr>
-        <w:t>]$</w:t>
-      </w:r>
-      <w:proofErr w:type="spellStart"/>
-      <w:r>
-        <w:rPr>
-          <w:rFonts w:ascii="Consolas" w:eastAsia="Consolas" w:hAnsi="Consolas" w:cs="Consolas"/>
-        </w:rPr>
-        <w:t>DomainCred</w:t>
-      </w:r>
-      <w:proofErr w:type="spellEnd"/>
-      <w:r>
-        <w:rPr>
-          <w:rFonts w:ascii="Consolas" w:eastAsia="Consolas" w:hAnsi="Consolas" w:cs="Consolas"/>
-        </w:rPr>
-        <w:t>,</w:t>
-      </w:r>
-    </w:p>
-    <w:p>
-      <w:pPr>
-        <w:shd w:val="clear" w:color="auto" w:fill="F3F4F6"/>
-        <w:rPr>
-          <w:rFonts w:ascii="Consolas" w:eastAsia="Consolas" w:hAnsi="Consolas" w:cs="Consolas"/>
-        </w:rPr>
-      </w:pPr>
-      <w:r>
-        <w:rPr>
-          <w:rFonts w:ascii="Consolas" w:eastAsia="Consolas" w:hAnsi="Consolas" w:cs="Consolas"/>
-        </w:rPr>
-        <w:t>        [Parameter(Mandatory = $true)] [</w:t>
-      </w:r>
-      <w:proofErr w:type="spellStart"/>
-      <w:r>
-        <w:rPr>
-          <w:rFonts w:ascii="Consolas" w:eastAsia="Consolas" w:hAnsi="Consolas" w:cs="Consolas"/>
-        </w:rPr>
-        <w:t>System.Management.Automation.PSCredential</w:t>
-      </w:r>
-      <w:proofErr w:type="spellEnd"/>
-      <w:r>
-        <w:rPr>
-          <w:rFonts w:ascii="Consolas" w:eastAsia="Consolas" w:hAnsi="Consolas" w:cs="Consolas"/>
-        </w:rPr>
-        <w:t>]$</w:t>
-      </w:r>
-      <w:proofErr w:type="spellStart"/>
-      <w:r>
-        <w:rPr>
-          <w:rFonts w:ascii="Consolas" w:eastAsia="Consolas" w:hAnsi="Consolas" w:cs="Consolas"/>
-        </w:rPr>
-        <w:t>LocalCred</w:t>
-      </w:r>
-      <w:proofErr w:type="spellEnd"/>
-      <w:r>
-        <w:rPr>
-          <w:rFonts w:ascii="Consolas" w:eastAsia="Consolas" w:hAnsi="Consolas" w:cs="Consolas"/>
-        </w:rPr>
-        <w:t>,</w:t>
+        <w:t>        [Parameter(Mandatory = $true)] [System.Management.Automation.PSCredential]$DomainCred,</w:t>
+      </w:r>
+    </w:p>
+    <w:p>
+      <w:pPr>
+        <w:shd w:val="clear" w:color="auto" w:fill="F3F4F6"/>
+        <w:rPr>
+          <w:rFonts w:ascii="Consolas" w:eastAsia="Consolas" w:hAnsi="Consolas" w:cs="Consolas"/>
+        </w:rPr>
+      </w:pPr>
+      <w:r>
+        <w:rPr>
+          <w:rFonts w:ascii="Consolas" w:eastAsia="Consolas" w:hAnsi="Consolas" w:cs="Consolas"/>
+        </w:rPr>
+        <w:t>        [Parameter(Mandatory = $true)] [System.Management.Automation.PSCredential]$LocalCred,</w:t>
       </w:r>
     </w:p>
     <w:p>
@@ -5248,21 +3957,7 @@
         <w:rPr>
           <w:rFonts w:ascii="Consolas" w:eastAsia="Consolas" w:hAnsi="Consolas" w:cs="Consolas"/>
         </w:rPr>
-        <w:t>        [int]$</w:t>
-      </w:r>
-      <w:proofErr w:type="spellStart"/>
-      <w:r>
-        <w:rPr>
-          <w:rFonts w:ascii="Consolas" w:eastAsia="Consolas" w:hAnsi="Consolas" w:cs="Consolas"/>
-        </w:rPr>
-        <w:t>TimeoutSeconds</w:t>
-      </w:r>
-      <w:proofErr w:type="spellEnd"/>
-      <w:r>
-        <w:rPr>
-          <w:rFonts w:ascii="Consolas" w:eastAsia="Consolas" w:hAnsi="Consolas" w:cs="Consolas"/>
-        </w:rPr>
-        <w:t xml:space="preserve"> = 600</w:t>
+        <w:t>        [int]$TimeoutSeconds = 600</w:t>
       </w:r>
     </w:p>
     <w:p>
@@ -5326,30 +4021,8 @@
         <w:rPr>
           <w:rFonts w:ascii="Consolas" w:eastAsia="Consolas" w:hAnsi="Consolas" w:cs="Consolas"/>
         </w:rPr>
-        <w:t>        $before = Get-</w:t>
-      </w:r>
-      <w:proofErr w:type="spellStart"/>
-      <w:r>
-        <w:rPr>
-          <w:rFonts w:ascii="Consolas" w:eastAsia="Consolas" w:hAnsi="Consolas" w:cs="Consolas"/>
-        </w:rPr>
-        <w:t>RemoteDomainStatus</w:t>
-      </w:r>
-      <w:proofErr w:type="spellEnd"/>
-      <w:r>
-        <w:rPr>
-          <w:rFonts w:ascii="Consolas" w:eastAsia="Consolas" w:hAnsi="Consolas" w:cs="Consolas"/>
-        </w:rPr>
-        <w:t xml:space="preserve"> -Computer $Computer -Credential $</w:t>
-      </w:r>
-      <w:proofErr w:type="spellStart"/>
-      <w:r>
-        <w:rPr>
-          <w:rFonts w:ascii="Consolas" w:eastAsia="Consolas" w:hAnsi="Consolas" w:cs="Consolas"/>
-        </w:rPr>
-        <w:t>LocalCred</w:t>
-      </w:r>
-      <w:proofErr w:type="spellEnd"/>
+        <w:t>        $before = Get-RemoteDomainStatus -Computer $Computer -Credential $LocalCred</w:t>
+      </w:r>
     </w:p>
     <w:p>
       <w:pPr>
@@ -5391,49 +4064,21 @@
           <w:rFonts w:ascii="Consolas" w:eastAsia="Consolas" w:hAnsi="Consolas" w:cs="Consolas"/>
         </w:rPr>
         <w:lastRenderedPageBreak/>
-        <w:t>        return New-</w:t>
-      </w:r>
-      <w:proofErr w:type="spellStart"/>
-      <w:r>
-        <w:rPr>
-          <w:rFonts w:ascii="Consolas" w:eastAsia="Consolas" w:hAnsi="Consolas" w:cs="Consolas"/>
-        </w:rPr>
-        <w:t>JoinResult</w:t>
-      </w:r>
-      <w:proofErr w:type="spellEnd"/>
-      <w:r>
-        <w:rPr>
-          <w:rFonts w:ascii="Consolas" w:eastAsia="Consolas" w:hAnsi="Consolas" w:cs="Consolas"/>
-        </w:rPr>
-        <w:t xml:space="preserve"> -Computer $Computer -Status 'Unreachable' `</w:t>
-      </w:r>
-    </w:p>
-    <w:p>
-      <w:pPr>
-        <w:shd w:val="clear" w:color="auto" w:fill="F3F4F6"/>
-        <w:rPr>
-          <w:rFonts w:ascii="Consolas" w:eastAsia="Consolas" w:hAnsi="Consolas" w:cs="Consolas"/>
-        </w:rPr>
-      </w:pPr>
-      <w:r>
-        <w:rPr>
-          <w:rFonts w:ascii="Consolas" w:eastAsia="Consolas" w:hAnsi="Consolas" w:cs="Consolas"/>
-        </w:rPr>
-        <w:t>            -Message "Could not connect: $($_.</w:t>
-      </w:r>
-      <w:proofErr w:type="spellStart"/>
-      <w:r>
-        <w:rPr>
-          <w:rFonts w:ascii="Consolas" w:eastAsia="Consolas" w:hAnsi="Consolas" w:cs="Consolas"/>
-        </w:rPr>
-        <w:t>Exception.Message</w:t>
-      </w:r>
-      <w:proofErr w:type="spellEnd"/>
-      <w:r>
-        <w:rPr>
-          <w:rFonts w:ascii="Consolas" w:eastAsia="Consolas" w:hAnsi="Consolas" w:cs="Consolas"/>
-        </w:rPr>
-        <w:t>)"</w:t>
+        <w:t>        return New-JoinResult -Computer $Computer -Status 'Unreachable' `</w:t>
+      </w:r>
+    </w:p>
+    <w:p>
+      <w:pPr>
+        <w:shd w:val="clear" w:color="auto" w:fill="F3F4F6"/>
+        <w:rPr>
+          <w:rFonts w:ascii="Consolas" w:eastAsia="Consolas" w:hAnsi="Consolas" w:cs="Consolas"/>
+        </w:rPr>
+      </w:pPr>
+      <w:r>
+        <w:rPr>
+          <w:rFonts w:ascii="Consolas" w:eastAsia="Consolas" w:hAnsi="Consolas" w:cs="Consolas"/>
+        </w:rPr>
+        <w:t>            -Message "Could not connect: $($_.Exception.Message)"</w:t>
       </w:r>
     </w:p>
     <w:p>
@@ -5469,63 +4114,7 @@
         <w:rPr>
           <w:rFonts w:ascii="Consolas" w:eastAsia="Consolas" w:hAnsi="Consolas" w:cs="Consolas"/>
         </w:rPr>
-        <w:t>    $</w:t>
-      </w:r>
-      <w:proofErr w:type="spellStart"/>
-      <w:r>
-        <w:rPr>
-          <w:rFonts w:ascii="Consolas" w:eastAsia="Consolas" w:hAnsi="Consolas" w:cs="Consolas"/>
-        </w:rPr>
-        <w:t>previousDomain</w:t>
-      </w:r>
-      <w:proofErr w:type="spellEnd"/>
-      <w:r>
-        <w:rPr>
-          <w:rFonts w:ascii="Consolas" w:eastAsia="Consolas" w:hAnsi="Consolas" w:cs="Consolas"/>
-        </w:rPr>
-        <w:t xml:space="preserve"> = if ($</w:t>
-      </w:r>
-      <w:proofErr w:type="spellStart"/>
-      <w:r>
-        <w:rPr>
-          <w:rFonts w:ascii="Consolas" w:eastAsia="Consolas" w:hAnsi="Consolas" w:cs="Consolas"/>
-        </w:rPr>
-        <w:t>before.PartOfDomain</w:t>
-      </w:r>
-      <w:proofErr w:type="spellEnd"/>
-      <w:r>
-        <w:rPr>
-          <w:rFonts w:ascii="Consolas" w:eastAsia="Consolas" w:hAnsi="Consolas" w:cs="Consolas"/>
-        </w:rPr>
-        <w:t>) { $</w:t>
-      </w:r>
-      <w:proofErr w:type="spellStart"/>
-      <w:r>
-        <w:rPr>
-          <w:rFonts w:ascii="Consolas" w:eastAsia="Consolas" w:hAnsi="Consolas" w:cs="Consolas"/>
-        </w:rPr>
-        <w:t>before.Domain</w:t>
-      </w:r>
-      <w:proofErr w:type="spellEnd"/>
-      <w:r>
-        <w:rPr>
-          <w:rFonts w:ascii="Consolas" w:eastAsia="Consolas" w:hAnsi="Consolas" w:cs="Consolas"/>
-        </w:rPr>
-        <w:t xml:space="preserve"> } else { "Workgroup: $($</w:t>
-      </w:r>
-      <w:proofErr w:type="spellStart"/>
-      <w:r>
-        <w:rPr>
-          <w:rFonts w:ascii="Consolas" w:eastAsia="Consolas" w:hAnsi="Consolas" w:cs="Consolas"/>
-        </w:rPr>
-        <w:t>before.Domain</w:t>
-      </w:r>
-      <w:proofErr w:type="spellEnd"/>
-      <w:r>
-        <w:rPr>
-          <w:rFonts w:ascii="Consolas" w:eastAsia="Consolas" w:hAnsi="Consolas" w:cs="Consolas"/>
-        </w:rPr>
-        <w:t>)" }</w:t>
+        <w:t>    $previousDomain = if ($before.PartOfDomain) { $before.Domain } else { "Workgroup: $($before.Domain)" }</w:t>
       </w:r>
     </w:p>
     <w:p>
@@ -5561,133 +4150,35 @@
         <w:rPr>
           <w:rFonts w:ascii="Consolas" w:eastAsia="Consolas" w:hAnsi="Consolas" w:cs="Consolas"/>
         </w:rPr>
-        <w:t>    if ($</w:t>
-      </w:r>
-      <w:proofErr w:type="spellStart"/>
-      <w:r>
-        <w:rPr>
-          <w:rFonts w:ascii="Consolas" w:eastAsia="Consolas" w:hAnsi="Consolas" w:cs="Consolas"/>
-        </w:rPr>
-        <w:t>before.PartOfDomain</w:t>
-      </w:r>
-      <w:proofErr w:type="spellEnd"/>
-      <w:r>
-        <w:rPr>
-          <w:rFonts w:ascii="Consolas" w:eastAsia="Consolas" w:hAnsi="Consolas" w:cs="Consolas"/>
-        </w:rPr>
-        <w:t xml:space="preserve"> -and $</w:t>
-      </w:r>
-      <w:proofErr w:type="spellStart"/>
-      <w:r>
-        <w:rPr>
-          <w:rFonts w:ascii="Consolas" w:eastAsia="Consolas" w:hAnsi="Consolas" w:cs="Consolas"/>
-        </w:rPr>
-        <w:t>before.Domain</w:t>
-      </w:r>
-      <w:proofErr w:type="spellEnd"/>
-      <w:r>
-        <w:rPr>
-          <w:rFonts w:ascii="Consolas" w:eastAsia="Consolas" w:hAnsi="Consolas" w:cs="Consolas"/>
-        </w:rPr>
-        <w:t xml:space="preserve"> -eq $Domain) {</w:t>
-      </w:r>
-    </w:p>
-    <w:p>
-      <w:pPr>
-        <w:shd w:val="clear" w:color="auto" w:fill="F3F4F6"/>
-        <w:rPr>
-          <w:rFonts w:ascii="Consolas" w:eastAsia="Consolas" w:hAnsi="Consolas" w:cs="Consolas"/>
-        </w:rPr>
-      </w:pPr>
-      <w:r>
-        <w:rPr>
-          <w:rFonts w:ascii="Consolas" w:eastAsia="Consolas" w:hAnsi="Consolas" w:cs="Consolas"/>
-        </w:rPr>
-        <w:t>        return New-</w:t>
-      </w:r>
-      <w:proofErr w:type="spellStart"/>
-      <w:r>
-        <w:rPr>
-          <w:rFonts w:ascii="Consolas" w:eastAsia="Consolas" w:hAnsi="Consolas" w:cs="Consolas"/>
-        </w:rPr>
-        <w:t>JoinResult</w:t>
-      </w:r>
-      <w:proofErr w:type="spellEnd"/>
-      <w:r>
-        <w:rPr>
-          <w:rFonts w:ascii="Consolas" w:eastAsia="Consolas" w:hAnsi="Consolas" w:cs="Consolas"/>
-        </w:rPr>
-        <w:t xml:space="preserve"> -Computer $Computer -</w:t>
-      </w:r>
-      <w:proofErr w:type="spellStart"/>
-      <w:r>
-        <w:rPr>
-          <w:rFonts w:ascii="Consolas" w:eastAsia="Consolas" w:hAnsi="Consolas" w:cs="Consolas"/>
-        </w:rPr>
-        <w:t>PreviousDomain</w:t>
-      </w:r>
-      <w:proofErr w:type="spellEnd"/>
-      <w:r>
-        <w:rPr>
-          <w:rFonts w:ascii="Consolas" w:eastAsia="Consolas" w:hAnsi="Consolas" w:cs="Consolas"/>
-        </w:rPr>
-        <w:t xml:space="preserve"> $</w:t>
-      </w:r>
-      <w:proofErr w:type="spellStart"/>
-      <w:r>
-        <w:rPr>
-          <w:rFonts w:ascii="Consolas" w:eastAsia="Consolas" w:hAnsi="Consolas" w:cs="Consolas"/>
-        </w:rPr>
-        <w:t>previousDomain</w:t>
-      </w:r>
-      <w:proofErr w:type="spellEnd"/>
-      <w:r>
-        <w:rPr>
-          <w:rFonts w:ascii="Consolas" w:eastAsia="Consolas" w:hAnsi="Consolas" w:cs="Consolas"/>
-        </w:rPr>
-        <w:t xml:space="preserve"> -Status '</w:t>
-      </w:r>
-      <w:proofErr w:type="spellStart"/>
-      <w:r>
-        <w:rPr>
-          <w:rFonts w:ascii="Consolas" w:eastAsia="Consolas" w:hAnsi="Consolas" w:cs="Consolas"/>
-        </w:rPr>
-        <w:t>AlreadyJoined</w:t>
-      </w:r>
-      <w:proofErr w:type="spellEnd"/>
-      <w:r>
-        <w:rPr>
-          <w:rFonts w:ascii="Consolas" w:eastAsia="Consolas" w:hAnsi="Consolas" w:cs="Consolas"/>
-        </w:rPr>
-        <w:t>' `</w:t>
-      </w:r>
-    </w:p>
-    <w:p>
-      <w:pPr>
-        <w:shd w:val="clear" w:color="auto" w:fill="F3F4F6"/>
-        <w:rPr>
-          <w:rFonts w:ascii="Consolas" w:eastAsia="Consolas" w:hAnsi="Consolas" w:cs="Consolas"/>
-        </w:rPr>
-      </w:pPr>
-      <w:r>
-        <w:rPr>
-          <w:rFonts w:ascii="Consolas" w:eastAsia="Consolas" w:hAnsi="Consolas" w:cs="Consolas"/>
-        </w:rPr>
-        <w:t>            -</w:t>
-      </w:r>
-      <w:proofErr w:type="spellStart"/>
-      <w:r>
-        <w:rPr>
-          <w:rFonts w:ascii="Consolas" w:eastAsia="Consolas" w:hAnsi="Consolas" w:cs="Consolas"/>
-        </w:rPr>
-        <w:t>JoinedToDomain</w:t>
-      </w:r>
-      <w:proofErr w:type="spellEnd"/>
-      <w:r>
-        <w:rPr>
-          <w:rFonts w:ascii="Consolas" w:eastAsia="Consolas" w:hAnsi="Consolas" w:cs="Consolas"/>
-        </w:rPr>
-        <w:t xml:space="preserve"> $true -Message 'Already a member of the domain. No restart required.'</w:t>
+        <w:t>    if ($before.PartOfDomain -and $before.Domain -eq $Domain) {</w:t>
+      </w:r>
+    </w:p>
+    <w:p>
+      <w:pPr>
+        <w:shd w:val="clear" w:color="auto" w:fill="F3F4F6"/>
+        <w:rPr>
+          <w:rFonts w:ascii="Consolas" w:eastAsia="Consolas" w:hAnsi="Consolas" w:cs="Consolas"/>
+        </w:rPr>
+      </w:pPr>
+      <w:r>
+        <w:rPr>
+          <w:rFonts w:ascii="Consolas" w:eastAsia="Consolas" w:hAnsi="Consolas" w:cs="Consolas"/>
+        </w:rPr>
+        <w:t>        return New-JoinResult -Computer $Computer -PreviousDomain $previousDomain -Status 'AlreadyJoined' `</w:t>
+      </w:r>
+    </w:p>
+    <w:p>
+      <w:pPr>
+        <w:shd w:val="clear" w:color="auto" w:fill="F3F4F6"/>
+        <w:rPr>
+          <w:rFonts w:ascii="Consolas" w:eastAsia="Consolas" w:hAnsi="Consolas" w:cs="Consolas"/>
+        </w:rPr>
+      </w:pPr>
+      <w:r>
+        <w:rPr>
+          <w:rFonts w:ascii="Consolas" w:eastAsia="Consolas" w:hAnsi="Consolas" w:cs="Consolas"/>
+        </w:rPr>
+        <w:t>            -JoinedToDomain $true -Message 'Already a member of the domain. No restart required.'</w:t>
       </w:r>
     </w:p>
     <w:p>
@@ -5737,136 +4228,64 @@
         <w:rPr>
           <w:rFonts w:ascii="Consolas" w:eastAsia="Consolas" w:hAnsi="Consolas" w:cs="Consolas"/>
         </w:rPr>
-        <w:t>    $</w:t>
-      </w:r>
-      <w:proofErr w:type="spellStart"/>
-      <w:r>
-        <w:rPr>
-          <w:rFonts w:ascii="Consolas" w:eastAsia="Consolas" w:hAnsi="Consolas" w:cs="Consolas"/>
-        </w:rPr>
-        <w:t>joinParams</w:t>
-      </w:r>
-      <w:proofErr w:type="spellEnd"/>
-      <w:r>
-        <w:rPr>
-          <w:rFonts w:ascii="Consolas" w:eastAsia="Consolas" w:hAnsi="Consolas" w:cs="Consolas"/>
-        </w:rPr>
-        <w:t xml:space="preserve"> = @{</w:t>
-      </w:r>
-    </w:p>
-    <w:p>
-      <w:pPr>
-        <w:shd w:val="clear" w:color="auto" w:fill="F3F4F6"/>
-        <w:rPr>
-          <w:rFonts w:ascii="Consolas" w:eastAsia="Consolas" w:hAnsi="Consolas" w:cs="Consolas"/>
-        </w:rPr>
-      </w:pPr>
-      <w:r>
-        <w:rPr>
-          <w:rFonts w:ascii="Consolas" w:eastAsia="Consolas" w:hAnsi="Consolas" w:cs="Consolas"/>
-        </w:rPr>
-        <w:t xml:space="preserve">        </w:t>
-      </w:r>
-      <w:proofErr w:type="spellStart"/>
-      <w:r>
-        <w:rPr>
-          <w:rFonts w:ascii="Consolas" w:eastAsia="Consolas" w:hAnsi="Consolas" w:cs="Consolas"/>
-        </w:rPr>
-        <w:t>ComputerName</w:t>
-      </w:r>
-      <w:proofErr w:type="spellEnd"/>
-      <w:r>
-        <w:rPr>
-          <w:rFonts w:ascii="Consolas" w:eastAsia="Consolas" w:hAnsi="Consolas" w:cs="Consolas"/>
-        </w:rPr>
-        <w:t xml:space="preserve">    = $Computer</w:t>
-      </w:r>
-    </w:p>
-    <w:p>
-      <w:pPr>
-        <w:shd w:val="clear" w:color="auto" w:fill="F3F4F6"/>
-        <w:rPr>
-          <w:rFonts w:ascii="Consolas" w:eastAsia="Consolas" w:hAnsi="Consolas" w:cs="Consolas"/>
-        </w:rPr>
-      </w:pPr>
-      <w:r>
-        <w:rPr>
-          <w:rFonts w:ascii="Consolas" w:eastAsia="Consolas" w:hAnsi="Consolas" w:cs="Consolas"/>
-        </w:rPr>
-        <w:t xml:space="preserve">        </w:t>
-      </w:r>
-      <w:proofErr w:type="spellStart"/>
-      <w:r>
-        <w:rPr>
-          <w:rFonts w:ascii="Consolas" w:eastAsia="Consolas" w:hAnsi="Consolas" w:cs="Consolas"/>
-        </w:rPr>
-        <w:t>LocalCredential</w:t>
-      </w:r>
-      <w:proofErr w:type="spellEnd"/>
-      <w:r>
-        <w:rPr>
-          <w:rFonts w:ascii="Consolas" w:eastAsia="Consolas" w:hAnsi="Consolas" w:cs="Consolas"/>
-        </w:rPr>
-        <w:t xml:space="preserve"> = $</w:t>
-      </w:r>
-      <w:proofErr w:type="spellStart"/>
-      <w:r>
-        <w:rPr>
-          <w:rFonts w:ascii="Consolas" w:eastAsia="Consolas" w:hAnsi="Consolas" w:cs="Consolas"/>
-        </w:rPr>
-        <w:t>LocalCred</w:t>
-      </w:r>
-      <w:proofErr w:type="spellEnd"/>
-    </w:p>
-    <w:p>
-      <w:pPr>
-        <w:shd w:val="clear" w:color="auto" w:fill="F3F4F6"/>
-        <w:rPr>
-          <w:rFonts w:ascii="Consolas" w:eastAsia="Consolas" w:hAnsi="Consolas" w:cs="Consolas"/>
-        </w:rPr>
-      </w:pPr>
-      <w:r>
-        <w:rPr>
-          <w:rFonts w:ascii="Consolas" w:eastAsia="Consolas" w:hAnsi="Consolas" w:cs="Consolas"/>
-        </w:rPr>
-        <w:t xml:space="preserve">        </w:t>
-      </w:r>
-      <w:proofErr w:type="spellStart"/>
-      <w:r>
-        <w:rPr>
-          <w:rFonts w:ascii="Consolas" w:eastAsia="Consolas" w:hAnsi="Consolas" w:cs="Consolas"/>
-        </w:rPr>
-        <w:t>DomainName</w:t>
-      </w:r>
-      <w:proofErr w:type="spellEnd"/>
-      <w:r>
-        <w:rPr>
-          <w:rFonts w:ascii="Consolas" w:eastAsia="Consolas" w:hAnsi="Consolas" w:cs="Consolas"/>
-        </w:rPr>
-        <w:t xml:space="preserve">      = $Domain</w:t>
-      </w:r>
-    </w:p>
-    <w:p>
-      <w:pPr>
-        <w:shd w:val="clear" w:color="auto" w:fill="F3F4F6"/>
-        <w:rPr>
-          <w:rFonts w:ascii="Consolas" w:eastAsia="Consolas" w:hAnsi="Consolas" w:cs="Consolas"/>
-        </w:rPr>
-      </w:pPr>
-      <w:r>
-        <w:rPr>
-          <w:rFonts w:ascii="Consolas" w:eastAsia="Consolas" w:hAnsi="Consolas" w:cs="Consolas"/>
-        </w:rPr>
-        <w:t>        Credential      = $</w:t>
-      </w:r>
-      <w:proofErr w:type="spellStart"/>
-      <w:r>
-        <w:rPr>
-          <w:rFonts w:ascii="Consolas" w:eastAsia="Consolas" w:hAnsi="Consolas" w:cs="Consolas"/>
-        </w:rPr>
-        <w:t>DomainCred</w:t>
-      </w:r>
-      <w:proofErr w:type="spellEnd"/>
+        <w:t>    $joinParams = @{</w:t>
+      </w:r>
+    </w:p>
+    <w:p>
+      <w:pPr>
+        <w:shd w:val="clear" w:color="auto" w:fill="F3F4F6"/>
+        <w:rPr>
+          <w:rFonts w:ascii="Consolas" w:eastAsia="Consolas" w:hAnsi="Consolas" w:cs="Consolas"/>
+        </w:rPr>
+      </w:pPr>
+      <w:r>
+        <w:rPr>
+          <w:rFonts w:ascii="Consolas" w:eastAsia="Consolas" w:hAnsi="Consolas" w:cs="Consolas"/>
+        </w:rPr>
+        <w:t>        ComputerName    = $Computer</w:t>
+      </w:r>
+    </w:p>
+    <w:p>
+      <w:pPr>
+        <w:shd w:val="clear" w:color="auto" w:fill="F3F4F6"/>
+        <w:rPr>
+          <w:rFonts w:ascii="Consolas" w:eastAsia="Consolas" w:hAnsi="Consolas" w:cs="Consolas"/>
+        </w:rPr>
+      </w:pPr>
+      <w:r>
+        <w:rPr>
+          <w:rFonts w:ascii="Consolas" w:eastAsia="Consolas" w:hAnsi="Consolas" w:cs="Consolas"/>
+        </w:rPr>
+        <w:t>        LocalCredential = $LocalCred</w:t>
+      </w:r>
+    </w:p>
+    <w:p>
+      <w:pPr>
+        <w:shd w:val="clear" w:color="auto" w:fill="F3F4F6"/>
+        <w:rPr>
+          <w:rFonts w:ascii="Consolas" w:eastAsia="Consolas" w:hAnsi="Consolas" w:cs="Consolas"/>
+        </w:rPr>
+      </w:pPr>
+      <w:r>
+        <w:rPr>
+          <w:rFonts w:ascii="Consolas" w:eastAsia="Consolas" w:hAnsi="Consolas" w:cs="Consolas"/>
+        </w:rPr>
+        <w:t>        DomainName      = $Domain</w:t>
+      </w:r>
+    </w:p>
+    <w:p>
+      <w:pPr>
+        <w:shd w:val="clear" w:color="auto" w:fill="F3F4F6"/>
+        <w:rPr>
+          <w:rFonts w:ascii="Consolas" w:eastAsia="Consolas" w:hAnsi="Consolas" w:cs="Consolas"/>
+        </w:rPr>
+      </w:pPr>
+      <w:r>
+        <w:rPr>
+          <w:rFonts w:ascii="Consolas" w:eastAsia="Consolas" w:hAnsi="Consolas" w:cs="Consolas"/>
+        </w:rPr>
+        <w:t>        Credential      = $DomainCred</w:t>
+      </w:r>
     </w:p>
     <w:p>
       <w:pPr>
@@ -5893,49 +4312,21 @@
         <w:rPr>
           <w:rFonts w:ascii="Consolas" w:eastAsia="Consolas" w:hAnsi="Consolas" w:cs="Consolas"/>
         </w:rPr>
-        <w:t xml:space="preserve">        </w:t>
-      </w:r>
-      <w:proofErr w:type="spellStart"/>
-      <w:r>
-        <w:rPr>
-          <w:rFonts w:ascii="Consolas" w:eastAsia="Consolas" w:hAnsi="Consolas" w:cs="Consolas"/>
-        </w:rPr>
-        <w:t>PassThru</w:t>
-      </w:r>
-      <w:proofErr w:type="spellEnd"/>
-      <w:r>
-        <w:rPr>
-          <w:rFonts w:ascii="Consolas" w:eastAsia="Consolas" w:hAnsi="Consolas" w:cs="Consolas"/>
-        </w:rPr>
-        <w:t xml:space="preserve">        = $true</w:t>
-      </w:r>
-    </w:p>
-    <w:p>
-      <w:pPr>
-        <w:shd w:val="clear" w:color="auto" w:fill="F3F4F6"/>
-        <w:rPr>
-          <w:rFonts w:ascii="Consolas" w:eastAsia="Consolas" w:hAnsi="Consolas" w:cs="Consolas"/>
-        </w:rPr>
-      </w:pPr>
-      <w:r>
-        <w:rPr>
-          <w:rFonts w:ascii="Consolas" w:eastAsia="Consolas" w:hAnsi="Consolas" w:cs="Consolas"/>
-        </w:rPr>
-        <w:t xml:space="preserve">        </w:t>
-      </w:r>
-      <w:proofErr w:type="spellStart"/>
-      <w:r>
-        <w:rPr>
-          <w:rFonts w:ascii="Consolas" w:eastAsia="Consolas" w:hAnsi="Consolas" w:cs="Consolas"/>
-        </w:rPr>
-        <w:t>ErrorAction</w:t>
-      </w:r>
-      <w:proofErr w:type="spellEnd"/>
-      <w:r>
-        <w:rPr>
-          <w:rFonts w:ascii="Consolas" w:eastAsia="Consolas" w:hAnsi="Consolas" w:cs="Consolas"/>
-        </w:rPr>
-        <w:t xml:space="preserve">     = 'Stop'</w:t>
+        <w:t>        PassThru        = $true</w:t>
+      </w:r>
+    </w:p>
+    <w:p>
+      <w:pPr>
+        <w:shd w:val="clear" w:color="auto" w:fill="F3F4F6"/>
+        <w:rPr>
+          <w:rFonts w:ascii="Consolas" w:eastAsia="Consolas" w:hAnsi="Consolas" w:cs="Consolas"/>
+        </w:rPr>
+      </w:pPr>
+      <w:r>
+        <w:rPr>
+          <w:rFonts w:ascii="Consolas" w:eastAsia="Consolas" w:hAnsi="Consolas" w:cs="Consolas"/>
+        </w:rPr>
+        <w:t>        ErrorAction     = 'Stop'</w:t>
       </w:r>
     </w:p>
     <w:p>
@@ -5963,21 +4354,7 @@
         <w:rPr>
           <w:rFonts w:ascii="Consolas" w:eastAsia="Consolas" w:hAnsi="Consolas" w:cs="Consolas"/>
         </w:rPr>
-        <w:t>    if ($OU) { $</w:t>
-      </w:r>
-      <w:proofErr w:type="spellStart"/>
-      <w:r>
-        <w:rPr>
-          <w:rFonts w:ascii="Consolas" w:eastAsia="Consolas" w:hAnsi="Consolas" w:cs="Consolas"/>
-        </w:rPr>
-        <w:t>joinParams.OUPath</w:t>
-      </w:r>
-      <w:proofErr w:type="spellEnd"/>
-      <w:r>
-        <w:rPr>
-          <w:rFonts w:ascii="Consolas" w:eastAsia="Consolas" w:hAnsi="Consolas" w:cs="Consolas"/>
-        </w:rPr>
-        <w:t xml:space="preserve"> = $OU }</w:t>
+        <w:t>    if ($OU) { $joinParams.OUPath = $OU }</w:t>
       </w:r>
     </w:p>
     <w:p>
@@ -6013,119 +4390,35 @@
         <w:rPr>
           <w:rFonts w:ascii="Consolas" w:eastAsia="Consolas" w:hAnsi="Consolas" w:cs="Consolas"/>
         </w:rPr>
-        <w:t>        $</w:t>
-      </w:r>
-      <w:proofErr w:type="spellStart"/>
-      <w:r>
-        <w:rPr>
-          <w:rFonts w:ascii="Consolas" w:eastAsia="Consolas" w:hAnsi="Consolas" w:cs="Consolas"/>
-        </w:rPr>
-        <w:t>joinResult</w:t>
-      </w:r>
-      <w:proofErr w:type="spellEnd"/>
-      <w:r>
-        <w:rPr>
-          <w:rFonts w:ascii="Consolas" w:eastAsia="Consolas" w:hAnsi="Consolas" w:cs="Consolas"/>
-        </w:rPr>
-        <w:t xml:space="preserve"> = Add-Computer @joinParams</w:t>
-      </w:r>
-    </w:p>
-    <w:p>
-      <w:pPr>
-        <w:shd w:val="clear" w:color="auto" w:fill="F3F4F6"/>
-        <w:rPr>
-          <w:rFonts w:ascii="Consolas" w:eastAsia="Consolas" w:hAnsi="Consolas" w:cs="Consolas"/>
-        </w:rPr>
-      </w:pPr>
-      <w:r>
-        <w:rPr>
-          <w:rFonts w:ascii="Consolas" w:eastAsia="Consolas" w:hAnsi="Consolas" w:cs="Consolas"/>
-        </w:rPr>
-        <w:t>        if (-not $</w:t>
-      </w:r>
-      <w:proofErr w:type="spellStart"/>
-      <w:r>
-        <w:rPr>
-          <w:rFonts w:ascii="Consolas" w:eastAsia="Consolas" w:hAnsi="Consolas" w:cs="Consolas"/>
-        </w:rPr>
-        <w:t>joinResult.HasSucceeded</w:t>
-      </w:r>
-      <w:proofErr w:type="spellEnd"/>
-      <w:r>
-        <w:rPr>
-          <w:rFonts w:ascii="Consolas" w:eastAsia="Consolas" w:hAnsi="Consolas" w:cs="Consolas"/>
-        </w:rPr>
-        <w:t>) {</w:t>
-      </w:r>
-    </w:p>
-    <w:p>
-      <w:pPr>
-        <w:shd w:val="clear" w:color="auto" w:fill="F3F4F6"/>
-        <w:rPr>
-          <w:rFonts w:ascii="Consolas" w:eastAsia="Consolas" w:hAnsi="Consolas" w:cs="Consolas"/>
-        </w:rPr>
-      </w:pPr>
-      <w:r>
-        <w:rPr>
-          <w:rFonts w:ascii="Consolas" w:eastAsia="Consolas" w:hAnsi="Consolas" w:cs="Consolas"/>
-        </w:rPr>
-        <w:t>            return New-</w:t>
-      </w:r>
-      <w:proofErr w:type="spellStart"/>
-      <w:r>
-        <w:rPr>
-          <w:rFonts w:ascii="Consolas" w:eastAsia="Consolas" w:hAnsi="Consolas" w:cs="Consolas"/>
-        </w:rPr>
-        <w:t>JoinResult</w:t>
-      </w:r>
-      <w:proofErr w:type="spellEnd"/>
-      <w:r>
-        <w:rPr>
-          <w:rFonts w:ascii="Consolas" w:eastAsia="Consolas" w:hAnsi="Consolas" w:cs="Consolas"/>
-        </w:rPr>
-        <w:t xml:space="preserve"> -Computer $Computer -</w:t>
-      </w:r>
-      <w:proofErr w:type="spellStart"/>
-      <w:r>
-        <w:rPr>
-          <w:rFonts w:ascii="Consolas" w:eastAsia="Consolas" w:hAnsi="Consolas" w:cs="Consolas"/>
-        </w:rPr>
-        <w:t>PreviousDomain</w:t>
-      </w:r>
-      <w:proofErr w:type="spellEnd"/>
-      <w:r>
-        <w:rPr>
-          <w:rFonts w:ascii="Consolas" w:eastAsia="Consolas" w:hAnsi="Consolas" w:cs="Consolas"/>
-        </w:rPr>
-        <w:t xml:space="preserve"> $</w:t>
-      </w:r>
-      <w:proofErr w:type="spellStart"/>
-      <w:r>
-        <w:rPr>
-          <w:rFonts w:ascii="Consolas" w:eastAsia="Consolas" w:hAnsi="Consolas" w:cs="Consolas"/>
-        </w:rPr>
-        <w:t>previousDomain</w:t>
-      </w:r>
-      <w:proofErr w:type="spellEnd"/>
-      <w:r>
-        <w:rPr>
-          <w:rFonts w:ascii="Consolas" w:eastAsia="Consolas" w:hAnsi="Consolas" w:cs="Consolas"/>
-        </w:rPr>
-        <w:t xml:space="preserve"> -Status '</w:t>
-      </w:r>
-      <w:proofErr w:type="spellStart"/>
-      <w:r>
-        <w:rPr>
-          <w:rFonts w:ascii="Consolas" w:eastAsia="Consolas" w:hAnsi="Consolas" w:cs="Consolas"/>
-        </w:rPr>
-        <w:t>JoinFailed</w:t>
-      </w:r>
-      <w:proofErr w:type="spellEnd"/>
-      <w:r>
-        <w:rPr>
-          <w:rFonts w:ascii="Consolas" w:eastAsia="Consolas" w:hAnsi="Consolas" w:cs="Consolas"/>
-        </w:rPr>
-        <w:t>' `</w:t>
+        <w:t>        $joinResult = Add-Computer @joinParams</w:t>
+      </w:r>
+    </w:p>
+    <w:p>
+      <w:pPr>
+        <w:shd w:val="clear" w:color="auto" w:fill="F3F4F6"/>
+        <w:rPr>
+          <w:rFonts w:ascii="Consolas" w:eastAsia="Consolas" w:hAnsi="Consolas" w:cs="Consolas"/>
+        </w:rPr>
+      </w:pPr>
+      <w:r>
+        <w:rPr>
+          <w:rFonts w:ascii="Consolas" w:eastAsia="Consolas" w:hAnsi="Consolas" w:cs="Consolas"/>
+        </w:rPr>
+        <w:t>        if (-not $joinResult.HasSucceeded) {</w:t>
+      </w:r>
+    </w:p>
+    <w:p>
+      <w:pPr>
+        <w:shd w:val="clear" w:color="auto" w:fill="F3F4F6"/>
+        <w:rPr>
+          <w:rFonts w:ascii="Consolas" w:eastAsia="Consolas" w:hAnsi="Consolas" w:cs="Consolas"/>
+        </w:rPr>
+      </w:pPr>
+      <w:r>
+        <w:rPr>
+          <w:rFonts w:ascii="Consolas" w:eastAsia="Consolas" w:hAnsi="Consolas" w:cs="Consolas"/>
+        </w:rPr>
+        <w:t>            return New-JoinResult -Computer $Computer -PreviousDomain $previousDomain -Status 'JoinFailed' `</w:t>
       </w:r>
     </w:p>
     <w:p>
@@ -6195,86 +4488,22 @@
         <w:rPr>
           <w:rFonts w:ascii="Consolas" w:eastAsia="Consolas" w:hAnsi="Consolas" w:cs="Consolas"/>
         </w:rPr>
-        <w:t>        return New-</w:t>
-      </w:r>
-      <w:proofErr w:type="spellStart"/>
-      <w:r>
-        <w:rPr>
-          <w:rFonts w:ascii="Consolas" w:eastAsia="Consolas" w:hAnsi="Consolas" w:cs="Consolas"/>
-        </w:rPr>
-        <w:t>JoinResult</w:t>
-      </w:r>
-      <w:proofErr w:type="spellEnd"/>
-      <w:r>
-        <w:rPr>
-          <w:rFonts w:ascii="Consolas" w:eastAsia="Consolas" w:hAnsi="Consolas" w:cs="Consolas"/>
-        </w:rPr>
-        <w:t xml:space="preserve"> -Computer $Computer -</w:t>
-      </w:r>
-      <w:proofErr w:type="spellStart"/>
-      <w:r>
-        <w:rPr>
-          <w:rFonts w:ascii="Consolas" w:eastAsia="Consolas" w:hAnsi="Consolas" w:cs="Consolas"/>
-        </w:rPr>
-        <w:t>PreviousDomain</w:t>
-      </w:r>
-      <w:proofErr w:type="spellEnd"/>
-      <w:r>
-        <w:rPr>
-          <w:rFonts w:ascii="Consolas" w:eastAsia="Consolas" w:hAnsi="Consolas" w:cs="Consolas"/>
-        </w:rPr>
-        <w:t xml:space="preserve"> $</w:t>
-      </w:r>
-      <w:proofErr w:type="spellStart"/>
-      <w:r>
-        <w:rPr>
-          <w:rFonts w:ascii="Consolas" w:eastAsia="Consolas" w:hAnsi="Consolas" w:cs="Consolas"/>
-        </w:rPr>
-        <w:t>previousDomain</w:t>
-      </w:r>
-      <w:proofErr w:type="spellEnd"/>
-      <w:r>
-        <w:rPr>
-          <w:rFonts w:ascii="Consolas" w:eastAsia="Consolas" w:hAnsi="Consolas" w:cs="Consolas"/>
-        </w:rPr>
-        <w:t xml:space="preserve"> -Status '</w:t>
-      </w:r>
-      <w:proofErr w:type="spellStart"/>
-      <w:r>
-        <w:rPr>
-          <w:rFonts w:ascii="Consolas" w:eastAsia="Consolas" w:hAnsi="Consolas" w:cs="Consolas"/>
-        </w:rPr>
-        <w:t>JoinFailed</w:t>
-      </w:r>
-      <w:proofErr w:type="spellEnd"/>
-      <w:r>
-        <w:rPr>
-          <w:rFonts w:ascii="Consolas" w:eastAsia="Consolas" w:hAnsi="Consolas" w:cs="Consolas"/>
-        </w:rPr>
-        <w:t>' `</w:t>
-      </w:r>
-    </w:p>
-    <w:p>
-      <w:pPr>
-        <w:shd w:val="clear" w:color="auto" w:fill="F3F4F6"/>
-        <w:rPr>
-          <w:rFonts w:ascii="Consolas" w:eastAsia="Consolas" w:hAnsi="Consolas" w:cs="Consolas"/>
-        </w:rPr>
-      </w:pPr>
-      <w:r>
-        <w:rPr>
-          <w:rFonts w:ascii="Consolas" w:eastAsia="Consolas" w:hAnsi="Consolas" w:cs="Consolas"/>
-        </w:rPr>
-        <w:t>            -Message $_.</w:t>
-      </w:r>
-      <w:proofErr w:type="spellStart"/>
-      <w:r>
-        <w:rPr>
-          <w:rFonts w:ascii="Consolas" w:eastAsia="Consolas" w:hAnsi="Consolas" w:cs="Consolas"/>
-        </w:rPr>
-        <w:t>Exception.Message</w:t>
-      </w:r>
-      <w:proofErr w:type="spellEnd"/>
+        <w:t>        return New-JoinResult -Computer $Computer -PreviousDomain $previousDomain -Status 'JoinFailed' `</w:t>
+      </w:r>
+    </w:p>
+    <w:p>
+      <w:pPr>
+        <w:shd w:val="clear" w:color="auto" w:fill="F3F4F6"/>
+        <w:rPr>
+          <w:rFonts w:ascii="Consolas" w:eastAsia="Consolas" w:hAnsi="Consolas" w:cs="Consolas"/>
+        </w:rPr>
+      </w:pPr>
+      <w:r>
+        <w:rPr>
+          <w:rFonts w:ascii="Consolas" w:eastAsia="Consolas" w:hAnsi="Consolas" w:cs="Consolas"/>
+        </w:rPr>
+        <w:t>            -Message $_.Exception.Message</w:t>
+      </w:r>
     </w:p>
     <w:p>
       <w:pPr>
@@ -6337,91 +4566,21 @@
         <w:rPr>
           <w:rFonts w:ascii="Consolas" w:eastAsia="Consolas" w:hAnsi="Consolas" w:cs="Consolas"/>
         </w:rPr>
-        <w:t>        Restart-Computer -</w:t>
-      </w:r>
-      <w:proofErr w:type="spellStart"/>
-      <w:r>
-        <w:rPr>
-          <w:rFonts w:ascii="Consolas" w:eastAsia="Consolas" w:hAnsi="Consolas" w:cs="Consolas"/>
-        </w:rPr>
-        <w:t>ComputerName</w:t>
-      </w:r>
-      <w:proofErr w:type="spellEnd"/>
-      <w:r>
-        <w:rPr>
-          <w:rFonts w:ascii="Consolas" w:eastAsia="Consolas" w:hAnsi="Consolas" w:cs="Consolas"/>
-        </w:rPr>
-        <w:t xml:space="preserve"> $Computer -Credential $</w:t>
-      </w:r>
-      <w:proofErr w:type="spellStart"/>
-      <w:r>
-        <w:rPr>
-          <w:rFonts w:ascii="Consolas" w:eastAsia="Consolas" w:hAnsi="Consolas" w:cs="Consolas"/>
-        </w:rPr>
-        <w:t>LocalCred</w:t>
-      </w:r>
-      <w:proofErr w:type="spellEnd"/>
-      <w:r>
-        <w:rPr>
-          <w:rFonts w:ascii="Consolas" w:eastAsia="Consolas" w:hAnsi="Consolas" w:cs="Consolas"/>
-        </w:rPr>
-        <w:t xml:space="preserve"> -Force `</w:t>
-      </w:r>
-    </w:p>
-    <w:p>
-      <w:pPr>
-        <w:shd w:val="clear" w:color="auto" w:fill="F3F4F6"/>
-        <w:rPr>
-          <w:rFonts w:ascii="Consolas" w:eastAsia="Consolas" w:hAnsi="Consolas" w:cs="Consolas"/>
-        </w:rPr>
-      </w:pPr>
-      <w:r>
-        <w:rPr>
-          <w:rFonts w:ascii="Consolas" w:eastAsia="Consolas" w:hAnsi="Consolas" w:cs="Consolas"/>
-        </w:rPr>
-        <w:t xml:space="preserve">            -Wait -For </w:t>
-      </w:r>
-      <w:proofErr w:type="spellStart"/>
-      <w:r>
-        <w:rPr>
-          <w:rFonts w:ascii="Consolas" w:eastAsia="Consolas" w:hAnsi="Consolas" w:cs="Consolas"/>
-        </w:rPr>
-        <w:t>Wmi</w:t>
-      </w:r>
-      <w:proofErr w:type="spellEnd"/>
-      <w:r>
-        <w:rPr>
-          <w:rFonts w:ascii="Consolas" w:eastAsia="Consolas" w:hAnsi="Consolas" w:cs="Consolas"/>
-        </w:rPr>
-        <w:t xml:space="preserve"> -Timeout $</w:t>
-      </w:r>
-      <w:proofErr w:type="spellStart"/>
-      <w:r>
-        <w:rPr>
-          <w:rFonts w:ascii="Consolas" w:eastAsia="Consolas" w:hAnsi="Consolas" w:cs="Consolas"/>
-        </w:rPr>
-        <w:t>TimeoutSeconds</w:t>
-      </w:r>
-      <w:proofErr w:type="spellEnd"/>
-      <w:r>
-        <w:rPr>
-          <w:rFonts w:ascii="Consolas" w:eastAsia="Consolas" w:hAnsi="Consolas" w:cs="Consolas"/>
-        </w:rPr>
-        <w:t xml:space="preserve"> -Delay 5 -</w:t>
-      </w:r>
-      <w:proofErr w:type="spellStart"/>
-      <w:r>
-        <w:rPr>
-          <w:rFonts w:ascii="Consolas" w:eastAsia="Consolas" w:hAnsi="Consolas" w:cs="Consolas"/>
-        </w:rPr>
-        <w:t>ErrorAction</w:t>
-      </w:r>
-      <w:proofErr w:type="spellEnd"/>
-      <w:r>
-        <w:rPr>
-          <w:rFonts w:ascii="Consolas" w:eastAsia="Consolas" w:hAnsi="Consolas" w:cs="Consolas"/>
-        </w:rPr>
-        <w:t xml:space="preserve"> Stop</w:t>
+        <w:t>        Restart-Computer -ComputerName $Computer -Credential $LocalCred -Force `</w:t>
+      </w:r>
+    </w:p>
+    <w:p>
+      <w:pPr>
+        <w:shd w:val="clear" w:color="auto" w:fill="F3F4F6"/>
+        <w:rPr>
+          <w:rFonts w:ascii="Consolas" w:eastAsia="Consolas" w:hAnsi="Consolas" w:cs="Consolas"/>
+        </w:rPr>
+      </w:pPr>
+      <w:r>
+        <w:rPr>
+          <w:rFonts w:ascii="Consolas" w:eastAsia="Consolas" w:hAnsi="Consolas" w:cs="Consolas"/>
+        </w:rPr>
+        <w:t>            -Wait -For Wmi -Timeout $TimeoutSeconds -Delay 5 -ErrorAction Stop</w:t>
       </w:r>
     </w:p>
     <w:p>
@@ -6463,91 +4622,21 @@
         <w:rPr>
           <w:rFonts w:ascii="Consolas" w:eastAsia="Consolas" w:hAnsi="Consolas" w:cs="Consolas"/>
         </w:rPr>
-        <w:t>        return New-</w:t>
-      </w:r>
-      <w:proofErr w:type="spellStart"/>
-      <w:r>
-        <w:rPr>
-          <w:rFonts w:ascii="Consolas" w:eastAsia="Consolas" w:hAnsi="Consolas" w:cs="Consolas"/>
-        </w:rPr>
-        <w:t>JoinResult</w:t>
-      </w:r>
-      <w:proofErr w:type="spellEnd"/>
-      <w:r>
-        <w:rPr>
-          <w:rFonts w:ascii="Consolas" w:eastAsia="Consolas" w:hAnsi="Consolas" w:cs="Consolas"/>
-        </w:rPr>
-        <w:t xml:space="preserve"> -Computer $Computer -</w:t>
-      </w:r>
-      <w:proofErr w:type="spellStart"/>
-      <w:r>
-        <w:rPr>
-          <w:rFonts w:ascii="Consolas" w:eastAsia="Consolas" w:hAnsi="Consolas" w:cs="Consolas"/>
-        </w:rPr>
-        <w:t>PreviousDomain</w:t>
-      </w:r>
-      <w:proofErr w:type="spellEnd"/>
-      <w:r>
-        <w:rPr>
-          <w:rFonts w:ascii="Consolas" w:eastAsia="Consolas" w:hAnsi="Consolas" w:cs="Consolas"/>
-        </w:rPr>
-        <w:t xml:space="preserve"> $</w:t>
-      </w:r>
-      <w:proofErr w:type="spellStart"/>
-      <w:r>
-        <w:rPr>
-          <w:rFonts w:ascii="Consolas" w:eastAsia="Consolas" w:hAnsi="Consolas" w:cs="Consolas"/>
-        </w:rPr>
-        <w:t>previousDomain</w:t>
-      </w:r>
-      <w:proofErr w:type="spellEnd"/>
-      <w:r>
-        <w:rPr>
-          <w:rFonts w:ascii="Consolas" w:eastAsia="Consolas" w:hAnsi="Consolas" w:cs="Consolas"/>
-        </w:rPr>
-        <w:t xml:space="preserve"> -Status '</w:t>
-      </w:r>
-      <w:proofErr w:type="spellStart"/>
-      <w:r>
-        <w:rPr>
-          <w:rFonts w:ascii="Consolas" w:eastAsia="Consolas" w:hAnsi="Consolas" w:cs="Consolas"/>
-        </w:rPr>
-        <w:t>RestartFailed</w:t>
-      </w:r>
-      <w:proofErr w:type="spellEnd"/>
-      <w:r>
-        <w:rPr>
-          <w:rFonts w:ascii="Consolas" w:eastAsia="Consolas" w:hAnsi="Consolas" w:cs="Consolas"/>
-        </w:rPr>
-        <w:t>' `</w:t>
-      </w:r>
-    </w:p>
-    <w:p>
-      <w:pPr>
-        <w:shd w:val="clear" w:color="auto" w:fill="F3F4F6"/>
-        <w:rPr>
-          <w:rFonts w:ascii="Consolas" w:eastAsia="Consolas" w:hAnsi="Consolas" w:cs="Consolas"/>
-        </w:rPr>
-      </w:pPr>
-      <w:r>
-        <w:rPr>
-          <w:rFonts w:ascii="Consolas" w:eastAsia="Consolas" w:hAnsi="Consolas" w:cs="Consolas"/>
-        </w:rPr>
-        <w:t>            -Message "Joined, but the restart could not be confirmed: $($_.</w:t>
-      </w:r>
-      <w:proofErr w:type="spellStart"/>
-      <w:r>
-        <w:rPr>
-          <w:rFonts w:ascii="Consolas" w:eastAsia="Consolas" w:hAnsi="Consolas" w:cs="Consolas"/>
-        </w:rPr>
-        <w:t>Exception.Message</w:t>
-      </w:r>
-      <w:proofErr w:type="spellEnd"/>
-      <w:r>
-        <w:rPr>
-          <w:rFonts w:ascii="Consolas" w:eastAsia="Consolas" w:hAnsi="Consolas" w:cs="Consolas"/>
-        </w:rPr>
-        <w:t>)"</w:t>
+        <w:t>        return New-JoinResult -Computer $Computer -PreviousDomain $previousDomain -Status 'RestartFailed' `</w:t>
+      </w:r>
+    </w:p>
+    <w:p>
+      <w:pPr>
+        <w:shd w:val="clear" w:color="auto" w:fill="F3F4F6"/>
+        <w:rPr>
+          <w:rFonts w:ascii="Consolas" w:eastAsia="Consolas" w:hAnsi="Consolas" w:cs="Consolas"/>
+        </w:rPr>
+      </w:pPr>
+      <w:r>
+        <w:rPr>
+          <w:rFonts w:ascii="Consolas" w:eastAsia="Consolas" w:hAnsi="Consolas" w:cs="Consolas"/>
+        </w:rPr>
+        <w:t>            -Message "Joined, but the restart could not be confirmed: $($_.Exception.Message)"</w:t>
       </w:r>
     </w:p>
     <w:p>
@@ -6612,155 +4701,49 @@
         <w:rPr>
           <w:rFonts w:ascii="Consolas" w:eastAsia="Consolas" w:hAnsi="Consolas" w:cs="Consolas"/>
         </w:rPr>
-        <w:t>        $after = Get-</w:t>
-      </w:r>
-      <w:proofErr w:type="spellStart"/>
-      <w:r>
-        <w:rPr>
-          <w:rFonts w:ascii="Consolas" w:eastAsia="Consolas" w:hAnsi="Consolas" w:cs="Consolas"/>
-        </w:rPr>
-        <w:t>RemoteDomainStatus</w:t>
-      </w:r>
-      <w:proofErr w:type="spellEnd"/>
-      <w:r>
-        <w:rPr>
-          <w:rFonts w:ascii="Consolas" w:eastAsia="Consolas" w:hAnsi="Consolas" w:cs="Consolas"/>
-        </w:rPr>
-        <w:t xml:space="preserve"> -Computer $Computer -Credential $</w:t>
-      </w:r>
-      <w:proofErr w:type="spellStart"/>
-      <w:r>
-        <w:rPr>
-          <w:rFonts w:ascii="Consolas" w:eastAsia="Consolas" w:hAnsi="Consolas" w:cs="Consolas"/>
-        </w:rPr>
-        <w:t>LocalCred</w:t>
-      </w:r>
-      <w:proofErr w:type="spellEnd"/>
-    </w:p>
-    <w:p>
-      <w:pPr>
-        <w:shd w:val="clear" w:color="auto" w:fill="F3F4F6"/>
-        <w:rPr>
-          <w:rFonts w:ascii="Consolas" w:eastAsia="Consolas" w:hAnsi="Consolas" w:cs="Consolas"/>
-        </w:rPr>
-      </w:pPr>
-      <w:r>
-        <w:rPr>
-          <w:rFonts w:ascii="Consolas" w:eastAsia="Consolas" w:hAnsi="Consolas" w:cs="Consolas"/>
-        </w:rPr>
-        <w:t>        if ($</w:t>
-      </w:r>
-      <w:proofErr w:type="spellStart"/>
-      <w:r>
-        <w:rPr>
-          <w:rFonts w:ascii="Consolas" w:eastAsia="Consolas" w:hAnsi="Consolas" w:cs="Consolas"/>
-        </w:rPr>
-        <w:t>after.PartOfDomain</w:t>
-      </w:r>
-      <w:proofErr w:type="spellEnd"/>
-      <w:r>
-        <w:rPr>
-          <w:rFonts w:ascii="Consolas" w:eastAsia="Consolas" w:hAnsi="Consolas" w:cs="Consolas"/>
-        </w:rPr>
-        <w:t xml:space="preserve"> -and $</w:t>
-      </w:r>
-      <w:proofErr w:type="spellStart"/>
-      <w:r>
-        <w:rPr>
-          <w:rFonts w:ascii="Consolas" w:eastAsia="Consolas" w:hAnsi="Consolas" w:cs="Consolas"/>
-        </w:rPr>
-        <w:t>after.Domain</w:t>
-      </w:r>
-      <w:proofErr w:type="spellEnd"/>
-      <w:r>
-        <w:rPr>
-          <w:rFonts w:ascii="Consolas" w:eastAsia="Consolas" w:hAnsi="Consolas" w:cs="Consolas"/>
-        </w:rPr>
-        <w:t xml:space="preserve"> -eq $Domain) {</w:t>
-      </w:r>
-    </w:p>
-    <w:p>
-      <w:pPr>
-        <w:shd w:val="clear" w:color="auto" w:fill="F3F4F6"/>
-        <w:rPr>
-          <w:rFonts w:ascii="Consolas" w:eastAsia="Consolas" w:hAnsi="Consolas" w:cs="Consolas"/>
-        </w:rPr>
-      </w:pPr>
-      <w:r>
-        <w:rPr>
-          <w:rFonts w:ascii="Consolas" w:eastAsia="Consolas" w:hAnsi="Consolas" w:cs="Consolas"/>
-        </w:rPr>
-        <w:t>            return New-</w:t>
-      </w:r>
-      <w:proofErr w:type="spellStart"/>
-      <w:r>
-        <w:rPr>
-          <w:rFonts w:ascii="Consolas" w:eastAsia="Consolas" w:hAnsi="Consolas" w:cs="Consolas"/>
-        </w:rPr>
-        <w:t>JoinResult</w:t>
-      </w:r>
-      <w:proofErr w:type="spellEnd"/>
-      <w:r>
-        <w:rPr>
-          <w:rFonts w:ascii="Consolas" w:eastAsia="Consolas" w:hAnsi="Consolas" w:cs="Consolas"/>
-        </w:rPr>
-        <w:t xml:space="preserve"> -Computer $Computer -</w:t>
-      </w:r>
-      <w:proofErr w:type="spellStart"/>
-      <w:r>
-        <w:rPr>
-          <w:rFonts w:ascii="Consolas" w:eastAsia="Consolas" w:hAnsi="Consolas" w:cs="Consolas"/>
-        </w:rPr>
-        <w:t>PreviousDomain</w:t>
-      </w:r>
-      <w:proofErr w:type="spellEnd"/>
-      <w:r>
-        <w:rPr>
-          <w:rFonts w:ascii="Consolas" w:eastAsia="Consolas" w:hAnsi="Consolas" w:cs="Consolas"/>
-        </w:rPr>
-        <w:t xml:space="preserve"> $</w:t>
-      </w:r>
-      <w:proofErr w:type="spellStart"/>
-      <w:r>
-        <w:rPr>
-          <w:rFonts w:ascii="Consolas" w:eastAsia="Consolas" w:hAnsi="Consolas" w:cs="Consolas"/>
-        </w:rPr>
-        <w:t>previousDomain</w:t>
-      </w:r>
-      <w:proofErr w:type="spellEnd"/>
-      <w:r>
-        <w:rPr>
-          <w:rFonts w:ascii="Consolas" w:eastAsia="Consolas" w:hAnsi="Consolas" w:cs="Consolas"/>
-        </w:rPr>
-        <w:t xml:space="preserve"> -Status 'Joined' `</w:t>
-      </w:r>
-    </w:p>
-    <w:p>
-      <w:pPr>
-        <w:shd w:val="clear" w:color="auto" w:fill="F3F4F6"/>
-        <w:rPr>
-          <w:rFonts w:ascii="Consolas" w:eastAsia="Consolas" w:hAnsi="Consolas" w:cs="Consolas"/>
-        </w:rPr>
-      </w:pPr>
-      <w:r>
-        <w:rPr>
-          <w:rFonts w:ascii="Consolas" w:eastAsia="Consolas" w:hAnsi="Consolas" w:cs="Consolas"/>
-        </w:rPr>
-        <w:t>                -Restarted $true -</w:t>
-      </w:r>
-      <w:proofErr w:type="spellStart"/>
-      <w:r>
-        <w:rPr>
-          <w:rFonts w:ascii="Consolas" w:eastAsia="Consolas" w:hAnsi="Consolas" w:cs="Consolas"/>
-        </w:rPr>
-        <w:t>JoinedToDomain</w:t>
-      </w:r>
-      <w:proofErr w:type="spellEnd"/>
-      <w:r>
-        <w:rPr>
-          <w:rFonts w:ascii="Consolas" w:eastAsia="Consolas" w:hAnsi="Consolas" w:cs="Consolas"/>
-        </w:rPr>
-        <w:t xml:space="preserve"> $true -Message "Successfully joined $Domain."</w:t>
+        <w:t>        $after = Get-RemoteDomainStatus -Computer $Computer -Credential $LocalCred</w:t>
+      </w:r>
+    </w:p>
+    <w:p>
+      <w:pPr>
+        <w:shd w:val="clear" w:color="auto" w:fill="F3F4F6"/>
+        <w:rPr>
+          <w:rFonts w:ascii="Consolas" w:eastAsia="Consolas" w:hAnsi="Consolas" w:cs="Consolas"/>
+        </w:rPr>
+      </w:pPr>
+      <w:r>
+        <w:rPr>
+          <w:rFonts w:ascii="Consolas" w:eastAsia="Consolas" w:hAnsi="Consolas" w:cs="Consolas"/>
+        </w:rPr>
+        <w:t>        if ($after.PartOfDomain -and $after.Domain -eq $Domain) {</w:t>
+      </w:r>
+    </w:p>
+    <w:p>
+      <w:pPr>
+        <w:shd w:val="clear" w:color="auto" w:fill="F3F4F6"/>
+        <w:rPr>
+          <w:rFonts w:ascii="Consolas" w:eastAsia="Consolas" w:hAnsi="Consolas" w:cs="Consolas"/>
+        </w:rPr>
+      </w:pPr>
+      <w:r>
+        <w:rPr>
+          <w:rFonts w:ascii="Consolas" w:eastAsia="Consolas" w:hAnsi="Consolas" w:cs="Consolas"/>
+        </w:rPr>
+        <w:t>            return New-JoinResult -Computer $Computer -PreviousDomain $previousDomain -Status 'Joined' `</w:t>
+      </w:r>
+    </w:p>
+    <w:p>
+      <w:pPr>
+        <w:shd w:val="clear" w:color="auto" w:fill="F3F4F6"/>
+        <w:rPr>
+          <w:rFonts w:ascii="Consolas" w:eastAsia="Consolas" w:hAnsi="Consolas" w:cs="Consolas"/>
+        </w:rPr>
+      </w:pPr>
+      <w:r>
+        <w:rPr>
+          <w:rFonts w:ascii="Consolas" w:eastAsia="Consolas" w:hAnsi="Consolas" w:cs="Consolas"/>
+        </w:rPr>
+        <w:t>                -Restarted $true -JoinedToDomain $true -Message "Successfully joined $Domain."</w:t>
       </w:r>
     </w:p>
     <w:p>
@@ -6788,91 +4771,21 @@
         <w:rPr>
           <w:rFonts w:ascii="Consolas" w:eastAsia="Consolas" w:hAnsi="Consolas" w:cs="Consolas"/>
         </w:rPr>
-        <w:t>        return New-</w:t>
-      </w:r>
-      <w:proofErr w:type="spellStart"/>
-      <w:r>
-        <w:rPr>
-          <w:rFonts w:ascii="Consolas" w:eastAsia="Consolas" w:hAnsi="Consolas" w:cs="Consolas"/>
-        </w:rPr>
-        <w:t>JoinResult</w:t>
-      </w:r>
-      <w:proofErr w:type="spellEnd"/>
-      <w:r>
-        <w:rPr>
-          <w:rFonts w:ascii="Consolas" w:eastAsia="Consolas" w:hAnsi="Consolas" w:cs="Consolas"/>
-        </w:rPr>
-        <w:t xml:space="preserve"> -Computer $Computer -</w:t>
-      </w:r>
-      <w:proofErr w:type="spellStart"/>
-      <w:r>
-        <w:rPr>
-          <w:rFonts w:ascii="Consolas" w:eastAsia="Consolas" w:hAnsi="Consolas" w:cs="Consolas"/>
-        </w:rPr>
-        <w:t>PreviousDomain</w:t>
-      </w:r>
-      <w:proofErr w:type="spellEnd"/>
-      <w:r>
-        <w:rPr>
-          <w:rFonts w:ascii="Consolas" w:eastAsia="Consolas" w:hAnsi="Consolas" w:cs="Consolas"/>
-        </w:rPr>
-        <w:t xml:space="preserve"> $</w:t>
-      </w:r>
-      <w:proofErr w:type="spellStart"/>
-      <w:r>
-        <w:rPr>
-          <w:rFonts w:ascii="Consolas" w:eastAsia="Consolas" w:hAnsi="Consolas" w:cs="Consolas"/>
-        </w:rPr>
-        <w:t>previousDomain</w:t>
-      </w:r>
-      <w:proofErr w:type="spellEnd"/>
-      <w:r>
-        <w:rPr>
-          <w:rFonts w:ascii="Consolas" w:eastAsia="Consolas" w:hAnsi="Consolas" w:cs="Consolas"/>
-        </w:rPr>
-        <w:t xml:space="preserve"> -Status '</w:t>
-      </w:r>
-      <w:proofErr w:type="spellStart"/>
-      <w:r>
-        <w:rPr>
-          <w:rFonts w:ascii="Consolas" w:eastAsia="Consolas" w:hAnsi="Consolas" w:cs="Consolas"/>
-        </w:rPr>
-        <w:t>VerificationFailed</w:t>
-      </w:r>
-      <w:proofErr w:type="spellEnd"/>
-      <w:r>
-        <w:rPr>
-          <w:rFonts w:ascii="Consolas" w:eastAsia="Consolas" w:hAnsi="Consolas" w:cs="Consolas"/>
-        </w:rPr>
-        <w:t>' `</w:t>
-      </w:r>
-    </w:p>
-    <w:p>
-      <w:pPr>
-        <w:shd w:val="clear" w:color="auto" w:fill="F3F4F6"/>
-        <w:rPr>
-          <w:rFonts w:ascii="Consolas" w:eastAsia="Consolas" w:hAnsi="Consolas" w:cs="Consolas"/>
-        </w:rPr>
-      </w:pPr>
-      <w:r>
-        <w:rPr>
-          <w:rFonts w:ascii="Consolas" w:eastAsia="Consolas" w:hAnsi="Consolas" w:cs="Consolas"/>
-        </w:rPr>
-        <w:t>            -Restarted $true -Message "After restart the computer reports domain '$($</w:t>
-      </w:r>
-      <w:proofErr w:type="spellStart"/>
-      <w:r>
-        <w:rPr>
-          <w:rFonts w:ascii="Consolas" w:eastAsia="Consolas" w:hAnsi="Consolas" w:cs="Consolas"/>
-        </w:rPr>
-        <w:t>after.Domain</w:t>
-      </w:r>
-      <w:proofErr w:type="spellEnd"/>
-      <w:r>
-        <w:rPr>
-          <w:rFonts w:ascii="Consolas" w:eastAsia="Consolas" w:hAnsi="Consolas" w:cs="Consolas"/>
-        </w:rPr>
-        <w:t>)'."</w:t>
+        <w:t>        return New-JoinResult -Computer $Computer -PreviousDomain $previousDomain -Status 'VerificationFailed' `</w:t>
+      </w:r>
+    </w:p>
+    <w:p>
+      <w:pPr>
+        <w:shd w:val="clear" w:color="auto" w:fill="F3F4F6"/>
+        <w:rPr>
+          <w:rFonts w:ascii="Consolas" w:eastAsia="Consolas" w:hAnsi="Consolas" w:cs="Consolas"/>
+        </w:rPr>
+      </w:pPr>
+      <w:r>
+        <w:rPr>
+          <w:rFonts w:ascii="Consolas" w:eastAsia="Consolas" w:hAnsi="Consolas" w:cs="Consolas"/>
+        </w:rPr>
+        <w:t>            -Restarted $true -Message "After restart the computer reports domain '$($after.Domain)'."</w:t>
       </w:r>
     </w:p>
     <w:p>
@@ -6914,91 +4827,21 @@
         <w:rPr>
           <w:rFonts w:ascii="Consolas" w:eastAsia="Consolas" w:hAnsi="Consolas" w:cs="Consolas"/>
         </w:rPr>
-        <w:t>        return New-</w:t>
-      </w:r>
-      <w:proofErr w:type="spellStart"/>
-      <w:r>
-        <w:rPr>
-          <w:rFonts w:ascii="Consolas" w:eastAsia="Consolas" w:hAnsi="Consolas" w:cs="Consolas"/>
-        </w:rPr>
-        <w:t>JoinResult</w:t>
-      </w:r>
-      <w:proofErr w:type="spellEnd"/>
-      <w:r>
-        <w:rPr>
-          <w:rFonts w:ascii="Consolas" w:eastAsia="Consolas" w:hAnsi="Consolas" w:cs="Consolas"/>
-        </w:rPr>
-        <w:t xml:space="preserve"> -Computer $Computer -</w:t>
-      </w:r>
-      <w:proofErr w:type="spellStart"/>
-      <w:r>
-        <w:rPr>
-          <w:rFonts w:ascii="Consolas" w:eastAsia="Consolas" w:hAnsi="Consolas" w:cs="Consolas"/>
-        </w:rPr>
-        <w:t>PreviousDomain</w:t>
-      </w:r>
-      <w:proofErr w:type="spellEnd"/>
-      <w:r>
-        <w:rPr>
-          <w:rFonts w:ascii="Consolas" w:eastAsia="Consolas" w:hAnsi="Consolas" w:cs="Consolas"/>
-        </w:rPr>
-        <w:t xml:space="preserve"> $</w:t>
-      </w:r>
-      <w:proofErr w:type="spellStart"/>
-      <w:r>
-        <w:rPr>
-          <w:rFonts w:ascii="Consolas" w:eastAsia="Consolas" w:hAnsi="Consolas" w:cs="Consolas"/>
-        </w:rPr>
-        <w:t>previousDomain</w:t>
-      </w:r>
-      <w:proofErr w:type="spellEnd"/>
-      <w:r>
-        <w:rPr>
-          <w:rFonts w:ascii="Consolas" w:eastAsia="Consolas" w:hAnsi="Consolas" w:cs="Consolas"/>
-        </w:rPr>
-        <w:t xml:space="preserve"> -Status '</w:t>
-      </w:r>
-      <w:proofErr w:type="spellStart"/>
-      <w:r>
-        <w:rPr>
-          <w:rFonts w:ascii="Consolas" w:eastAsia="Consolas" w:hAnsi="Consolas" w:cs="Consolas"/>
-        </w:rPr>
-        <w:t>VerificationFailed</w:t>
-      </w:r>
-      <w:proofErr w:type="spellEnd"/>
-      <w:r>
-        <w:rPr>
-          <w:rFonts w:ascii="Consolas" w:eastAsia="Consolas" w:hAnsi="Consolas" w:cs="Consolas"/>
-        </w:rPr>
-        <w:t>' `</w:t>
-      </w:r>
-    </w:p>
-    <w:p>
-      <w:pPr>
-        <w:shd w:val="clear" w:color="auto" w:fill="F3F4F6"/>
-        <w:rPr>
-          <w:rFonts w:ascii="Consolas" w:eastAsia="Consolas" w:hAnsi="Consolas" w:cs="Consolas"/>
-        </w:rPr>
-      </w:pPr>
-      <w:r>
-        <w:rPr>
-          <w:rFonts w:ascii="Consolas" w:eastAsia="Consolas" w:hAnsi="Consolas" w:cs="Consolas"/>
-        </w:rPr>
-        <w:t>            -Restarted $true -Message "Restarted, but could not reconnect to verify: $($_.</w:t>
-      </w:r>
-      <w:proofErr w:type="spellStart"/>
-      <w:r>
-        <w:rPr>
-          <w:rFonts w:ascii="Consolas" w:eastAsia="Consolas" w:hAnsi="Consolas" w:cs="Consolas"/>
-        </w:rPr>
-        <w:t>Exception.Message</w:t>
-      </w:r>
-      <w:proofErr w:type="spellEnd"/>
-      <w:r>
-        <w:rPr>
-          <w:rFonts w:ascii="Consolas" w:eastAsia="Consolas" w:hAnsi="Consolas" w:cs="Consolas"/>
-        </w:rPr>
-        <w:t>)"</w:t>
+        <w:t>        return New-JoinResult -Computer $Computer -PreviousDomain $previousDomain -Status 'VerificationFailed' `</w:t>
+      </w:r>
+    </w:p>
+    <w:p>
+      <w:pPr>
+        <w:shd w:val="clear" w:color="auto" w:fill="F3F4F6"/>
+        <w:rPr>
+          <w:rFonts w:ascii="Consolas" w:eastAsia="Consolas" w:hAnsi="Consolas" w:cs="Consolas"/>
+        </w:rPr>
+      </w:pPr>
+      <w:r>
+        <w:rPr>
+          <w:rFonts w:ascii="Consolas" w:eastAsia="Consolas" w:hAnsi="Consolas" w:cs="Consolas"/>
+        </w:rPr>
+        <w:t>            -Restarted $true -Message "Restarted, but could not reconnect to verify: $($_.Exception.Message)"</w:t>
       </w:r>
     </w:p>
     <w:p>
@@ -7098,21 +4941,7 @@
         <w:rPr>
           <w:rFonts w:ascii="Consolas" w:eastAsia="Consolas" w:hAnsi="Consolas" w:cs="Consolas"/>
         </w:rPr>
-        <w:t>    $computers = @(Import-ComputerList -Path $</w:t>
-      </w:r>
-      <w:proofErr w:type="spellStart"/>
-      <w:r>
-        <w:rPr>
-          <w:rFonts w:ascii="Consolas" w:eastAsia="Consolas" w:hAnsi="Consolas" w:cs="Consolas"/>
-        </w:rPr>
-        <w:t>CsvPath</w:t>
-      </w:r>
-      <w:proofErr w:type="spellEnd"/>
-      <w:r>
-        <w:rPr>
-          <w:rFonts w:ascii="Consolas" w:eastAsia="Consolas" w:hAnsi="Consolas" w:cs="Consolas"/>
-        </w:rPr>
-        <w:t>)</w:t>
+        <w:t>    $computers = @(Import-ComputerList -Path $CsvPath)</w:t>
       </w:r>
     </w:p>
     <w:p>
@@ -7154,16 +4983,8 @@
         <w:rPr>
           <w:rFonts w:ascii="Consolas" w:eastAsia="Consolas" w:hAnsi="Consolas" w:cs="Consolas"/>
         </w:rPr>
-        <w:t>    Write-Error $_.</w:t>
-      </w:r>
-      <w:proofErr w:type="spellStart"/>
-      <w:r>
-        <w:rPr>
-          <w:rFonts w:ascii="Consolas" w:eastAsia="Consolas" w:hAnsi="Consolas" w:cs="Consolas"/>
-        </w:rPr>
-        <w:t>Exception.Message</w:t>
-      </w:r>
-      <w:proofErr w:type="spellEnd"/>
+        <w:t>    Write-Error $_.Exception.Message</w:t>
+      </w:r>
     </w:p>
     <w:p>
       <w:pPr>
@@ -7204,49 +5025,7 @@
         <w:rPr>
           <w:rFonts w:ascii="Consolas" w:eastAsia="Consolas" w:hAnsi="Consolas" w:cs="Consolas"/>
         </w:rPr>
-        <w:t>Write-Host "Found $($</w:t>
-      </w:r>
-      <w:proofErr w:type="spellStart"/>
-      <w:r>
-        <w:rPr>
-          <w:rFonts w:ascii="Consolas" w:eastAsia="Consolas" w:hAnsi="Consolas" w:cs="Consolas"/>
-        </w:rPr>
-        <w:t>computers.Count</w:t>
-      </w:r>
-      <w:proofErr w:type="spellEnd"/>
-      <w:r>
-        <w:rPr>
-          <w:rFonts w:ascii="Consolas" w:eastAsia="Consolas" w:hAnsi="Consolas" w:cs="Consolas"/>
-        </w:rPr>
-        <w:t>) computer(s) in '$</w:t>
-      </w:r>
-      <w:proofErr w:type="spellStart"/>
-      <w:r>
-        <w:rPr>
-          <w:rFonts w:ascii="Consolas" w:eastAsia="Consolas" w:hAnsi="Consolas" w:cs="Consolas"/>
-        </w:rPr>
-        <w:t>CsvPath</w:t>
-      </w:r>
-      <w:proofErr w:type="spellEnd"/>
-      <w:r>
-        <w:rPr>
-          <w:rFonts w:ascii="Consolas" w:eastAsia="Consolas" w:hAnsi="Consolas" w:cs="Consolas"/>
-        </w:rPr>
-        <w:t>'." -</w:t>
-      </w:r>
-      <w:proofErr w:type="spellStart"/>
-      <w:r>
-        <w:rPr>
-          <w:rFonts w:ascii="Consolas" w:eastAsia="Consolas" w:hAnsi="Consolas" w:cs="Consolas"/>
-        </w:rPr>
-        <w:t>ForegroundColor</w:t>
-      </w:r>
-      <w:proofErr w:type="spellEnd"/>
-      <w:r>
-        <w:rPr>
-          <w:rFonts w:ascii="Consolas" w:eastAsia="Consolas" w:hAnsi="Consolas" w:cs="Consolas"/>
-        </w:rPr>
-        <w:t xml:space="preserve"> Cyan</w:t>
+        <w:t>Write-Host "Found $($computers.Count) computer(s) in '$CsvPath'." -ForegroundColor Cyan</w:t>
       </w:r>
     </w:p>
     <w:p>
@@ -7296,49 +5075,7 @@
         <w:rPr>
           <w:rFonts w:ascii="Consolas" w:eastAsia="Consolas" w:hAnsi="Consolas" w:cs="Consolas"/>
         </w:rPr>
-        <w:t>    Resolve-</w:t>
-      </w:r>
-      <w:proofErr w:type="spellStart"/>
-      <w:r>
-        <w:rPr>
-          <w:rFonts w:ascii="Consolas" w:eastAsia="Consolas" w:hAnsi="Consolas" w:cs="Consolas"/>
-        </w:rPr>
-        <w:t>DnsName</w:t>
-      </w:r>
-      <w:proofErr w:type="spellEnd"/>
-      <w:r>
-        <w:rPr>
-          <w:rFonts w:ascii="Consolas" w:eastAsia="Consolas" w:hAnsi="Consolas" w:cs="Consolas"/>
-        </w:rPr>
-        <w:t xml:space="preserve"> -Name $</w:t>
-      </w:r>
-      <w:proofErr w:type="spellStart"/>
-      <w:r>
-        <w:rPr>
-          <w:rFonts w:ascii="Consolas" w:eastAsia="Consolas" w:hAnsi="Consolas" w:cs="Consolas"/>
-        </w:rPr>
-        <w:t>DomainName</w:t>
-      </w:r>
-      <w:proofErr w:type="spellEnd"/>
-      <w:r>
-        <w:rPr>
-          <w:rFonts w:ascii="Consolas" w:eastAsia="Consolas" w:hAnsi="Consolas" w:cs="Consolas"/>
-        </w:rPr>
-        <w:t xml:space="preserve"> -</w:t>
-      </w:r>
-      <w:proofErr w:type="spellStart"/>
-      <w:r>
-        <w:rPr>
-          <w:rFonts w:ascii="Consolas" w:eastAsia="Consolas" w:hAnsi="Consolas" w:cs="Consolas"/>
-        </w:rPr>
-        <w:t>ErrorAction</w:t>
-      </w:r>
-      <w:proofErr w:type="spellEnd"/>
-      <w:r>
-        <w:rPr>
-          <w:rFonts w:ascii="Consolas" w:eastAsia="Consolas" w:hAnsi="Consolas" w:cs="Consolas"/>
-        </w:rPr>
-        <w:t xml:space="preserve"> Stop | Out-Null</w:t>
+        <w:t>    Resolve-DnsName -Name $DomainName -ErrorAction Stop | Out-Null</w:t>
       </w:r>
     </w:p>
     <w:p>
@@ -7380,21 +5117,7 @@
         <w:rPr>
           <w:rFonts w:ascii="Consolas" w:eastAsia="Consolas" w:hAnsi="Consolas" w:cs="Consolas"/>
         </w:rPr>
-        <w:t>    Write-Error "Cannot resolve '$</w:t>
-      </w:r>
-      <w:proofErr w:type="spellStart"/>
-      <w:r>
-        <w:rPr>
-          <w:rFonts w:ascii="Consolas" w:eastAsia="Consolas" w:hAnsi="Consolas" w:cs="Consolas"/>
-        </w:rPr>
-        <w:t>DomainName</w:t>
-      </w:r>
-      <w:proofErr w:type="spellEnd"/>
-      <w:r>
-        <w:rPr>
-          <w:rFonts w:ascii="Consolas" w:eastAsia="Consolas" w:hAnsi="Consolas" w:cs="Consolas"/>
-        </w:rPr>
-        <w:t>'. Check that this computer's DNS points to the domain controller."</w:t>
+        <w:t>    Write-Error "Cannot resolve '$DomainName'. Check that this computer's DNS points to the domain controller."</w:t>
       </w:r>
     </w:p>
     <w:p>
@@ -7458,119 +5181,49 @@
         <w:rPr>
           <w:rFonts w:ascii="Consolas" w:eastAsia="Consolas" w:hAnsi="Consolas" w:cs="Consolas"/>
         </w:rPr>
-        <w:t>if (-not $</w:t>
-      </w:r>
-      <w:proofErr w:type="spellStart"/>
-      <w:r>
-        <w:rPr>
-          <w:rFonts w:ascii="Consolas" w:eastAsia="Consolas" w:hAnsi="Consolas" w:cs="Consolas"/>
-        </w:rPr>
-        <w:t>DomainCredential</w:t>
-      </w:r>
-      <w:proofErr w:type="spellEnd"/>
-      <w:r>
-        <w:rPr>
-          <w:rFonts w:ascii="Consolas" w:eastAsia="Consolas" w:hAnsi="Consolas" w:cs="Consolas"/>
-        </w:rPr>
-        <w:t>) {</w:t>
-      </w:r>
-    </w:p>
-    <w:p>
-      <w:pPr>
-        <w:shd w:val="clear" w:color="auto" w:fill="F3F4F6"/>
-        <w:rPr>
-          <w:rFonts w:ascii="Consolas" w:eastAsia="Consolas" w:hAnsi="Consolas" w:cs="Consolas"/>
-        </w:rPr>
-      </w:pPr>
-      <w:r>
-        <w:rPr>
-          <w:rFonts w:ascii="Consolas" w:eastAsia="Consolas" w:hAnsi="Consolas" w:cs="Consolas"/>
-        </w:rPr>
-        <w:t>    $</w:t>
-      </w:r>
-      <w:proofErr w:type="spellStart"/>
-      <w:r>
-        <w:rPr>
-          <w:rFonts w:ascii="Consolas" w:eastAsia="Consolas" w:hAnsi="Consolas" w:cs="Consolas"/>
-        </w:rPr>
-        <w:t>DomainCredential</w:t>
-      </w:r>
-      <w:proofErr w:type="spellEnd"/>
-      <w:r>
-        <w:rPr>
-          <w:rFonts w:ascii="Consolas" w:eastAsia="Consolas" w:hAnsi="Consolas" w:cs="Consolas"/>
-        </w:rPr>
-        <w:t xml:space="preserve"> = Get-Credential -UserName "$</w:t>
-      </w:r>
-      <w:proofErr w:type="spellStart"/>
-      <w:r>
-        <w:rPr>
-          <w:rFonts w:ascii="Consolas" w:eastAsia="Consolas" w:hAnsi="Consolas" w:cs="Consolas"/>
-        </w:rPr>
-        <w:t>DomainName</w:t>
-      </w:r>
-      <w:proofErr w:type="spellEnd"/>
-      <w:r>
-        <w:rPr>
-          <w:rFonts w:ascii="Consolas" w:eastAsia="Consolas" w:hAnsi="Consolas" w:cs="Consolas"/>
-        </w:rPr>
-        <w:t>\Administrator" `</w:t>
-      </w:r>
-    </w:p>
-    <w:p>
-      <w:pPr>
-        <w:shd w:val="clear" w:color="auto" w:fill="F3F4F6"/>
-        <w:rPr>
-          <w:rFonts w:ascii="Consolas" w:eastAsia="Consolas" w:hAnsi="Consolas" w:cs="Consolas"/>
-        </w:rPr>
-      </w:pPr>
-      <w:r>
-        <w:rPr>
-          <w:rFonts w:ascii="Consolas" w:eastAsia="Consolas" w:hAnsi="Consolas" w:cs="Consolas"/>
-        </w:rPr>
-        <w:t>        -Message "Enter a domain account that can join computers to $</w:t>
-      </w:r>
-      <w:proofErr w:type="spellStart"/>
-      <w:r>
-        <w:rPr>
-          <w:rFonts w:ascii="Consolas" w:eastAsia="Consolas" w:hAnsi="Consolas" w:cs="Consolas"/>
-        </w:rPr>
-        <w:t>DomainName</w:t>
-      </w:r>
-      <w:proofErr w:type="spellEnd"/>
-      <w:r>
-        <w:rPr>
-          <w:rFonts w:ascii="Consolas" w:eastAsia="Consolas" w:hAnsi="Consolas" w:cs="Consolas"/>
-        </w:rPr>
-        <w:t>"</w:t>
-      </w:r>
-    </w:p>
-    <w:p>
-      <w:pPr>
-        <w:shd w:val="clear" w:color="auto" w:fill="F3F4F6"/>
-        <w:rPr>
-          <w:rFonts w:ascii="Consolas" w:eastAsia="Consolas" w:hAnsi="Consolas" w:cs="Consolas"/>
-        </w:rPr>
-      </w:pPr>
-      <w:r>
-        <w:rPr>
-          <w:rFonts w:ascii="Consolas" w:eastAsia="Consolas" w:hAnsi="Consolas" w:cs="Consolas"/>
-        </w:rPr>
-        <w:t>    if (-not $</w:t>
-      </w:r>
-      <w:proofErr w:type="spellStart"/>
-      <w:r>
-        <w:rPr>
-          <w:rFonts w:ascii="Consolas" w:eastAsia="Consolas" w:hAnsi="Consolas" w:cs="Consolas"/>
-        </w:rPr>
-        <w:t>DomainCredential</w:t>
-      </w:r>
-      <w:proofErr w:type="spellEnd"/>
-      <w:r>
-        <w:rPr>
-          <w:rFonts w:ascii="Consolas" w:eastAsia="Consolas" w:hAnsi="Consolas" w:cs="Consolas"/>
-        </w:rPr>
-        <w:t>) { Write-Error 'Domain credentials are required.'; return }</w:t>
+        <w:t>if (-not $DomainCredential) {</w:t>
+      </w:r>
+    </w:p>
+    <w:p>
+      <w:pPr>
+        <w:shd w:val="clear" w:color="auto" w:fill="F3F4F6"/>
+        <w:rPr>
+          <w:rFonts w:ascii="Consolas" w:eastAsia="Consolas" w:hAnsi="Consolas" w:cs="Consolas"/>
+        </w:rPr>
+      </w:pPr>
+      <w:r>
+        <w:rPr>
+          <w:rFonts w:ascii="Consolas" w:eastAsia="Consolas" w:hAnsi="Consolas" w:cs="Consolas"/>
+        </w:rPr>
+        <w:t>    $DomainCredential = Get-Credential -UserName "$DomainName\Administrator" `</w:t>
+      </w:r>
+    </w:p>
+    <w:p>
+      <w:pPr>
+        <w:shd w:val="clear" w:color="auto" w:fill="F3F4F6"/>
+        <w:rPr>
+          <w:rFonts w:ascii="Consolas" w:eastAsia="Consolas" w:hAnsi="Consolas" w:cs="Consolas"/>
+        </w:rPr>
+      </w:pPr>
+      <w:r>
+        <w:rPr>
+          <w:rFonts w:ascii="Consolas" w:eastAsia="Consolas" w:hAnsi="Consolas" w:cs="Consolas"/>
+        </w:rPr>
+        <w:t>        -Message "Enter a domain account that can join computers to $DomainName"</w:t>
+      </w:r>
+    </w:p>
+    <w:p>
+      <w:pPr>
+        <w:shd w:val="clear" w:color="auto" w:fill="F3F4F6"/>
+        <w:rPr>
+          <w:rFonts w:ascii="Consolas" w:eastAsia="Consolas" w:hAnsi="Consolas" w:cs="Consolas"/>
+        </w:rPr>
+      </w:pPr>
+      <w:r>
+        <w:rPr>
+          <w:rFonts w:ascii="Consolas" w:eastAsia="Consolas" w:hAnsi="Consolas" w:cs="Consolas"/>
+        </w:rPr>
+        <w:t>    if (-not $DomainCredential) { Write-Error 'Domain credentials are required.'; return }</w:t>
       </w:r>
     </w:p>
     <w:p>
@@ -7598,49 +5251,21 @@
         <w:rPr>
           <w:rFonts w:ascii="Consolas" w:eastAsia="Consolas" w:hAnsi="Consolas" w:cs="Consolas"/>
         </w:rPr>
-        <w:t>if (-not $</w:t>
-      </w:r>
-      <w:proofErr w:type="spellStart"/>
-      <w:r>
-        <w:rPr>
-          <w:rFonts w:ascii="Consolas" w:eastAsia="Consolas" w:hAnsi="Consolas" w:cs="Consolas"/>
-        </w:rPr>
-        <w:t>LocalCredential</w:t>
-      </w:r>
-      <w:proofErr w:type="spellEnd"/>
-      <w:r>
-        <w:rPr>
-          <w:rFonts w:ascii="Consolas" w:eastAsia="Consolas" w:hAnsi="Consolas" w:cs="Consolas"/>
-        </w:rPr>
-        <w:t>) {</w:t>
-      </w:r>
-    </w:p>
-    <w:p>
-      <w:pPr>
-        <w:shd w:val="clear" w:color="auto" w:fill="F3F4F6"/>
-        <w:rPr>
-          <w:rFonts w:ascii="Consolas" w:eastAsia="Consolas" w:hAnsi="Consolas" w:cs="Consolas"/>
-        </w:rPr>
-      </w:pPr>
-      <w:r>
-        <w:rPr>
-          <w:rFonts w:ascii="Consolas" w:eastAsia="Consolas" w:hAnsi="Consolas" w:cs="Consolas"/>
-        </w:rPr>
-        <w:t>    $</w:t>
-      </w:r>
-      <w:proofErr w:type="spellStart"/>
-      <w:r>
-        <w:rPr>
-          <w:rFonts w:ascii="Consolas" w:eastAsia="Consolas" w:hAnsi="Consolas" w:cs="Consolas"/>
-        </w:rPr>
-        <w:t>LocalCredential</w:t>
-      </w:r>
-      <w:proofErr w:type="spellEnd"/>
-      <w:r>
-        <w:rPr>
-          <w:rFonts w:ascii="Consolas" w:eastAsia="Consolas" w:hAnsi="Consolas" w:cs="Consolas"/>
-        </w:rPr>
-        <w:t xml:space="preserve"> = Get-Credential -UserName 'Administrator' `</w:t>
+        <w:t>if (-not $LocalCredential) {</w:t>
+      </w:r>
+    </w:p>
+    <w:p>
+      <w:pPr>
+        <w:shd w:val="clear" w:color="auto" w:fill="F3F4F6"/>
+        <w:rPr>
+          <w:rFonts w:ascii="Consolas" w:eastAsia="Consolas" w:hAnsi="Consolas" w:cs="Consolas"/>
+        </w:rPr>
+      </w:pPr>
+      <w:r>
+        <w:rPr>
+          <w:rFonts w:ascii="Consolas" w:eastAsia="Consolas" w:hAnsi="Consolas" w:cs="Consolas"/>
+        </w:rPr>
+        <w:t>    $LocalCredential = Get-Credential -UserName 'Administrator' `</w:t>
       </w:r>
     </w:p>
     <w:p>
@@ -7669,21 +5294,7 @@
           <w:rFonts w:ascii="Consolas" w:eastAsia="Consolas" w:hAnsi="Consolas" w:cs="Consolas"/>
         </w:rPr>
         <w:lastRenderedPageBreak/>
-        <w:t>    if (-not $</w:t>
-      </w:r>
-      <w:proofErr w:type="spellStart"/>
-      <w:r>
-        <w:rPr>
-          <w:rFonts w:ascii="Consolas" w:eastAsia="Consolas" w:hAnsi="Consolas" w:cs="Consolas"/>
-        </w:rPr>
-        <w:t>LocalCredential</w:t>
-      </w:r>
-      <w:proofErr w:type="spellEnd"/>
-      <w:r>
-        <w:rPr>
-          <w:rFonts w:ascii="Consolas" w:eastAsia="Consolas" w:hAnsi="Consolas" w:cs="Consolas"/>
-        </w:rPr>
-        <w:t>) { Write-Error 'Local administrator credentials are required.'; return }</w:t>
+        <w:t>    if (-not $LocalCredential) { Write-Error 'Local administrator credentials are required.'; return }</w:t>
       </w:r>
     </w:p>
     <w:p>
@@ -7733,21 +5344,7 @@
         <w:rPr>
           <w:rFonts w:ascii="Consolas" w:eastAsia="Consolas" w:hAnsi="Consolas" w:cs="Consolas"/>
         </w:rPr>
-        <w:t xml:space="preserve">$results = New-Object </w:t>
-      </w:r>
-      <w:proofErr w:type="spellStart"/>
-      <w:r>
-        <w:rPr>
-          <w:rFonts w:ascii="Consolas" w:eastAsia="Consolas" w:hAnsi="Consolas" w:cs="Consolas"/>
-        </w:rPr>
-        <w:t>System.Collections.Generic.List</w:t>
-      </w:r>
-      <w:proofErr w:type="spellEnd"/>
-      <w:r>
-        <w:rPr>
-          <w:rFonts w:ascii="Consolas" w:eastAsia="Consolas" w:hAnsi="Consolas" w:cs="Consolas"/>
-        </w:rPr>
-        <w:t>[object]</w:t>
+        <w:t>$results = New-Object System.Collections.Generic.List[object]</w:t>
       </w:r>
     </w:p>
     <w:p>
@@ -7811,437 +5408,135 @@
         <w:rPr>
           <w:rFonts w:ascii="Consolas" w:eastAsia="Consolas" w:hAnsi="Consolas" w:cs="Consolas"/>
         </w:rPr>
-        <w:t>    Write-Progress -Activity "Joining computers to $</w:t>
-      </w:r>
-      <w:proofErr w:type="spellStart"/>
-      <w:r>
-        <w:rPr>
-          <w:rFonts w:ascii="Consolas" w:eastAsia="Consolas" w:hAnsi="Consolas" w:cs="Consolas"/>
-        </w:rPr>
-        <w:t>DomainName</w:t>
-      </w:r>
-      <w:proofErr w:type="spellEnd"/>
-      <w:r>
-        <w:rPr>
-          <w:rFonts w:ascii="Consolas" w:eastAsia="Consolas" w:hAnsi="Consolas" w:cs="Consolas"/>
-        </w:rPr>
-        <w:t>" -Status "$computer ($counter of $($</w:t>
-      </w:r>
-      <w:proofErr w:type="spellStart"/>
-      <w:r>
-        <w:rPr>
-          <w:rFonts w:ascii="Consolas" w:eastAsia="Consolas" w:hAnsi="Consolas" w:cs="Consolas"/>
-        </w:rPr>
-        <w:t>computers.Count</w:t>
-      </w:r>
-      <w:proofErr w:type="spellEnd"/>
-      <w:r>
-        <w:rPr>
-          <w:rFonts w:ascii="Consolas" w:eastAsia="Consolas" w:hAnsi="Consolas" w:cs="Consolas"/>
-        </w:rPr>
-        <w:t>))" `</w:t>
-      </w:r>
-    </w:p>
-    <w:p>
-      <w:pPr>
-        <w:shd w:val="clear" w:color="auto" w:fill="F3F4F6"/>
-        <w:rPr>
-          <w:rFonts w:ascii="Consolas" w:eastAsia="Consolas" w:hAnsi="Consolas" w:cs="Consolas"/>
-        </w:rPr>
-      </w:pPr>
-      <w:r>
-        <w:rPr>
-          <w:rFonts w:ascii="Consolas" w:eastAsia="Consolas" w:hAnsi="Consolas" w:cs="Consolas"/>
-        </w:rPr>
-        <w:t>        -</w:t>
-      </w:r>
-      <w:proofErr w:type="spellStart"/>
-      <w:r>
-        <w:rPr>
-          <w:rFonts w:ascii="Consolas" w:eastAsia="Consolas" w:hAnsi="Consolas" w:cs="Consolas"/>
-        </w:rPr>
-        <w:t>PercentComplete</w:t>
-      </w:r>
-      <w:proofErr w:type="spellEnd"/>
-      <w:r>
-        <w:rPr>
-          <w:rFonts w:ascii="Consolas" w:eastAsia="Consolas" w:hAnsi="Consolas" w:cs="Consolas"/>
-        </w:rPr>
-        <w:t xml:space="preserve"> (($counter / $</w:t>
-      </w:r>
-      <w:proofErr w:type="spellStart"/>
-      <w:r>
-        <w:rPr>
-          <w:rFonts w:ascii="Consolas" w:eastAsia="Consolas" w:hAnsi="Consolas" w:cs="Consolas"/>
-        </w:rPr>
-        <w:t>computers.Count</w:t>
-      </w:r>
-      <w:proofErr w:type="spellEnd"/>
-      <w:r>
-        <w:rPr>
-          <w:rFonts w:ascii="Consolas" w:eastAsia="Consolas" w:hAnsi="Consolas" w:cs="Consolas"/>
-        </w:rPr>
-        <w:t>) * 100)</w:t>
-      </w:r>
-    </w:p>
-    <w:p>
-      <w:pPr>
-        <w:shd w:val="clear" w:color="auto" w:fill="F3F4F6"/>
-        <w:rPr>
-          <w:rFonts w:ascii="Consolas" w:eastAsia="Consolas" w:hAnsi="Consolas" w:cs="Consolas"/>
-        </w:rPr>
-      </w:pPr>
-    </w:p>
-    <w:p>
-      <w:pPr>
-        <w:shd w:val="clear" w:color="auto" w:fill="F3F4F6"/>
-        <w:rPr>
-          <w:rFonts w:ascii="Consolas" w:eastAsia="Consolas" w:hAnsi="Consolas" w:cs="Consolas"/>
-        </w:rPr>
-      </w:pPr>
-      <w:r>
-        <w:rPr>
-          <w:rFonts w:ascii="Consolas" w:eastAsia="Consolas" w:hAnsi="Consolas" w:cs="Consolas"/>
-        </w:rPr>
-        <w:t>    if ($</w:t>
-      </w:r>
-      <w:proofErr w:type="spellStart"/>
-      <w:r>
-        <w:rPr>
-          <w:rFonts w:ascii="Consolas" w:eastAsia="Consolas" w:hAnsi="Consolas" w:cs="Consolas"/>
-        </w:rPr>
-        <w:t>PSCmdlet.ShouldProcess</w:t>
-      </w:r>
-      <w:proofErr w:type="spellEnd"/>
-      <w:r>
-        <w:rPr>
-          <w:rFonts w:ascii="Consolas" w:eastAsia="Consolas" w:hAnsi="Consolas" w:cs="Consolas"/>
-        </w:rPr>
-        <w:t>($computer, "Join to domain '$</w:t>
-      </w:r>
-      <w:proofErr w:type="spellStart"/>
-      <w:r>
-        <w:rPr>
-          <w:rFonts w:ascii="Consolas" w:eastAsia="Consolas" w:hAnsi="Consolas" w:cs="Consolas"/>
-        </w:rPr>
-        <w:t>DomainName</w:t>
-      </w:r>
-      <w:proofErr w:type="spellEnd"/>
-      <w:r>
-        <w:rPr>
-          <w:rFonts w:ascii="Consolas" w:eastAsia="Consolas" w:hAnsi="Consolas" w:cs="Consolas"/>
-        </w:rPr>
-        <w:t>' and restart")) {</w:t>
-      </w:r>
-    </w:p>
-    <w:p>
-      <w:pPr>
-        <w:shd w:val="clear" w:color="auto" w:fill="F3F4F6"/>
-        <w:rPr>
-          <w:rFonts w:ascii="Consolas" w:eastAsia="Consolas" w:hAnsi="Consolas" w:cs="Consolas"/>
-        </w:rPr>
-      </w:pPr>
-      <w:r>
-        <w:rPr>
-          <w:rFonts w:ascii="Consolas" w:eastAsia="Consolas" w:hAnsi="Consolas" w:cs="Consolas"/>
-        </w:rPr>
-        <w:t>        Write-Host "[$counter/$($</w:t>
-      </w:r>
-      <w:proofErr w:type="spellStart"/>
-      <w:r>
-        <w:rPr>
-          <w:rFonts w:ascii="Consolas" w:eastAsia="Consolas" w:hAnsi="Consolas" w:cs="Consolas"/>
-        </w:rPr>
-        <w:t>computers.Count</w:t>
-      </w:r>
-      <w:proofErr w:type="spellEnd"/>
-      <w:r>
-        <w:rPr>
-          <w:rFonts w:ascii="Consolas" w:eastAsia="Consolas" w:hAnsi="Consolas" w:cs="Consolas"/>
-        </w:rPr>
-        <w:t>)] Processing $computer..." -</w:t>
-      </w:r>
-      <w:proofErr w:type="spellStart"/>
-      <w:r>
-        <w:rPr>
-          <w:rFonts w:ascii="Consolas" w:eastAsia="Consolas" w:hAnsi="Consolas" w:cs="Consolas"/>
-        </w:rPr>
-        <w:t>ForegroundColor</w:t>
-      </w:r>
-      <w:proofErr w:type="spellEnd"/>
-      <w:r>
-        <w:rPr>
-          <w:rFonts w:ascii="Consolas" w:eastAsia="Consolas" w:hAnsi="Consolas" w:cs="Consolas"/>
-        </w:rPr>
-        <w:t xml:space="preserve"> Yellow</w:t>
-      </w:r>
-    </w:p>
-    <w:p>
-      <w:pPr>
-        <w:shd w:val="clear" w:color="auto" w:fill="F3F4F6"/>
-        <w:rPr>
-          <w:rFonts w:ascii="Consolas" w:eastAsia="Consolas" w:hAnsi="Consolas" w:cs="Consolas"/>
-        </w:rPr>
-      </w:pPr>
-      <w:r>
-        <w:rPr>
-          <w:rFonts w:ascii="Consolas" w:eastAsia="Consolas" w:hAnsi="Consolas" w:cs="Consolas"/>
-        </w:rPr>
-        <w:t>        $result = Join-</w:t>
-      </w:r>
-      <w:proofErr w:type="spellStart"/>
-      <w:r>
-        <w:rPr>
-          <w:rFonts w:ascii="Consolas" w:eastAsia="Consolas" w:hAnsi="Consolas" w:cs="Consolas"/>
-        </w:rPr>
-        <w:t>RemoteComputer</w:t>
-      </w:r>
-      <w:proofErr w:type="spellEnd"/>
-      <w:r>
-        <w:rPr>
-          <w:rFonts w:ascii="Consolas" w:eastAsia="Consolas" w:hAnsi="Consolas" w:cs="Consolas"/>
-        </w:rPr>
-        <w:t xml:space="preserve"> -Computer $computer -Domain $</w:t>
-      </w:r>
-      <w:proofErr w:type="spellStart"/>
-      <w:r>
-        <w:rPr>
-          <w:rFonts w:ascii="Consolas" w:eastAsia="Consolas" w:hAnsi="Consolas" w:cs="Consolas"/>
-        </w:rPr>
-        <w:t>DomainName</w:t>
-      </w:r>
-      <w:proofErr w:type="spellEnd"/>
-      <w:r>
-        <w:rPr>
-          <w:rFonts w:ascii="Consolas" w:eastAsia="Consolas" w:hAnsi="Consolas" w:cs="Consolas"/>
-        </w:rPr>
-        <w:t xml:space="preserve"> -</w:t>
-      </w:r>
-      <w:proofErr w:type="spellStart"/>
-      <w:r>
-        <w:rPr>
-          <w:rFonts w:ascii="Consolas" w:eastAsia="Consolas" w:hAnsi="Consolas" w:cs="Consolas"/>
-        </w:rPr>
-        <w:t>DomainCred</w:t>
-      </w:r>
-      <w:proofErr w:type="spellEnd"/>
-      <w:r>
-        <w:rPr>
-          <w:rFonts w:ascii="Consolas" w:eastAsia="Consolas" w:hAnsi="Consolas" w:cs="Consolas"/>
-        </w:rPr>
-        <w:t xml:space="preserve"> $</w:t>
-      </w:r>
-      <w:proofErr w:type="spellStart"/>
-      <w:r>
-        <w:rPr>
-          <w:rFonts w:ascii="Consolas" w:eastAsia="Consolas" w:hAnsi="Consolas" w:cs="Consolas"/>
-        </w:rPr>
-        <w:t>DomainCredential</w:t>
-      </w:r>
-      <w:proofErr w:type="spellEnd"/>
-      <w:r>
-        <w:rPr>
-          <w:rFonts w:ascii="Consolas" w:eastAsia="Consolas" w:hAnsi="Consolas" w:cs="Consolas"/>
-        </w:rPr>
-        <w:t xml:space="preserve"> `</w:t>
-      </w:r>
-    </w:p>
-    <w:p>
-      <w:pPr>
-        <w:shd w:val="clear" w:color="auto" w:fill="F3F4F6"/>
-        <w:rPr>
-          <w:rFonts w:ascii="Consolas" w:eastAsia="Consolas" w:hAnsi="Consolas" w:cs="Consolas"/>
-        </w:rPr>
-      </w:pPr>
-      <w:r>
-        <w:rPr>
-          <w:rFonts w:ascii="Consolas" w:eastAsia="Consolas" w:hAnsi="Consolas" w:cs="Consolas"/>
-        </w:rPr>
-        <w:t>            -</w:t>
-      </w:r>
-      <w:proofErr w:type="spellStart"/>
-      <w:r>
-        <w:rPr>
-          <w:rFonts w:ascii="Consolas" w:eastAsia="Consolas" w:hAnsi="Consolas" w:cs="Consolas"/>
-        </w:rPr>
-        <w:t>LocalCred</w:t>
-      </w:r>
-      <w:proofErr w:type="spellEnd"/>
-      <w:r>
-        <w:rPr>
-          <w:rFonts w:ascii="Consolas" w:eastAsia="Consolas" w:hAnsi="Consolas" w:cs="Consolas"/>
-        </w:rPr>
-        <w:t xml:space="preserve"> $</w:t>
-      </w:r>
-      <w:proofErr w:type="spellStart"/>
-      <w:r>
-        <w:rPr>
-          <w:rFonts w:ascii="Consolas" w:eastAsia="Consolas" w:hAnsi="Consolas" w:cs="Consolas"/>
-        </w:rPr>
-        <w:t>LocalCredential</w:t>
-      </w:r>
-      <w:proofErr w:type="spellEnd"/>
-      <w:r>
-        <w:rPr>
-          <w:rFonts w:ascii="Consolas" w:eastAsia="Consolas" w:hAnsi="Consolas" w:cs="Consolas"/>
-        </w:rPr>
-        <w:t xml:space="preserve"> -OU $</w:t>
-      </w:r>
-      <w:proofErr w:type="spellStart"/>
-      <w:r>
-        <w:rPr>
-          <w:rFonts w:ascii="Consolas" w:eastAsia="Consolas" w:hAnsi="Consolas" w:cs="Consolas"/>
-        </w:rPr>
-        <w:t>OUPath</w:t>
-      </w:r>
-      <w:proofErr w:type="spellEnd"/>
-      <w:r>
-        <w:rPr>
-          <w:rFonts w:ascii="Consolas" w:eastAsia="Consolas" w:hAnsi="Consolas" w:cs="Consolas"/>
-        </w:rPr>
-        <w:t xml:space="preserve"> -</w:t>
-      </w:r>
-      <w:proofErr w:type="spellStart"/>
-      <w:r>
-        <w:rPr>
-          <w:rFonts w:ascii="Consolas" w:eastAsia="Consolas" w:hAnsi="Consolas" w:cs="Consolas"/>
-        </w:rPr>
-        <w:t>TimeoutSeconds</w:t>
-      </w:r>
-      <w:proofErr w:type="spellEnd"/>
-      <w:r>
-        <w:rPr>
-          <w:rFonts w:ascii="Consolas" w:eastAsia="Consolas" w:hAnsi="Consolas" w:cs="Consolas"/>
-        </w:rPr>
-        <w:t xml:space="preserve"> $</w:t>
-      </w:r>
-      <w:proofErr w:type="spellStart"/>
-      <w:r>
-        <w:rPr>
-          <w:rFonts w:ascii="Consolas" w:eastAsia="Consolas" w:hAnsi="Consolas" w:cs="Consolas"/>
-        </w:rPr>
-        <w:t>RestartTimeoutSeconds</w:t>
-      </w:r>
-      <w:proofErr w:type="spellEnd"/>
-    </w:p>
-    <w:p>
-      <w:pPr>
-        <w:shd w:val="clear" w:color="auto" w:fill="F3F4F6"/>
-        <w:rPr>
-          <w:rFonts w:ascii="Consolas" w:eastAsia="Consolas" w:hAnsi="Consolas" w:cs="Consolas"/>
-        </w:rPr>
-      </w:pPr>
-      <w:r>
-        <w:rPr>
-          <w:rFonts w:ascii="Consolas" w:eastAsia="Consolas" w:hAnsi="Consolas" w:cs="Consolas"/>
-        </w:rPr>
-        <w:t>        $</w:t>
-      </w:r>
-      <w:proofErr w:type="spellStart"/>
-      <w:r>
-        <w:rPr>
-          <w:rFonts w:ascii="Consolas" w:eastAsia="Consolas" w:hAnsi="Consolas" w:cs="Consolas"/>
-        </w:rPr>
-        <w:t>results.Add</w:t>
-      </w:r>
-      <w:proofErr w:type="spellEnd"/>
-      <w:r>
-        <w:rPr>
-          <w:rFonts w:ascii="Consolas" w:eastAsia="Consolas" w:hAnsi="Consolas" w:cs="Consolas"/>
-        </w:rPr>
-        <w:t>($result)</w:t>
-      </w:r>
-    </w:p>
-    <w:p>
-      <w:pPr>
-        <w:shd w:val="clear" w:color="auto" w:fill="F3F4F6"/>
-        <w:rPr>
-          <w:rFonts w:ascii="Consolas" w:eastAsia="Consolas" w:hAnsi="Consolas" w:cs="Consolas"/>
-        </w:rPr>
-      </w:pPr>
-    </w:p>
-    <w:p>
-      <w:pPr>
-        <w:shd w:val="clear" w:color="auto" w:fill="F3F4F6"/>
-        <w:rPr>
-          <w:rFonts w:ascii="Consolas" w:eastAsia="Consolas" w:hAnsi="Consolas" w:cs="Consolas"/>
-        </w:rPr>
-      </w:pPr>
-      <w:r>
-        <w:rPr>
-          <w:rFonts w:ascii="Consolas" w:eastAsia="Consolas" w:hAnsi="Consolas" w:cs="Consolas"/>
-        </w:rPr>
-        <w:t>        $colour = if ($</w:t>
-      </w:r>
-      <w:proofErr w:type="spellStart"/>
-      <w:r>
-        <w:rPr>
-          <w:rFonts w:ascii="Consolas" w:eastAsia="Consolas" w:hAnsi="Consolas" w:cs="Consolas"/>
-        </w:rPr>
-        <w:t>result.JoinedToDomain</w:t>
-      </w:r>
-      <w:proofErr w:type="spellEnd"/>
-      <w:r>
-        <w:rPr>
-          <w:rFonts w:ascii="Consolas" w:eastAsia="Consolas" w:hAnsi="Consolas" w:cs="Consolas"/>
-        </w:rPr>
-        <w:t>) { 'Green' } else { 'Red' }</w:t>
-      </w:r>
-    </w:p>
-    <w:p>
-      <w:pPr>
-        <w:shd w:val="clear" w:color="auto" w:fill="F3F4F6"/>
-        <w:rPr>
-          <w:rFonts w:ascii="Consolas" w:eastAsia="Consolas" w:hAnsi="Consolas" w:cs="Consolas"/>
-        </w:rPr>
-      </w:pPr>
-      <w:r>
-        <w:rPr>
-          <w:rFonts w:ascii="Consolas" w:eastAsia="Consolas" w:hAnsi="Consolas" w:cs="Consolas"/>
-        </w:rPr>
-        <w:t>        Write-Host "    $($</w:t>
-      </w:r>
-      <w:proofErr w:type="spellStart"/>
-      <w:r>
-        <w:rPr>
-          <w:rFonts w:ascii="Consolas" w:eastAsia="Consolas" w:hAnsi="Consolas" w:cs="Consolas"/>
-        </w:rPr>
-        <w:t>result.Status</w:t>
-      </w:r>
-      <w:proofErr w:type="spellEnd"/>
-      <w:r>
-        <w:rPr>
-          <w:rFonts w:ascii="Consolas" w:eastAsia="Consolas" w:hAnsi="Consolas" w:cs="Consolas"/>
-        </w:rPr>
-        <w:t>): $($</w:t>
-      </w:r>
-      <w:proofErr w:type="spellStart"/>
-      <w:r>
-        <w:rPr>
-          <w:rFonts w:ascii="Consolas" w:eastAsia="Consolas" w:hAnsi="Consolas" w:cs="Consolas"/>
-        </w:rPr>
-        <w:t>result.Message</w:t>
-      </w:r>
-      <w:proofErr w:type="spellEnd"/>
-      <w:r>
-        <w:rPr>
-          <w:rFonts w:ascii="Consolas" w:eastAsia="Consolas" w:hAnsi="Consolas" w:cs="Consolas"/>
-        </w:rPr>
-        <w:t>)" -</w:t>
-      </w:r>
-      <w:proofErr w:type="spellStart"/>
-      <w:r>
-        <w:rPr>
-          <w:rFonts w:ascii="Consolas" w:eastAsia="Consolas" w:hAnsi="Consolas" w:cs="Consolas"/>
-        </w:rPr>
-        <w:t>ForegroundColor</w:t>
-      </w:r>
-      <w:proofErr w:type="spellEnd"/>
-      <w:r>
-        <w:rPr>
-          <w:rFonts w:ascii="Consolas" w:eastAsia="Consolas" w:hAnsi="Consolas" w:cs="Consolas"/>
-        </w:rPr>
-        <w:t xml:space="preserve"> $colour</w:t>
+        <w:t>    Write-Progress -Activity "Joining computers to $DomainName" -Status "$computer ($counter of $($computers.Count))" `</w:t>
+      </w:r>
+    </w:p>
+    <w:p>
+      <w:pPr>
+        <w:shd w:val="clear" w:color="auto" w:fill="F3F4F6"/>
+        <w:rPr>
+          <w:rFonts w:ascii="Consolas" w:eastAsia="Consolas" w:hAnsi="Consolas" w:cs="Consolas"/>
+        </w:rPr>
+      </w:pPr>
+      <w:r>
+        <w:rPr>
+          <w:rFonts w:ascii="Consolas" w:eastAsia="Consolas" w:hAnsi="Consolas" w:cs="Consolas"/>
+        </w:rPr>
+        <w:t>        -PercentComplete (($counter / $computers.Count) * 100)</w:t>
+      </w:r>
+    </w:p>
+    <w:p>
+      <w:pPr>
+        <w:shd w:val="clear" w:color="auto" w:fill="F3F4F6"/>
+        <w:rPr>
+          <w:rFonts w:ascii="Consolas" w:eastAsia="Consolas" w:hAnsi="Consolas" w:cs="Consolas"/>
+        </w:rPr>
+      </w:pPr>
+    </w:p>
+    <w:p>
+      <w:pPr>
+        <w:shd w:val="clear" w:color="auto" w:fill="F3F4F6"/>
+        <w:rPr>
+          <w:rFonts w:ascii="Consolas" w:eastAsia="Consolas" w:hAnsi="Consolas" w:cs="Consolas"/>
+        </w:rPr>
+      </w:pPr>
+      <w:r>
+        <w:rPr>
+          <w:rFonts w:ascii="Consolas" w:eastAsia="Consolas" w:hAnsi="Consolas" w:cs="Consolas"/>
+        </w:rPr>
+        <w:t>    if ($PSCmdlet.ShouldProcess($computer, "Join to domain '$DomainName' and restart")) {</w:t>
+      </w:r>
+    </w:p>
+    <w:p>
+      <w:pPr>
+        <w:shd w:val="clear" w:color="auto" w:fill="F3F4F6"/>
+        <w:rPr>
+          <w:rFonts w:ascii="Consolas" w:eastAsia="Consolas" w:hAnsi="Consolas" w:cs="Consolas"/>
+        </w:rPr>
+      </w:pPr>
+      <w:r>
+        <w:rPr>
+          <w:rFonts w:ascii="Consolas" w:eastAsia="Consolas" w:hAnsi="Consolas" w:cs="Consolas"/>
+        </w:rPr>
+        <w:t>        Write-Host "[$counter/$($computers.Count)] Processing $computer..." -ForegroundColor Yellow</w:t>
+      </w:r>
+    </w:p>
+    <w:p>
+      <w:pPr>
+        <w:shd w:val="clear" w:color="auto" w:fill="F3F4F6"/>
+        <w:rPr>
+          <w:rFonts w:ascii="Consolas" w:eastAsia="Consolas" w:hAnsi="Consolas" w:cs="Consolas"/>
+        </w:rPr>
+      </w:pPr>
+      <w:r>
+        <w:rPr>
+          <w:rFonts w:ascii="Consolas" w:eastAsia="Consolas" w:hAnsi="Consolas" w:cs="Consolas"/>
+        </w:rPr>
+        <w:t>        $result = Join-RemoteComputer -Computer $computer -Domain $DomainName -DomainCred $DomainCredential `</w:t>
+      </w:r>
+    </w:p>
+    <w:p>
+      <w:pPr>
+        <w:shd w:val="clear" w:color="auto" w:fill="F3F4F6"/>
+        <w:rPr>
+          <w:rFonts w:ascii="Consolas" w:eastAsia="Consolas" w:hAnsi="Consolas" w:cs="Consolas"/>
+        </w:rPr>
+      </w:pPr>
+      <w:r>
+        <w:rPr>
+          <w:rFonts w:ascii="Consolas" w:eastAsia="Consolas" w:hAnsi="Consolas" w:cs="Consolas"/>
+        </w:rPr>
+        <w:t>            -LocalCred $LocalCredential -OU $OUPath -TimeoutSeconds $RestartTimeoutSeconds</w:t>
+      </w:r>
+    </w:p>
+    <w:p>
+      <w:pPr>
+        <w:shd w:val="clear" w:color="auto" w:fill="F3F4F6"/>
+        <w:rPr>
+          <w:rFonts w:ascii="Consolas" w:eastAsia="Consolas" w:hAnsi="Consolas" w:cs="Consolas"/>
+        </w:rPr>
+      </w:pPr>
+      <w:r>
+        <w:rPr>
+          <w:rFonts w:ascii="Consolas" w:eastAsia="Consolas" w:hAnsi="Consolas" w:cs="Consolas"/>
+        </w:rPr>
+        <w:t>        $results.Add($result)</w:t>
+      </w:r>
+    </w:p>
+    <w:p>
+      <w:pPr>
+        <w:shd w:val="clear" w:color="auto" w:fill="F3F4F6"/>
+        <w:rPr>
+          <w:rFonts w:ascii="Consolas" w:eastAsia="Consolas" w:hAnsi="Consolas" w:cs="Consolas"/>
+        </w:rPr>
+      </w:pPr>
+    </w:p>
+    <w:p>
+      <w:pPr>
+        <w:shd w:val="clear" w:color="auto" w:fill="F3F4F6"/>
+        <w:rPr>
+          <w:rFonts w:ascii="Consolas" w:eastAsia="Consolas" w:hAnsi="Consolas" w:cs="Consolas"/>
+        </w:rPr>
+      </w:pPr>
+      <w:r>
+        <w:rPr>
+          <w:rFonts w:ascii="Consolas" w:eastAsia="Consolas" w:hAnsi="Consolas" w:cs="Consolas"/>
+        </w:rPr>
+        <w:t>        $colour = if ($result.JoinedToDomain) { 'Green' } else { 'Red' }</w:t>
+      </w:r>
+    </w:p>
+    <w:p>
+      <w:pPr>
+        <w:shd w:val="clear" w:color="auto" w:fill="F3F4F6"/>
+        <w:rPr>
+          <w:rFonts w:ascii="Consolas" w:eastAsia="Consolas" w:hAnsi="Consolas" w:cs="Consolas"/>
+        </w:rPr>
+      </w:pPr>
+      <w:r>
+        <w:rPr>
+          <w:rFonts w:ascii="Consolas" w:eastAsia="Consolas" w:hAnsi="Consolas" w:cs="Consolas"/>
+        </w:rPr>
+        <w:t>        Write-Host "    $($result.Status): $($result.Message)" -ForegroundColor $colour</w:t>
       </w:r>
     </w:p>
     <w:p>
@@ -8283,21 +5578,7 @@
         <w:rPr>
           <w:rFonts w:ascii="Consolas" w:eastAsia="Consolas" w:hAnsi="Consolas" w:cs="Consolas"/>
         </w:rPr>
-        <w:t>Write-Progress -Activity "Joining computers to $</w:t>
-      </w:r>
-      <w:proofErr w:type="spellStart"/>
-      <w:r>
-        <w:rPr>
-          <w:rFonts w:ascii="Consolas" w:eastAsia="Consolas" w:hAnsi="Consolas" w:cs="Consolas"/>
-        </w:rPr>
-        <w:t>DomainName</w:t>
-      </w:r>
-      <w:proofErr w:type="spellEnd"/>
-      <w:r>
-        <w:rPr>
-          <w:rFonts w:ascii="Consolas" w:eastAsia="Consolas" w:hAnsi="Consolas" w:cs="Consolas"/>
-        </w:rPr>
-        <w:t>" -Completed</w:t>
+        <w:t>Write-Progress -Activity "Joining computers to $DomainName" -Completed</w:t>
       </w:r>
     </w:p>
     <w:p>
@@ -8333,141 +5614,57 @@
         <w:rPr>
           <w:rFonts w:ascii="Consolas" w:eastAsia="Consolas" w:hAnsi="Consolas" w:cs="Consolas"/>
         </w:rPr>
-        <w:t>if ($</w:t>
-      </w:r>
-      <w:proofErr w:type="spellStart"/>
-      <w:r>
-        <w:rPr>
-          <w:rFonts w:ascii="Consolas" w:eastAsia="Consolas" w:hAnsi="Consolas" w:cs="Consolas"/>
-        </w:rPr>
-        <w:t>results.Count</w:t>
-      </w:r>
-      <w:proofErr w:type="spellEnd"/>
-      <w:r>
-        <w:rPr>
-          <w:rFonts w:ascii="Consolas" w:eastAsia="Consolas" w:hAnsi="Consolas" w:cs="Consolas"/>
-        </w:rPr>
-        <w:t xml:space="preserve"> -</w:t>
-      </w:r>
-      <w:proofErr w:type="spellStart"/>
-      <w:r>
-        <w:rPr>
-          <w:rFonts w:ascii="Consolas" w:eastAsia="Consolas" w:hAnsi="Consolas" w:cs="Consolas"/>
-        </w:rPr>
-        <w:t>gt</w:t>
-      </w:r>
-      <w:proofErr w:type="spellEnd"/>
-      <w:r>
-        <w:rPr>
-          <w:rFonts w:ascii="Consolas" w:eastAsia="Consolas" w:hAnsi="Consolas" w:cs="Consolas"/>
-        </w:rPr>
-        <w:t xml:space="preserve"> 0) {</w:t>
-      </w:r>
-    </w:p>
-    <w:p>
-      <w:pPr>
-        <w:shd w:val="clear" w:color="auto" w:fill="F3F4F6"/>
-        <w:rPr>
-          <w:rFonts w:ascii="Consolas" w:eastAsia="Consolas" w:hAnsi="Consolas" w:cs="Consolas"/>
-        </w:rPr>
-      </w:pPr>
-      <w:r>
-        <w:rPr>
-          <w:rFonts w:ascii="Consolas" w:eastAsia="Consolas" w:hAnsi="Consolas" w:cs="Consolas"/>
-        </w:rPr>
-        <w:t>    $results | Export-Csv -Path $</w:t>
-      </w:r>
-      <w:proofErr w:type="spellStart"/>
-      <w:r>
-        <w:rPr>
-          <w:rFonts w:ascii="Consolas" w:eastAsia="Consolas" w:hAnsi="Consolas" w:cs="Consolas"/>
-        </w:rPr>
-        <w:t>ReportPath</w:t>
-      </w:r>
-      <w:proofErr w:type="spellEnd"/>
-      <w:r>
-        <w:rPr>
-          <w:rFonts w:ascii="Consolas" w:eastAsia="Consolas" w:hAnsi="Consolas" w:cs="Consolas"/>
-        </w:rPr>
-        <w:t xml:space="preserve"> -</w:t>
-      </w:r>
-      <w:proofErr w:type="spellStart"/>
-      <w:r>
-        <w:rPr>
-          <w:rFonts w:ascii="Consolas" w:eastAsia="Consolas" w:hAnsi="Consolas" w:cs="Consolas"/>
-        </w:rPr>
-        <w:t>NoTypeInformation</w:t>
-      </w:r>
-      <w:proofErr w:type="spellEnd"/>
-      <w:r>
-        <w:rPr>
-          <w:rFonts w:ascii="Consolas" w:eastAsia="Consolas" w:hAnsi="Consolas" w:cs="Consolas"/>
-        </w:rPr>
-        <w:t xml:space="preserve"> -Encoding UTF8</w:t>
-      </w:r>
-    </w:p>
-    <w:p>
-      <w:pPr>
-        <w:shd w:val="clear" w:color="auto" w:fill="F3F4F6"/>
-        <w:rPr>
-          <w:rFonts w:ascii="Consolas" w:eastAsia="Consolas" w:hAnsi="Consolas" w:cs="Consolas"/>
-        </w:rPr>
-      </w:pPr>
-    </w:p>
-    <w:p>
-      <w:pPr>
-        <w:shd w:val="clear" w:color="auto" w:fill="F3F4F6"/>
-        <w:rPr>
-          <w:rFonts w:ascii="Consolas" w:eastAsia="Consolas" w:hAnsi="Consolas" w:cs="Consolas"/>
-        </w:rPr>
-      </w:pPr>
-      <w:r>
-        <w:rPr>
-          <w:rFonts w:ascii="Consolas" w:eastAsia="Consolas" w:hAnsi="Consolas" w:cs="Consolas"/>
-        </w:rPr>
-        <w:t>    $joined = @($results | Where-Object { $_.</w:t>
-      </w:r>
-      <w:proofErr w:type="spellStart"/>
-      <w:r>
-        <w:rPr>
-          <w:rFonts w:ascii="Consolas" w:eastAsia="Consolas" w:hAnsi="Consolas" w:cs="Consolas"/>
-        </w:rPr>
-        <w:t>JoinedToDomain</w:t>
-      </w:r>
-      <w:proofErr w:type="spellEnd"/>
-      <w:r>
-        <w:rPr>
-          <w:rFonts w:ascii="Consolas" w:eastAsia="Consolas" w:hAnsi="Consolas" w:cs="Consolas"/>
-        </w:rPr>
-        <w:t xml:space="preserve"> }).Count</w:t>
-      </w:r>
-    </w:p>
-    <w:p>
-      <w:pPr>
-        <w:shd w:val="clear" w:color="auto" w:fill="F3F4F6"/>
-        <w:rPr>
-          <w:rFonts w:ascii="Consolas" w:eastAsia="Consolas" w:hAnsi="Consolas" w:cs="Consolas"/>
-        </w:rPr>
-      </w:pPr>
-      <w:r>
-        <w:rPr>
-          <w:rFonts w:ascii="Consolas" w:eastAsia="Consolas" w:hAnsi="Consolas" w:cs="Consolas"/>
-        </w:rPr>
-        <w:t>    $failed = $</w:t>
-      </w:r>
-      <w:proofErr w:type="spellStart"/>
-      <w:r>
-        <w:rPr>
-          <w:rFonts w:ascii="Consolas" w:eastAsia="Consolas" w:hAnsi="Consolas" w:cs="Consolas"/>
-        </w:rPr>
-        <w:t>results.Count</w:t>
-      </w:r>
-      <w:proofErr w:type="spellEnd"/>
-      <w:r>
-        <w:rPr>
-          <w:rFonts w:ascii="Consolas" w:eastAsia="Consolas" w:hAnsi="Consolas" w:cs="Consolas"/>
-        </w:rPr>
-        <w:t xml:space="preserve"> - $joined</w:t>
+        <w:t>if ($results.Count -gt 0) {</w:t>
+      </w:r>
+    </w:p>
+    <w:p>
+      <w:pPr>
+        <w:shd w:val="clear" w:color="auto" w:fill="F3F4F6"/>
+        <w:rPr>
+          <w:rFonts w:ascii="Consolas" w:eastAsia="Consolas" w:hAnsi="Consolas" w:cs="Consolas"/>
+        </w:rPr>
+      </w:pPr>
+      <w:r>
+        <w:rPr>
+          <w:rFonts w:ascii="Consolas" w:eastAsia="Consolas" w:hAnsi="Consolas" w:cs="Consolas"/>
+        </w:rPr>
+        <w:t>    $results | Export-Csv -Path $ReportPath -NoTypeInformation -Encoding UTF8</w:t>
+      </w:r>
+    </w:p>
+    <w:p>
+      <w:pPr>
+        <w:shd w:val="clear" w:color="auto" w:fill="F3F4F6"/>
+        <w:rPr>
+          <w:rFonts w:ascii="Consolas" w:eastAsia="Consolas" w:hAnsi="Consolas" w:cs="Consolas"/>
+        </w:rPr>
+      </w:pPr>
+    </w:p>
+    <w:p>
+      <w:pPr>
+        <w:shd w:val="clear" w:color="auto" w:fill="F3F4F6"/>
+        <w:rPr>
+          <w:rFonts w:ascii="Consolas" w:eastAsia="Consolas" w:hAnsi="Consolas" w:cs="Consolas"/>
+        </w:rPr>
+      </w:pPr>
+      <w:r>
+        <w:rPr>
+          <w:rFonts w:ascii="Consolas" w:eastAsia="Consolas" w:hAnsi="Consolas" w:cs="Consolas"/>
+        </w:rPr>
+        <w:t>    $joined = @($results | Where-Object { $_.JoinedToDomain }).Count</w:t>
+      </w:r>
+    </w:p>
+    <w:p>
+      <w:pPr>
+        <w:shd w:val="clear" w:color="auto" w:fill="F3F4F6"/>
+        <w:rPr>
+          <w:rFonts w:ascii="Consolas" w:eastAsia="Consolas" w:hAnsi="Consolas" w:cs="Consolas"/>
+        </w:rPr>
+      </w:pPr>
+      <w:r>
+        <w:rPr>
+          <w:rFonts w:ascii="Consolas" w:eastAsia="Consolas" w:hAnsi="Consolas" w:cs="Consolas"/>
+        </w:rPr>
+        <w:t>    $failed = $results.Count - $joined</w:t>
       </w:r>
     </w:p>
     <w:p>
@@ -8503,231 +5700,91 @@
         <w:rPr>
           <w:rFonts w:ascii="Consolas" w:eastAsia="Consolas" w:hAnsi="Consolas" w:cs="Consolas"/>
         </w:rPr>
-        <w:t>    Write-Host '===== Domain Join Report =====' -</w:t>
-      </w:r>
-      <w:proofErr w:type="spellStart"/>
-      <w:r>
-        <w:rPr>
-          <w:rFonts w:ascii="Consolas" w:eastAsia="Consolas" w:hAnsi="Consolas" w:cs="Consolas"/>
-        </w:rPr>
-        <w:t>ForegroundColor</w:t>
-      </w:r>
-      <w:proofErr w:type="spellEnd"/>
-      <w:r>
-        <w:rPr>
-          <w:rFonts w:ascii="Consolas" w:eastAsia="Consolas" w:hAnsi="Consolas" w:cs="Consolas"/>
-        </w:rPr>
-        <w:t xml:space="preserve"> Cyan</w:t>
-      </w:r>
-    </w:p>
-    <w:p>
-      <w:pPr>
-        <w:shd w:val="clear" w:color="auto" w:fill="F3F4F6"/>
-        <w:rPr>
-          <w:rFonts w:ascii="Consolas" w:eastAsia="Consolas" w:hAnsi="Consolas" w:cs="Consolas"/>
-        </w:rPr>
-      </w:pPr>
-      <w:r>
-        <w:rPr>
-          <w:rFonts w:ascii="Consolas" w:eastAsia="Consolas" w:hAnsi="Consolas" w:cs="Consolas"/>
-        </w:rPr>
-        <w:t xml:space="preserve">    $results | Format-Table -Property </w:t>
-      </w:r>
-      <w:proofErr w:type="spellStart"/>
-      <w:r>
-        <w:rPr>
-          <w:rFonts w:ascii="Consolas" w:eastAsia="Consolas" w:hAnsi="Consolas" w:cs="Consolas"/>
-        </w:rPr>
-        <w:t>ComputerName</w:t>
-      </w:r>
-      <w:proofErr w:type="spellEnd"/>
-      <w:r>
-        <w:rPr>
-          <w:rFonts w:ascii="Consolas" w:eastAsia="Consolas" w:hAnsi="Consolas" w:cs="Consolas"/>
-        </w:rPr>
-        <w:t xml:space="preserve">, Status, Restarted, </w:t>
-      </w:r>
-      <w:proofErr w:type="spellStart"/>
-      <w:r>
-        <w:rPr>
-          <w:rFonts w:ascii="Consolas" w:eastAsia="Consolas" w:hAnsi="Consolas" w:cs="Consolas"/>
-        </w:rPr>
-        <w:t>JoinedToDomain</w:t>
-      </w:r>
-      <w:proofErr w:type="spellEnd"/>
-      <w:r>
-        <w:rPr>
-          <w:rFonts w:ascii="Consolas" w:eastAsia="Consolas" w:hAnsi="Consolas" w:cs="Consolas"/>
-        </w:rPr>
-        <w:t>, Message -</w:t>
-      </w:r>
-      <w:proofErr w:type="spellStart"/>
-      <w:r>
-        <w:rPr>
-          <w:rFonts w:ascii="Consolas" w:eastAsia="Consolas" w:hAnsi="Consolas" w:cs="Consolas"/>
-        </w:rPr>
-        <w:t>AutoSize</w:t>
-      </w:r>
-      <w:proofErr w:type="spellEnd"/>
-      <w:r>
-        <w:rPr>
-          <w:rFonts w:ascii="Consolas" w:eastAsia="Consolas" w:hAnsi="Consolas" w:cs="Consolas"/>
-        </w:rPr>
-        <w:t xml:space="preserve"> -Wrap</w:t>
-      </w:r>
-    </w:p>
-    <w:p>
-      <w:pPr>
-        <w:shd w:val="clear" w:color="auto" w:fill="F3F4F6"/>
-        <w:rPr>
-          <w:rFonts w:ascii="Consolas" w:eastAsia="Consolas" w:hAnsi="Consolas" w:cs="Consolas"/>
-        </w:rPr>
-      </w:pPr>
-      <w:r>
-        <w:rPr>
-          <w:rFonts w:ascii="Consolas" w:eastAsia="Consolas" w:hAnsi="Consolas" w:cs="Consolas"/>
-        </w:rPr>
-        <w:t>    Write-Host "Domain          : $</w:t>
-      </w:r>
-      <w:proofErr w:type="spellStart"/>
-      <w:r>
-        <w:rPr>
-          <w:rFonts w:ascii="Consolas" w:eastAsia="Consolas" w:hAnsi="Consolas" w:cs="Consolas"/>
-        </w:rPr>
-        <w:t>DomainName</w:t>
-      </w:r>
-      <w:proofErr w:type="spellEnd"/>
-      <w:r>
-        <w:rPr>
-          <w:rFonts w:ascii="Consolas" w:eastAsia="Consolas" w:hAnsi="Consolas" w:cs="Consolas"/>
-        </w:rPr>
-        <w:t>"</w:t>
-      </w:r>
-    </w:p>
-    <w:p>
-      <w:pPr>
-        <w:shd w:val="clear" w:color="auto" w:fill="F3F4F6"/>
-        <w:rPr>
-          <w:rFonts w:ascii="Consolas" w:eastAsia="Consolas" w:hAnsi="Consolas" w:cs="Consolas"/>
-        </w:rPr>
-      </w:pPr>
-      <w:r>
-        <w:rPr>
-          <w:rFonts w:ascii="Consolas" w:eastAsia="Consolas" w:hAnsi="Consolas" w:cs="Consolas"/>
-        </w:rPr>
-        <w:t>    Write-Host "Total computers : $($</w:t>
-      </w:r>
-      <w:proofErr w:type="spellStart"/>
-      <w:r>
-        <w:rPr>
-          <w:rFonts w:ascii="Consolas" w:eastAsia="Consolas" w:hAnsi="Consolas" w:cs="Consolas"/>
-        </w:rPr>
-        <w:t>results.Count</w:t>
-      </w:r>
-      <w:proofErr w:type="spellEnd"/>
-      <w:r>
-        <w:rPr>
-          <w:rFonts w:ascii="Consolas" w:eastAsia="Consolas" w:hAnsi="Consolas" w:cs="Consolas"/>
-        </w:rPr>
-        <w:t>)"</w:t>
-      </w:r>
-    </w:p>
-    <w:p>
-      <w:pPr>
-        <w:shd w:val="clear" w:color="auto" w:fill="F3F4F6"/>
-        <w:rPr>
-          <w:rFonts w:ascii="Consolas" w:eastAsia="Consolas" w:hAnsi="Consolas" w:cs="Consolas"/>
-        </w:rPr>
-      </w:pPr>
-      <w:r>
-        <w:rPr>
-          <w:rFonts w:ascii="Consolas" w:eastAsia="Consolas" w:hAnsi="Consolas" w:cs="Consolas"/>
-        </w:rPr>
-        <w:t>    Write-Host "In domain       : $joined" -</w:t>
-      </w:r>
-      <w:proofErr w:type="spellStart"/>
-      <w:r>
-        <w:rPr>
-          <w:rFonts w:ascii="Consolas" w:eastAsia="Consolas" w:hAnsi="Consolas" w:cs="Consolas"/>
-        </w:rPr>
-        <w:t>ForegroundColor</w:t>
-      </w:r>
-      <w:proofErr w:type="spellEnd"/>
-      <w:r>
-        <w:rPr>
-          <w:rFonts w:ascii="Consolas" w:eastAsia="Consolas" w:hAnsi="Consolas" w:cs="Consolas"/>
-        </w:rPr>
-        <w:t xml:space="preserve"> Green</w:t>
-      </w:r>
-    </w:p>
-    <w:p>
-      <w:pPr>
-        <w:shd w:val="clear" w:color="auto" w:fill="F3F4F6"/>
-        <w:rPr>
-          <w:rFonts w:ascii="Consolas" w:eastAsia="Consolas" w:hAnsi="Consolas" w:cs="Consolas"/>
-        </w:rPr>
-      </w:pPr>
-      <w:r>
-        <w:rPr>
-          <w:rFonts w:ascii="Consolas" w:eastAsia="Consolas" w:hAnsi="Consolas" w:cs="Consolas"/>
-        </w:rPr>
-        <w:t>    Write-Host "Failed          : $failed" -</w:t>
-      </w:r>
-      <w:proofErr w:type="spellStart"/>
-      <w:r>
-        <w:rPr>
-          <w:rFonts w:ascii="Consolas" w:eastAsia="Consolas" w:hAnsi="Consolas" w:cs="Consolas"/>
-        </w:rPr>
-        <w:t>ForegroundColor</w:t>
-      </w:r>
-      <w:proofErr w:type="spellEnd"/>
-      <w:r>
-        <w:rPr>
-          <w:rFonts w:ascii="Consolas" w:eastAsia="Consolas" w:hAnsi="Consolas" w:cs="Consolas"/>
-        </w:rPr>
-        <w:t xml:space="preserve"> $(if ($failed) { 'Red' } else { 'Green' })</w:t>
-      </w:r>
-    </w:p>
-    <w:p>
-      <w:pPr>
-        <w:shd w:val="clear" w:color="auto" w:fill="F3F4F6"/>
-        <w:rPr>
-          <w:rFonts w:ascii="Consolas" w:eastAsia="Consolas" w:hAnsi="Consolas" w:cs="Consolas"/>
-        </w:rPr>
-      </w:pPr>
-      <w:r>
-        <w:rPr>
-          <w:rFonts w:ascii="Consolas" w:eastAsia="Consolas" w:hAnsi="Consolas" w:cs="Consolas"/>
-        </w:rPr>
-        <w:t>    Write-Host "Report saved to : $</w:t>
-      </w:r>
-      <w:proofErr w:type="spellStart"/>
-      <w:r>
-        <w:rPr>
-          <w:rFonts w:ascii="Consolas" w:eastAsia="Consolas" w:hAnsi="Consolas" w:cs="Consolas"/>
-        </w:rPr>
-        <w:t>ReportPath</w:t>
-      </w:r>
-      <w:proofErr w:type="spellEnd"/>
-      <w:r>
-        <w:rPr>
-          <w:rFonts w:ascii="Consolas" w:eastAsia="Consolas" w:hAnsi="Consolas" w:cs="Consolas"/>
-        </w:rPr>
-        <w:t>" -</w:t>
-      </w:r>
-      <w:proofErr w:type="spellStart"/>
-      <w:r>
-        <w:rPr>
-          <w:rFonts w:ascii="Consolas" w:eastAsia="Consolas" w:hAnsi="Consolas" w:cs="Consolas"/>
-        </w:rPr>
-        <w:t>ForegroundColor</w:t>
-      </w:r>
-      <w:proofErr w:type="spellEnd"/>
-      <w:r>
-        <w:rPr>
-          <w:rFonts w:ascii="Consolas" w:eastAsia="Consolas" w:hAnsi="Consolas" w:cs="Consolas"/>
-        </w:rPr>
-        <w:t xml:space="preserve"> Cyan</w:t>
+        <w:t>    Write-Host '===== Domain Join Report =====' -ForegroundColor Cyan</w:t>
+      </w:r>
+    </w:p>
+    <w:p>
+      <w:pPr>
+        <w:shd w:val="clear" w:color="auto" w:fill="F3F4F6"/>
+        <w:rPr>
+          <w:rFonts w:ascii="Consolas" w:eastAsia="Consolas" w:hAnsi="Consolas" w:cs="Consolas"/>
+        </w:rPr>
+      </w:pPr>
+      <w:r>
+        <w:rPr>
+          <w:rFonts w:ascii="Consolas" w:eastAsia="Consolas" w:hAnsi="Consolas" w:cs="Consolas"/>
+        </w:rPr>
+        <w:t>    $results | Format-Table -Property ComputerName, Status, Restarted, JoinedToDomain, Message -AutoSize -Wrap</w:t>
+      </w:r>
+    </w:p>
+    <w:p>
+      <w:pPr>
+        <w:shd w:val="clear" w:color="auto" w:fill="F3F4F6"/>
+        <w:rPr>
+          <w:rFonts w:ascii="Consolas" w:eastAsia="Consolas" w:hAnsi="Consolas" w:cs="Consolas"/>
+        </w:rPr>
+      </w:pPr>
+      <w:r>
+        <w:rPr>
+          <w:rFonts w:ascii="Consolas" w:eastAsia="Consolas" w:hAnsi="Consolas" w:cs="Consolas"/>
+        </w:rPr>
+        <w:t>    Write-Host "Domain          : $DomainName"</w:t>
+      </w:r>
+    </w:p>
+    <w:p>
+      <w:pPr>
+        <w:shd w:val="clear" w:color="auto" w:fill="F3F4F6"/>
+        <w:rPr>
+          <w:rFonts w:ascii="Consolas" w:eastAsia="Consolas" w:hAnsi="Consolas" w:cs="Consolas"/>
+        </w:rPr>
+      </w:pPr>
+      <w:r>
+        <w:rPr>
+          <w:rFonts w:ascii="Consolas" w:eastAsia="Consolas" w:hAnsi="Consolas" w:cs="Consolas"/>
+        </w:rPr>
+        <w:t>    Write-Host "Total computers : $($results.Count)"</w:t>
+      </w:r>
+    </w:p>
+    <w:p>
+      <w:pPr>
+        <w:shd w:val="clear" w:color="auto" w:fill="F3F4F6"/>
+        <w:rPr>
+          <w:rFonts w:ascii="Consolas" w:eastAsia="Consolas" w:hAnsi="Consolas" w:cs="Consolas"/>
+        </w:rPr>
+      </w:pPr>
+      <w:r>
+        <w:rPr>
+          <w:rFonts w:ascii="Consolas" w:eastAsia="Consolas" w:hAnsi="Consolas" w:cs="Consolas"/>
+        </w:rPr>
+        <w:t>    Write-Host "In domain       : $joined" -ForegroundColor Green</w:t>
+      </w:r>
+    </w:p>
+    <w:p>
+      <w:pPr>
+        <w:shd w:val="clear" w:color="auto" w:fill="F3F4F6"/>
+        <w:rPr>
+          <w:rFonts w:ascii="Consolas" w:eastAsia="Consolas" w:hAnsi="Consolas" w:cs="Consolas"/>
+        </w:rPr>
+      </w:pPr>
+      <w:r>
+        <w:rPr>
+          <w:rFonts w:ascii="Consolas" w:eastAsia="Consolas" w:hAnsi="Consolas" w:cs="Consolas"/>
+        </w:rPr>
+        <w:t>    Write-Host "Failed          : $failed" -ForegroundColor $(if ($failed) { 'Red' } else { 'Green' })</w:t>
+      </w:r>
+    </w:p>
+    <w:p>
+      <w:pPr>
+        <w:shd w:val="clear" w:color="auto" w:fill="F3F4F6"/>
+        <w:rPr>
+          <w:rFonts w:ascii="Consolas" w:eastAsia="Consolas" w:hAnsi="Consolas" w:cs="Consolas"/>
+        </w:rPr>
+      </w:pPr>
+      <w:r>
+        <w:rPr>
+          <w:rFonts w:ascii="Consolas" w:eastAsia="Consolas" w:hAnsi="Consolas" w:cs="Consolas"/>
+        </w:rPr>
+        <w:t>    Write-Host "Report saved to : $ReportPath" -ForegroundColor Cyan</w:t>
       </w:r>
     </w:p>
     <w:p>
@@ -8786,25 +5843,7 @@
           <w:szCs w:val="22"/>
         </w:rPr>
         <w:lastRenderedPageBreak/>
-        <w:t xml:space="preserve">This assignment showed me how much time and risk PowerShell can remove from a routine administration task. Joining machines one at a time through the GUI is fine for one computer, but reading the list from a CSV file and looping through it makes the process repeatable and consistent for any number of computers. Running the script from the VS Code terminal on my laptop through Enter-PSSession also showed me how administrators really work: I never had to log into the domain controller's desktop, but I first had to add the DC to </w:t>
-      </w:r>
-      <w:proofErr w:type="spellStart"/>
-      <w:r>
-        <w:rPr>
-          <w:rFonts w:ascii="Calibri" w:eastAsia="Calibri" w:hAnsi="Calibri" w:cs="Calibri"/>
-          <w:sz w:val="22"/>
-          <w:szCs w:val="22"/>
-        </w:rPr>
-        <w:t>TrustedHosts</w:t>
-      </w:r>
-      <w:proofErr w:type="spellEnd"/>
-      <w:r>
-        <w:rPr>
-          <w:rFonts w:ascii="Calibri" w:eastAsia="Calibri" w:hAnsi="Calibri" w:cs="Calibri"/>
-          <w:sz w:val="22"/>
-          <w:szCs w:val="22"/>
-        </w:rPr>
-        <w:t xml:space="preserve"> because my laptop is not a domain member. The hardest part was not the Add-Computer command itself but everything around it: the client had to use the domain controller for DNS, remote WMI had to be allowed through the firewall, and a restart is required before the join takes effect. Building in the reachability check, the restart-and-wait step and the post-restart verification taught me that a script should confirm its own results instead of assuming a command worked. As a cyber security student, I also noticed that the course examples stored a domain admin password in plain text and suggested turning off the firewall. I replaced these with Get-Credential prompts and a targeted WMI firewall rule, because automation scripts are often shared or left on servers, and a leaked domain admin password would give an attacker control of the whole domain. Overall, the assignment improved my understanding of Active Directory, PowerShell remoting, error handling with try/catch, and writing scripts that are both useful and secure.</w:t>
+        <w:t>This assignment showed me how much time and risk PowerShell can remove from a routine administration task. Joining machines one at a time through the GUI is fine for one computer, but reading the list from a CSV file and looping through it makes the process repeatable and consistent for any number of computers. Running the script from the VS Code terminal on my laptop through Enter-PSSession also showed me how administrators really work: I never had to log into the domain controller's desktop, but I first had to add the DC to TrustedHosts because my laptop is not a domain member. The hardest part was not the Add-Computer command itself but everything around it: the client had to use the domain controller for DNS, remote WMI had to be allowed through the firewall, and a restart is required before the join takes effect. Building in the reachability check, the restart-and-wait step and the post-restart verification taught me that a script should confirm its own results instead of assuming a command worked. As a cyber security student, I also noticed that the course examples stored a domain admin password in plain text and suggested turning off the firewall. I replaced these with Get-Credential prompts and a targeted WMI firewall rule, because automation scripts are often shared or left on servers, and a leaked domain admin password would give an attacker control of the whole domain. Overall, the assignment improved my understanding of Active Directory, PowerShell remoting, error handling with try/catch, and writing scripts that are both useful and secure.</w:t>
       </w:r>
     </w:p>
     <w:sectPr>
@@ -8850,27 +5889,7 @@
         <w:sz w:val="18"/>
         <w:szCs w:val="18"/>
       </w:rPr>
-      <w:t>Kashif Sharma – Join-</w:t>
-    </w:r>
-    <w:proofErr w:type="spellStart"/>
-    <w:r>
-      <w:rPr>
-        <w:rFonts w:ascii="Calibri" w:eastAsia="Calibri" w:hAnsi="Calibri" w:cs="Calibri"/>
-        <w:color w:val="7F7F7F"/>
-        <w:sz w:val="18"/>
-        <w:szCs w:val="18"/>
-      </w:rPr>
-      <w:t>ComputersToDomain</w:t>
-    </w:r>
-    <w:proofErr w:type="spellEnd"/>
-    <w:r>
-      <w:rPr>
-        <w:rFonts w:ascii="Calibri" w:eastAsia="Calibri" w:hAnsi="Calibri" w:cs="Calibri"/>
-        <w:color w:val="7F7F7F"/>
-        <w:sz w:val="18"/>
-        <w:szCs w:val="18"/>
-      </w:rPr>
-      <w:t xml:space="preserve">   |   Page </w:t>
+      <w:t xml:space="preserve">Kashif Sharma – Join-ComputersToDomain   |   Page </w:t>
     </w:r>
     <w:r>
       <w:rPr>
